--- a/docs/01_项目计划书.docx
+++ b/docs/01_项目计划书.docx
@@ -150,8 +150,7 @@
         <w:pStyle w:val="2"/>
         <w:spacing w:before="360" w:after="240"/>
       </w:pPr>
-      <w:bookmarkStart w:id="0" w:name="_Toc8878"/>
-      <w:bookmarkStart w:id="31" w:name="_GoBack"/>
+      <w:bookmarkStart w:id="0" w:name="_Toc13773"/>
       <w:r>
         <w:rPr>
           <w:rFonts w:ascii="黑体" w:hAnsi="黑体" w:eastAsia="黑体" w:cs="黑体"/>
@@ -164,7 +163,6 @@
       </w:r>
       <w:bookmarkEnd w:id="0"/>
     </w:p>
-    <w:bookmarkEnd w:id="31"/>
     <w:tbl>
       <w:tblPr>
         <w:tblStyle w:val="14"/>
@@ -531,7 +529,7 @@
                 <w:sz w:val="20"/>
                 <w:szCs w:val="20"/>
               </w:rPr>
-              <w:t>组员1-4提供各模块开发数据，组员5统筹文档撰写与格式规范</w:t>
+              <w:t>组员1（颜瑞）-4提供各模块开发数据，组员5（柯康锐）统筹文档撰写与格式规范</w:t>
             </w:r>
           </w:p>
         </w:tc>
@@ -547,7 +545,7 @@
         <w:pStyle w:val="2"/>
         <w:spacing w:before="360" w:after="240"/>
       </w:pPr>
-      <w:bookmarkStart w:id="1" w:name="_Toc16648"/>
+      <w:bookmarkStart w:id="1" w:name="_Toc21144"/>
       <w:r>
         <w:rPr>
           <w:rFonts w:ascii="黑体" w:hAnsi="黑体" w:eastAsia="黑体" w:cs="黑体"/>
@@ -563,7 +561,7 @@
     <w:sdt>
       <w:sdtPr>
         <w:alias w:val="目录"/>
-        <w:id w:val="147470805"/>
+        <w:id w:val="147461187"/>
       </w:sdtPr>
       <w:sdtContent>
         <w:p>
@@ -595,7 +593,7 @@
             <w:fldChar w:fldCharType="begin"/>
           </w:r>
           <w:r>
-            <w:instrText xml:space="preserve"> HYPERLINK \l _Toc8878 </w:instrText>
+            <w:instrText xml:space="preserve"> HYPERLINK \l _Toc13773 </w:instrText>
           </w:r>
           <w:r>
             <w:fldChar w:fldCharType="separate"/>
@@ -615,7 +613,7 @@
             <w:fldChar w:fldCharType="begin"/>
           </w:r>
           <w:r>
-            <w:instrText xml:space="preserve"> PAGEREF _Toc8878 \h </w:instrText>
+            <w:instrText xml:space="preserve"> PAGEREF _Toc13773 \h </w:instrText>
           </w:r>
           <w:r>
             <w:fldChar w:fldCharType="separate"/>
@@ -641,7 +639,7 @@
             <w:fldChar w:fldCharType="begin"/>
           </w:r>
           <w:r>
-            <w:instrText xml:space="preserve"> HYPERLINK \l _Toc16648 </w:instrText>
+            <w:instrText xml:space="preserve"> HYPERLINK \l _Toc21144 </w:instrText>
           </w:r>
           <w:r>
             <w:fldChar w:fldCharType="separate"/>
@@ -661,7 +659,7 @@
             <w:fldChar w:fldCharType="begin"/>
           </w:r>
           <w:r>
-            <w:instrText xml:space="preserve"> PAGEREF _Toc16648 \h </w:instrText>
+            <w:instrText xml:space="preserve"> PAGEREF _Toc21144 \h </w:instrText>
           </w:r>
           <w:r>
             <w:fldChar w:fldCharType="separate"/>
@@ -687,7 +685,7 @@
             <w:fldChar w:fldCharType="begin"/>
           </w:r>
           <w:r>
-            <w:instrText xml:space="preserve"> HYPERLINK \l _Toc19018 </w:instrText>
+            <w:instrText xml:space="preserve"> HYPERLINK \l _Toc29173 </w:instrText>
           </w:r>
           <w:r>
             <w:fldChar w:fldCharType="separate"/>
@@ -707,7 +705,7 @@
             <w:fldChar w:fldCharType="begin"/>
           </w:r>
           <w:r>
-            <w:instrText xml:space="preserve"> PAGEREF _Toc19018 \h </w:instrText>
+            <w:instrText xml:space="preserve"> PAGEREF _Toc29173 \h </w:instrText>
           </w:r>
           <w:r>
             <w:fldChar w:fldCharType="separate"/>
@@ -733,7 +731,7 @@
             <w:fldChar w:fldCharType="begin"/>
           </w:r>
           <w:r>
-            <w:instrText xml:space="preserve"> HYPERLINK \l _Toc1411 </w:instrText>
+            <w:instrText xml:space="preserve"> HYPERLINK \l _Toc16918 </w:instrText>
           </w:r>
           <w:r>
             <w:fldChar w:fldCharType="separate"/>
@@ -753,7 +751,7 @@
             <w:fldChar w:fldCharType="begin"/>
           </w:r>
           <w:r>
-            <w:instrText xml:space="preserve"> PAGEREF _Toc1411 \h </w:instrText>
+            <w:instrText xml:space="preserve"> PAGEREF _Toc16918 \h </w:instrText>
           </w:r>
           <w:r>
             <w:fldChar w:fldCharType="separate"/>
@@ -779,7 +777,7 @@
             <w:fldChar w:fldCharType="begin"/>
           </w:r>
           <w:r>
-            <w:instrText xml:space="preserve"> HYPERLINK \l _Toc779 </w:instrText>
+            <w:instrText xml:space="preserve"> HYPERLINK \l _Toc22711 </w:instrText>
           </w:r>
           <w:r>
             <w:fldChar w:fldCharType="separate"/>
@@ -799,7 +797,7 @@
             <w:fldChar w:fldCharType="begin"/>
           </w:r>
           <w:r>
-            <w:instrText xml:space="preserve"> PAGEREF _Toc779 \h </w:instrText>
+            <w:instrText xml:space="preserve"> PAGEREF _Toc22711 \h </w:instrText>
           </w:r>
           <w:r>
             <w:fldChar w:fldCharType="separate"/>
@@ -825,7 +823,7 @@
             <w:fldChar w:fldCharType="begin"/>
           </w:r>
           <w:r>
-            <w:instrText xml:space="preserve"> HYPERLINK \l _Toc8268 </w:instrText>
+            <w:instrText xml:space="preserve"> HYPERLINK \l _Toc2739 </w:instrText>
           </w:r>
           <w:r>
             <w:fldChar w:fldCharType="separate"/>
@@ -845,7 +843,7 @@
             <w:fldChar w:fldCharType="begin"/>
           </w:r>
           <w:r>
-            <w:instrText xml:space="preserve"> PAGEREF _Toc8268 \h </w:instrText>
+            <w:instrText xml:space="preserve"> PAGEREF _Toc2739 \h </w:instrText>
           </w:r>
           <w:r>
             <w:fldChar w:fldCharType="separate"/>
@@ -871,7 +869,7 @@
             <w:fldChar w:fldCharType="begin"/>
           </w:r>
           <w:r>
-            <w:instrText xml:space="preserve"> HYPERLINK \l _Toc23726 </w:instrText>
+            <w:instrText xml:space="preserve"> HYPERLINK \l _Toc12886 </w:instrText>
           </w:r>
           <w:r>
             <w:fldChar w:fldCharType="separate"/>
@@ -891,7 +889,7 @@
             <w:fldChar w:fldCharType="begin"/>
           </w:r>
           <w:r>
-            <w:instrText xml:space="preserve"> PAGEREF _Toc23726 \h </w:instrText>
+            <w:instrText xml:space="preserve"> PAGEREF _Toc12886 \h </w:instrText>
           </w:r>
           <w:r>
             <w:fldChar w:fldCharType="separate"/>
@@ -917,7 +915,7 @@
             <w:fldChar w:fldCharType="begin"/>
           </w:r>
           <w:r>
-            <w:instrText xml:space="preserve"> HYPERLINK \l _Toc10767 </w:instrText>
+            <w:instrText xml:space="preserve"> HYPERLINK \l _Toc25881 </w:instrText>
           </w:r>
           <w:r>
             <w:fldChar w:fldCharType="separate"/>
@@ -937,7 +935,7 @@
             <w:fldChar w:fldCharType="begin"/>
           </w:r>
           <w:r>
-            <w:instrText xml:space="preserve"> PAGEREF _Toc10767 \h </w:instrText>
+            <w:instrText xml:space="preserve"> PAGEREF _Toc25881 \h </w:instrText>
           </w:r>
           <w:r>
             <w:fldChar w:fldCharType="separate"/>
@@ -963,7 +961,7 @@
             <w:fldChar w:fldCharType="begin"/>
           </w:r>
           <w:r>
-            <w:instrText xml:space="preserve"> HYPERLINK \l _Toc15750 </w:instrText>
+            <w:instrText xml:space="preserve"> HYPERLINK \l _Toc26742 </w:instrText>
           </w:r>
           <w:r>
             <w:fldChar w:fldCharType="separate"/>
@@ -983,13 +981,13 @@
             <w:fldChar w:fldCharType="begin"/>
           </w:r>
           <w:r>
-            <w:instrText xml:space="preserve"> PAGEREF _Toc15750 \h </w:instrText>
+            <w:instrText xml:space="preserve"> PAGEREF _Toc26742 \h </w:instrText>
           </w:r>
           <w:r>
             <w:fldChar w:fldCharType="separate"/>
           </w:r>
           <w:r>
-            <w:t>5</w:t>
+            <w:t>4</w:t>
           </w:r>
           <w:r>
             <w:fldChar w:fldCharType="end"/>
@@ -1009,7 +1007,7 @@
             <w:fldChar w:fldCharType="begin"/>
           </w:r>
           <w:r>
-            <w:instrText xml:space="preserve"> HYPERLINK \l _Toc18111 </w:instrText>
+            <w:instrText xml:space="preserve"> HYPERLINK \l _Toc354 </w:instrText>
           </w:r>
           <w:r>
             <w:fldChar w:fldCharType="separate"/>
@@ -1029,13 +1027,13 @@
             <w:fldChar w:fldCharType="begin"/>
           </w:r>
           <w:r>
-            <w:instrText xml:space="preserve"> PAGEREF _Toc18111 \h </w:instrText>
+            <w:instrText xml:space="preserve"> PAGEREF _Toc354 \h </w:instrText>
           </w:r>
           <w:r>
             <w:fldChar w:fldCharType="separate"/>
           </w:r>
           <w:r>
-            <w:t>5</w:t>
+            <w:t>4</w:t>
           </w:r>
           <w:r>
             <w:fldChar w:fldCharType="end"/>
@@ -1055,7 +1053,7 @@
             <w:fldChar w:fldCharType="begin"/>
           </w:r>
           <w:r>
-            <w:instrText xml:space="preserve"> HYPERLINK \l _Toc31975 </w:instrText>
+            <w:instrText xml:space="preserve"> HYPERLINK \l _Toc11207 </w:instrText>
           </w:r>
           <w:r>
             <w:fldChar w:fldCharType="separate"/>
@@ -1075,13 +1073,13 @@
             <w:fldChar w:fldCharType="begin"/>
           </w:r>
           <w:r>
-            <w:instrText xml:space="preserve"> PAGEREF _Toc31975 \h </w:instrText>
+            <w:instrText xml:space="preserve"> PAGEREF _Toc11207 \h </w:instrText>
           </w:r>
           <w:r>
             <w:fldChar w:fldCharType="separate"/>
           </w:r>
           <w:r>
-            <w:t>5</w:t>
+            <w:t>4</w:t>
           </w:r>
           <w:r>
             <w:fldChar w:fldCharType="end"/>
@@ -1101,7 +1099,7 @@
             <w:fldChar w:fldCharType="begin"/>
           </w:r>
           <w:r>
-            <w:instrText xml:space="preserve"> HYPERLINK \l _Toc20201 </w:instrText>
+            <w:instrText xml:space="preserve"> HYPERLINK \l _Toc29321 </w:instrText>
           </w:r>
           <w:r>
             <w:fldChar w:fldCharType="separate"/>
@@ -1121,13 +1119,13 @@
             <w:fldChar w:fldCharType="begin"/>
           </w:r>
           <w:r>
-            <w:instrText xml:space="preserve"> PAGEREF _Toc20201 \h </w:instrText>
+            <w:instrText xml:space="preserve"> PAGEREF _Toc29321 \h </w:instrText>
           </w:r>
           <w:r>
             <w:fldChar w:fldCharType="separate"/>
           </w:r>
           <w:r>
-            <w:t>6</w:t>
+            <w:t>5</w:t>
           </w:r>
           <w:r>
             <w:fldChar w:fldCharType="end"/>
@@ -1147,7 +1145,7 @@
             <w:fldChar w:fldCharType="begin"/>
           </w:r>
           <w:r>
-            <w:instrText xml:space="preserve"> HYPERLINK \l _Toc32164 </w:instrText>
+            <w:instrText xml:space="preserve"> HYPERLINK \l _Toc7201 </w:instrText>
           </w:r>
           <w:r>
             <w:fldChar w:fldCharType="separate"/>
@@ -1167,13 +1165,13 @@
             <w:fldChar w:fldCharType="begin"/>
           </w:r>
           <w:r>
-            <w:instrText xml:space="preserve"> PAGEREF _Toc32164 \h </w:instrText>
+            <w:instrText xml:space="preserve"> PAGEREF _Toc7201 \h </w:instrText>
           </w:r>
           <w:r>
             <w:fldChar w:fldCharType="separate"/>
           </w:r>
           <w:r>
-            <w:t>6</w:t>
+            <w:t>5</w:t>
           </w:r>
           <w:r>
             <w:fldChar w:fldCharType="end"/>
@@ -1193,7 +1191,7 @@
             <w:fldChar w:fldCharType="begin"/>
           </w:r>
           <w:r>
-            <w:instrText xml:space="preserve"> HYPERLINK \l _Toc15524 </w:instrText>
+            <w:instrText xml:space="preserve"> HYPERLINK \l _Toc30380 </w:instrText>
           </w:r>
           <w:r>
             <w:fldChar w:fldCharType="separate"/>
@@ -1213,13 +1211,13 @@
             <w:fldChar w:fldCharType="begin"/>
           </w:r>
           <w:r>
-            <w:instrText xml:space="preserve"> PAGEREF _Toc15524 \h </w:instrText>
+            <w:instrText xml:space="preserve"> PAGEREF _Toc30380 \h </w:instrText>
           </w:r>
           <w:r>
             <w:fldChar w:fldCharType="separate"/>
           </w:r>
           <w:r>
-            <w:t>7</w:t>
+            <w:t>6</w:t>
           </w:r>
           <w:r>
             <w:fldChar w:fldCharType="end"/>
@@ -1239,7 +1237,7 @@
             <w:fldChar w:fldCharType="begin"/>
           </w:r>
           <w:r>
-            <w:instrText xml:space="preserve"> HYPERLINK \l _Toc12735 </w:instrText>
+            <w:instrText xml:space="preserve"> HYPERLINK \l _Toc11847 </w:instrText>
           </w:r>
           <w:r>
             <w:fldChar w:fldCharType="separate"/>
@@ -1259,13 +1257,13 @@
             <w:fldChar w:fldCharType="begin"/>
           </w:r>
           <w:r>
-            <w:instrText xml:space="preserve"> PAGEREF _Toc12735 \h </w:instrText>
+            <w:instrText xml:space="preserve"> PAGEREF _Toc11847 \h </w:instrText>
           </w:r>
           <w:r>
             <w:fldChar w:fldCharType="separate"/>
           </w:r>
           <w:r>
-            <w:t>7</w:t>
+            <w:t>6</w:t>
           </w:r>
           <w:r>
             <w:fldChar w:fldCharType="end"/>
@@ -1285,7 +1283,7 @@
             <w:fldChar w:fldCharType="begin"/>
           </w:r>
           <w:r>
-            <w:instrText xml:space="preserve"> HYPERLINK \l _Toc16649 </w:instrText>
+            <w:instrText xml:space="preserve"> HYPERLINK \l _Toc2610 </w:instrText>
           </w:r>
           <w:r>
             <w:fldChar w:fldCharType="separate"/>
@@ -1305,13 +1303,13 @@
             <w:fldChar w:fldCharType="begin"/>
           </w:r>
           <w:r>
-            <w:instrText xml:space="preserve"> PAGEREF _Toc16649 \h </w:instrText>
+            <w:instrText xml:space="preserve"> PAGEREF _Toc2610 \h </w:instrText>
           </w:r>
           <w:r>
             <w:fldChar w:fldCharType="separate"/>
           </w:r>
           <w:r>
-            <w:t>7</w:t>
+            <w:t>6</w:t>
           </w:r>
           <w:r>
             <w:fldChar w:fldCharType="end"/>
@@ -1331,7 +1329,7 @@
             <w:fldChar w:fldCharType="begin"/>
           </w:r>
           <w:r>
-            <w:instrText xml:space="preserve"> HYPERLINK \l _Toc30860 </w:instrText>
+            <w:instrText xml:space="preserve"> HYPERLINK \l _Toc9449 </w:instrText>
           </w:r>
           <w:r>
             <w:fldChar w:fldCharType="separate"/>
@@ -1351,13 +1349,13 @@
             <w:fldChar w:fldCharType="begin"/>
           </w:r>
           <w:r>
-            <w:instrText xml:space="preserve"> PAGEREF _Toc30860 \h </w:instrText>
+            <w:instrText xml:space="preserve"> PAGEREF _Toc9449 \h </w:instrText>
           </w:r>
           <w:r>
             <w:fldChar w:fldCharType="separate"/>
           </w:r>
           <w:r>
-            <w:t>7</w:t>
+            <w:t>6</w:t>
           </w:r>
           <w:r>
             <w:fldChar w:fldCharType="end"/>
@@ -1377,7 +1375,7 @@
             <w:fldChar w:fldCharType="begin"/>
           </w:r>
           <w:r>
-            <w:instrText xml:space="preserve"> HYPERLINK \l _Toc20050 </w:instrText>
+            <w:instrText xml:space="preserve"> HYPERLINK \l _Toc25937 </w:instrText>
           </w:r>
           <w:r>
             <w:fldChar w:fldCharType="separate"/>
@@ -1397,13 +1395,13 @@
             <w:fldChar w:fldCharType="begin"/>
           </w:r>
           <w:r>
-            <w:instrText xml:space="preserve"> PAGEREF _Toc20050 \h </w:instrText>
+            <w:instrText xml:space="preserve"> PAGEREF _Toc25937 \h </w:instrText>
           </w:r>
           <w:r>
             <w:fldChar w:fldCharType="separate"/>
           </w:r>
           <w:r>
-            <w:t>8</w:t>
+            <w:t>6</w:t>
           </w:r>
           <w:r>
             <w:fldChar w:fldCharType="end"/>
@@ -1423,7 +1421,7 @@
             <w:fldChar w:fldCharType="begin"/>
           </w:r>
           <w:r>
-            <w:instrText xml:space="preserve"> HYPERLINK \l _Toc4804 </w:instrText>
+            <w:instrText xml:space="preserve"> HYPERLINK \l _Toc24226 </w:instrText>
           </w:r>
           <w:r>
             <w:fldChar w:fldCharType="separate"/>
@@ -1443,13 +1441,13 @@
             <w:fldChar w:fldCharType="begin"/>
           </w:r>
           <w:r>
-            <w:instrText xml:space="preserve"> PAGEREF _Toc4804 \h </w:instrText>
+            <w:instrText xml:space="preserve"> PAGEREF _Toc24226 \h </w:instrText>
           </w:r>
           <w:r>
             <w:fldChar w:fldCharType="separate"/>
           </w:r>
           <w:r>
-            <w:t>9</w:t>
+            <w:t>8</w:t>
           </w:r>
           <w:r>
             <w:fldChar w:fldCharType="end"/>
@@ -1469,7 +1467,7 @@
             <w:fldChar w:fldCharType="begin"/>
           </w:r>
           <w:r>
-            <w:instrText xml:space="preserve"> HYPERLINK \l _Toc1044 </w:instrText>
+            <w:instrText xml:space="preserve"> HYPERLINK \l _Toc16004 </w:instrText>
           </w:r>
           <w:r>
             <w:fldChar w:fldCharType="separate"/>
@@ -1489,13 +1487,13 @@
             <w:fldChar w:fldCharType="begin"/>
           </w:r>
           <w:r>
-            <w:instrText xml:space="preserve"> PAGEREF _Toc1044 \h </w:instrText>
+            <w:instrText xml:space="preserve"> PAGEREF _Toc16004 \h </w:instrText>
           </w:r>
           <w:r>
             <w:fldChar w:fldCharType="separate"/>
           </w:r>
           <w:r>
-            <w:t>9</w:t>
+            <w:t>8</w:t>
           </w:r>
           <w:r>
             <w:fldChar w:fldCharType="end"/>
@@ -1515,7 +1513,7 @@
             <w:fldChar w:fldCharType="begin"/>
           </w:r>
           <w:r>
-            <w:instrText xml:space="preserve"> HYPERLINK \l _Toc1120 </w:instrText>
+            <w:instrText xml:space="preserve"> HYPERLINK \l _Toc2311 </w:instrText>
           </w:r>
           <w:r>
             <w:fldChar w:fldCharType="separate"/>
@@ -1526,7 +1524,7 @@
               <w:bCs/>
               <w:szCs w:val="24"/>
             </w:rPr>
-            <w:t>3.1.1 技术可行性分析</w:t>
+            <w:t>3.1.1 技术可行性</w:t>
           </w:r>
           <w:r>
             <w:tab/>
@@ -1535,13 +1533,13 @@
             <w:fldChar w:fldCharType="begin"/>
           </w:r>
           <w:r>
-            <w:instrText xml:space="preserve"> PAGEREF _Toc1120 \h </w:instrText>
+            <w:instrText xml:space="preserve"> PAGEREF _Toc2311 \h </w:instrText>
           </w:r>
           <w:r>
             <w:fldChar w:fldCharType="separate"/>
           </w:r>
           <w:r>
-            <w:t>9</w:t>
+            <w:t>8</w:t>
           </w:r>
           <w:r>
             <w:fldChar w:fldCharType="end"/>
@@ -1561,7 +1559,7 @@
             <w:fldChar w:fldCharType="begin"/>
           </w:r>
           <w:r>
-            <w:instrText xml:space="preserve"> HYPERLINK \l _Toc5684 </w:instrText>
+            <w:instrText xml:space="preserve"> HYPERLINK \l _Toc16884 </w:instrText>
           </w:r>
           <w:r>
             <w:fldChar w:fldCharType="separate"/>
@@ -1581,13 +1579,13 @@
             <w:fldChar w:fldCharType="begin"/>
           </w:r>
           <w:r>
-            <w:instrText xml:space="preserve"> PAGEREF _Toc5684 \h </w:instrText>
+            <w:instrText xml:space="preserve"> PAGEREF _Toc16884 \h </w:instrText>
           </w:r>
           <w:r>
             <w:fldChar w:fldCharType="separate"/>
           </w:r>
           <w:r>
-            <w:t>9</w:t>
+            <w:t>8</w:t>
           </w:r>
           <w:r>
             <w:fldChar w:fldCharType="end"/>
@@ -1607,7 +1605,7 @@
             <w:fldChar w:fldCharType="begin"/>
           </w:r>
           <w:r>
-            <w:instrText xml:space="preserve"> HYPERLINK \l _Toc14909 </w:instrText>
+            <w:instrText xml:space="preserve"> HYPERLINK \l _Toc2302 </w:instrText>
           </w:r>
           <w:r>
             <w:fldChar w:fldCharType="separate"/>
@@ -1627,13 +1625,13 @@
             <w:fldChar w:fldCharType="begin"/>
           </w:r>
           <w:r>
-            <w:instrText xml:space="preserve"> PAGEREF _Toc14909 \h </w:instrText>
+            <w:instrText xml:space="preserve"> PAGEREF _Toc2302 \h </w:instrText>
           </w:r>
           <w:r>
             <w:fldChar w:fldCharType="separate"/>
           </w:r>
           <w:r>
-            <w:t>10</w:t>
+            <w:t>8</w:t>
           </w:r>
           <w:r>
             <w:fldChar w:fldCharType="end"/>
@@ -1653,7 +1651,7 @@
             <w:fldChar w:fldCharType="begin"/>
           </w:r>
           <w:r>
-            <w:instrText xml:space="preserve"> HYPERLINK \l _Toc19584 </w:instrText>
+            <w:instrText xml:space="preserve"> HYPERLINK \l _Toc27871 </w:instrText>
           </w:r>
           <w:r>
             <w:fldChar w:fldCharType="separate"/>
@@ -1673,13 +1671,13 @@
             <w:fldChar w:fldCharType="begin"/>
           </w:r>
           <w:r>
-            <w:instrText xml:space="preserve"> PAGEREF _Toc19584 \h </w:instrText>
+            <w:instrText xml:space="preserve"> PAGEREF _Toc27871 \h </w:instrText>
           </w:r>
           <w:r>
             <w:fldChar w:fldCharType="separate"/>
           </w:r>
           <w:r>
-            <w:t>10</w:t>
+            <w:t>8</w:t>
           </w:r>
           <w:r>
             <w:fldChar w:fldCharType="end"/>
@@ -1699,7 +1697,7 @@
             <w:fldChar w:fldCharType="begin"/>
           </w:r>
           <w:r>
-            <w:instrText xml:space="preserve"> HYPERLINK \l _Toc14797 </w:instrText>
+            <w:instrText xml:space="preserve"> HYPERLINK \l _Toc10995 </w:instrText>
           </w:r>
           <w:r>
             <w:fldChar w:fldCharType="separate"/>
@@ -1719,13 +1717,13 @@
             <w:fldChar w:fldCharType="begin"/>
           </w:r>
           <w:r>
-            <w:instrText xml:space="preserve"> PAGEREF _Toc14797 \h </w:instrText>
+            <w:instrText xml:space="preserve"> PAGEREF _Toc10995 \h </w:instrText>
           </w:r>
           <w:r>
             <w:fldChar w:fldCharType="separate"/>
           </w:r>
           <w:r>
-            <w:t>12</w:t>
+            <w:t>10</w:t>
           </w:r>
           <w:r>
             <w:fldChar w:fldCharType="end"/>
@@ -1745,7 +1743,7 @@
             <w:fldChar w:fldCharType="begin"/>
           </w:r>
           <w:r>
-            <w:instrText xml:space="preserve"> HYPERLINK \l _Toc26645 </w:instrText>
+            <w:instrText xml:space="preserve"> HYPERLINK \l _Toc13695 </w:instrText>
           </w:r>
           <w:r>
             <w:fldChar w:fldCharType="separate"/>
@@ -1765,13 +1763,13 @@
             <w:fldChar w:fldCharType="begin"/>
           </w:r>
           <w:r>
-            <w:instrText xml:space="preserve"> PAGEREF _Toc26645 \h </w:instrText>
+            <w:instrText xml:space="preserve"> PAGEREF _Toc13695 \h </w:instrText>
           </w:r>
           <w:r>
             <w:fldChar w:fldCharType="separate"/>
           </w:r>
           <w:r>
-            <w:t>12</w:t>
+            <w:t>10</w:t>
           </w:r>
           <w:r>
             <w:fldChar w:fldCharType="end"/>
@@ -1791,7 +1789,7 @@
             <w:fldChar w:fldCharType="begin"/>
           </w:r>
           <w:r>
-            <w:instrText xml:space="preserve"> HYPERLINK \l _Toc4963 </w:instrText>
+            <w:instrText xml:space="preserve"> HYPERLINK \l _Toc432 </w:instrText>
           </w:r>
           <w:r>
             <w:fldChar w:fldCharType="separate"/>
@@ -1811,13 +1809,13 @@
             <w:fldChar w:fldCharType="begin"/>
           </w:r>
           <w:r>
-            <w:instrText xml:space="preserve"> PAGEREF _Toc4963 \h </w:instrText>
+            <w:instrText xml:space="preserve"> PAGEREF _Toc432 \h </w:instrText>
           </w:r>
           <w:r>
             <w:fldChar w:fldCharType="separate"/>
           </w:r>
           <w:r>
-            <w:t>12</w:t>
+            <w:t>10</w:t>
           </w:r>
           <w:r>
             <w:fldChar w:fldCharType="end"/>
@@ -1837,7 +1835,7 @@
             <w:fldChar w:fldCharType="begin"/>
           </w:r>
           <w:r>
-            <w:instrText xml:space="preserve"> HYPERLINK \l _Toc25850 </w:instrText>
+            <w:instrText xml:space="preserve"> HYPERLINK \l _Toc27406 </w:instrText>
           </w:r>
           <w:r>
             <w:fldChar w:fldCharType="separate"/>
@@ -1857,13 +1855,13 @@
             <w:fldChar w:fldCharType="begin"/>
           </w:r>
           <w:r>
-            <w:instrText xml:space="preserve"> PAGEREF _Toc25850 \h </w:instrText>
+            <w:instrText xml:space="preserve"> PAGEREF _Toc27406 \h </w:instrText>
           </w:r>
           <w:r>
             <w:fldChar w:fldCharType="separate"/>
           </w:r>
           <w:r>
-            <w:t>12</w:t>
+            <w:t>10</w:t>
           </w:r>
           <w:r>
             <w:fldChar w:fldCharType="end"/>
@@ -1883,7 +1881,7 @@
             <w:fldChar w:fldCharType="begin"/>
           </w:r>
           <w:r>
-            <w:instrText xml:space="preserve"> HYPERLINK \l _Toc21473 </w:instrText>
+            <w:instrText xml:space="preserve"> HYPERLINK \l _Toc20695 </w:instrText>
           </w:r>
           <w:r>
             <w:fldChar w:fldCharType="separate"/>
@@ -1903,13 +1901,13 @@
             <w:fldChar w:fldCharType="begin"/>
           </w:r>
           <w:r>
-            <w:instrText xml:space="preserve"> PAGEREF _Toc21473 \h </w:instrText>
+            <w:instrText xml:space="preserve"> PAGEREF _Toc20695 \h </w:instrText>
           </w:r>
           <w:r>
             <w:fldChar w:fldCharType="separate"/>
           </w:r>
           <w:r>
-            <w:t>13</w:t>
+            <w:t>11</w:t>
           </w:r>
           <w:r>
             <w:fldChar w:fldCharType="end"/>
@@ -1929,7 +1927,7 @@
             <w:fldChar w:fldCharType="begin"/>
           </w:r>
           <w:r>
-            <w:instrText xml:space="preserve"> HYPERLINK \l _Toc410 </w:instrText>
+            <w:instrText xml:space="preserve"> HYPERLINK \l _Toc22212 </w:instrText>
           </w:r>
           <w:r>
             <w:fldChar w:fldCharType="separate"/>
@@ -1949,13 +1947,13 @@
             <w:fldChar w:fldCharType="begin"/>
           </w:r>
           <w:r>
-            <w:instrText xml:space="preserve"> PAGEREF _Toc410 \h </w:instrText>
+            <w:instrText xml:space="preserve"> PAGEREF _Toc22212 \h </w:instrText>
           </w:r>
           <w:r>
             <w:fldChar w:fldCharType="separate"/>
           </w:r>
           <w:r>
-            <w:t>13</w:t>
+            <w:t>11</w:t>
           </w:r>
           <w:r>
             <w:fldChar w:fldCharType="end"/>
@@ -1975,7 +1973,7 @@
             <w:fldChar w:fldCharType="begin"/>
           </w:r>
           <w:r>
-            <w:instrText xml:space="preserve"> HYPERLINK \l _Toc22734 </w:instrText>
+            <w:instrText xml:space="preserve"> HYPERLINK \l _Toc2132 </w:instrText>
           </w:r>
           <w:r>
             <w:fldChar w:fldCharType="separate"/>
@@ -1995,13 +1993,13 @@
             <w:fldChar w:fldCharType="begin"/>
           </w:r>
           <w:r>
-            <w:instrText xml:space="preserve"> PAGEREF _Toc22734 \h </w:instrText>
+            <w:instrText xml:space="preserve"> PAGEREF _Toc2132 \h </w:instrText>
           </w:r>
           <w:r>
             <w:fldChar w:fldCharType="separate"/>
           </w:r>
           <w:r>
-            <w:t>13</w:t>
+            <w:t>11</w:t>
           </w:r>
           <w:r>
             <w:fldChar w:fldCharType="end"/>
@@ -2027,7 +2025,7 @@
         <w:pStyle w:val="2"/>
         <w:spacing w:before="360" w:after="240"/>
       </w:pPr>
-      <w:bookmarkStart w:id="2" w:name="_Toc19018"/>
+      <w:bookmarkStart w:id="2" w:name="_Toc29173"/>
       <w:r>
         <w:rPr>
           <w:rFonts w:ascii="黑体" w:hAnsi="黑体" w:eastAsia="黑体" w:cs="黑体"/>
@@ -2045,7 +2043,7 @@
         <w:pStyle w:val="3"/>
         <w:spacing w:before="240" w:after="180"/>
       </w:pPr>
-      <w:bookmarkStart w:id="3" w:name="_Toc1411"/>
+      <w:bookmarkStart w:id="3" w:name="_Toc16918"/>
       <w:r>
         <w:rPr>
           <w:rFonts w:ascii="黑体" w:hAnsi="黑体" w:eastAsia="黑体" w:cs="黑体"/>
@@ -2063,7 +2061,7 @@
         <w:pStyle w:val="4"/>
         <w:spacing w:before="180" w:after="120"/>
       </w:pPr>
-      <w:bookmarkStart w:id="4" w:name="_Toc779"/>
+      <w:bookmarkStart w:id="4" w:name="_Toc22711"/>
       <w:r>
         <w:rPr>
           <w:rFonts w:ascii="黑体" w:hAnsi="黑体" w:eastAsia="黑体" w:cs="黑体"/>
@@ -2086,7 +2084,7 @@
           <w:sz w:val="24"/>
           <w:szCs w:val="24"/>
         </w:rPr>
-        <w:t>建筑材料防火性能检测是建筑安全领域的核心环节。ISO 11820:2022 国际标准规定了建筑材料不燃性试验的完整流程：将样品置于 750°C 加热炉中，连续记录 60 分钟内的多通道温度数据，依据温升和失重率判定材料是否合格。然而，当前国内高校和建材检测机构的实验教学面临三大困境：</w:t>
+        <w:t>建筑材料防火性能检测是建筑安全领域的核心环节。ISO 11820:2022 国际标准规定了建筑材料不燃性试验的完整流程。当前国内高校和建材检测机构的实验教学面临三大困境：</w:t>
       </w:r>
     </w:p>
     <w:tbl>
@@ -2125,12 +2123,6 @@
             <w:insideH w:val="single" w:color="auto" w:sz="4" w:space="0"/>
             <w:insideV w:val="single" w:color="auto" w:sz="4" w:space="0"/>
           </w:tblBorders>
-          <w:tblCellMar>
-            <w:top w:w="0" w:type="dxa"/>
-            <w:left w:w="10" w:type="dxa"/>
-            <w:bottom w:w="0" w:type="dxa"/>
-            <w:right w:w="10" w:type="dxa"/>
-          </w:tblCellMar>
         </w:tblPrEx>
         <w:tc>
           <w:tcPr>
@@ -2299,7 +2291,7 @@
                 <w:sz w:val="20"/>
                 <w:szCs w:val="20"/>
               </w:rPr>
-              <w:t>单台 ISO 11820 试验炉造价 20-50 万元，需配套 PID 温控系统、Modbus 采集模块、串口通信硬件</w:t>
+              <w:t>单台ISO 11820试验炉造价20-50万元</w:t>
             </w:r>
           </w:p>
         </w:tc>
@@ -2326,7 +2318,7 @@
                 <w:sz w:val="20"/>
                 <w:szCs w:val="20"/>
               </w:rPr>
-              <w:t>高校实验室难以批量配置，学生人均操作机会不足</w:t>
+              <w:t>高校实验室难以批量配置</w:t>
             </w:r>
           </w:p>
         </w:tc>
@@ -2398,7 +2390,7 @@
                 <w:sz w:val="20"/>
                 <w:szCs w:val="20"/>
               </w:rPr>
-              <w:t>单次完整试验需 60 分钟升温 + 记录，日均仅能完成 3-4 组</w:t>
+              <w:t>单次完整试验需60分钟</w:t>
             </w:r>
           </w:p>
         </w:tc>
@@ -2425,7 +2417,7 @@
                 <w:sz w:val="20"/>
                 <w:szCs w:val="20"/>
               </w:rPr>
-              <w:t>教学效率低，无法满足全班实操需求</w:t>
+              <w:t>教学效率低</w:t>
             </w:r>
           </w:p>
         </w:tc>
@@ -2497,7 +2489,7 @@
                 <w:sz w:val="20"/>
                 <w:szCs w:val="20"/>
               </w:rPr>
-              <w:t>商业试验软件绑定特定硬件，开源替代品空白，教学场景无仿真工具可用</w:t>
+              <w:t>商业试验软件绑定特定硬件</w:t>
             </w:r>
           </w:p>
         </w:tc>
@@ -2524,7 +2516,7 @@
                 <w:sz w:val="20"/>
                 <w:szCs w:val="20"/>
               </w:rPr>
-              <w:t>学生无法在课前预习、课后复现实验流程</w:t>
+              <w:t>学生无法课前预习、课后复现</w:t>
             </w:r>
           </w:p>
         </w:tc>
@@ -2535,7 +2527,7 @@
         <w:pStyle w:val="4"/>
         <w:spacing w:before="180" w:after="120"/>
       </w:pPr>
-      <w:bookmarkStart w:id="5" w:name="_Toc8268"/>
+      <w:bookmarkStart w:id="5" w:name="_Toc2739"/>
       <w:r>
         <w:rPr>
           <w:rFonts w:ascii="黑体" w:hAnsi="黑体" w:eastAsia="黑体" w:cs="黑体"/>
@@ -2558,59 +2550,7 @@
           <w:sz w:val="24"/>
           <w:szCs w:val="24"/>
         </w:rPr>
-        <w:t>本系统以"无硬件依赖的全流程仿真"为核心设计理念，开发一套面向高校实验教学的 ISO 11820 建筑材料不燃性试验仿真系统，实现：</w:t>
-      </w:r>
-    </w:p>
-    <w:p>
-      <w:pPr>
-        <w:spacing w:after="120" w:line="360" w:lineRule="auto"/>
-      </w:pPr>
-      <w:r>
-        <w:rPr>
-          <w:rFonts w:ascii="宋体" w:hAnsi="宋体" w:eastAsia="宋体" w:cs="宋体"/>
-          <w:sz w:val="24"/>
-          <w:szCs w:val="24"/>
-        </w:rPr>
-        <w:t>• 零硬件成本：纯软件仿真，学生个人电脑即可运行完整试验流程</w:t>
-      </w:r>
-    </w:p>
-    <w:p>
-      <w:pPr>
-        <w:spacing w:after="120" w:line="360" w:lineRule="auto"/>
-      </w:pPr>
-      <w:r>
-        <w:rPr>
-          <w:rFonts w:ascii="宋体" w:hAnsi="宋体" w:eastAsia="宋体" w:cs="宋体"/>
-          <w:sz w:val="24"/>
-          <w:szCs w:val="24"/>
-        </w:rPr>
-        <w:t>• 教学提效：从 60 分钟物理实验缩短为可配置时长的仿真实验，支持课堂即时演示</w:t>
-      </w:r>
-    </w:p>
-    <w:p>
-      <w:pPr>
-        <w:spacing w:after="120" w:line="360" w:lineRule="auto"/>
-      </w:pPr>
-      <w:r>
-        <w:rPr>
-          <w:rFonts w:ascii="宋体" w:hAnsi="宋体" w:eastAsia="宋体" w:cs="宋体"/>
-          <w:sz w:val="24"/>
-          <w:szCs w:val="24"/>
-        </w:rPr>
-        <w:t>• 标准化输出：自动生成 CSV/Excel/PDF 三种格式试验报告，符合 ISO 11820 标准格式</w:t>
-      </w:r>
-    </w:p>
-    <w:p>
-      <w:pPr>
-        <w:spacing w:after="120" w:line="360" w:lineRule="auto"/>
-      </w:pPr>
-      <w:r>
-        <w:rPr>
-          <w:rFonts w:ascii="宋体" w:hAnsi="宋体" w:eastAsia="宋体" w:cs="宋体"/>
-          <w:sz w:val="24"/>
-          <w:szCs w:val="24"/>
-        </w:rPr>
-        <w:t>• AI 协作开发：全组使用 Claude Code 辅助编码与文档编写，探索 AI 时代软件工程实践新模式</w:t>
+        <w:t>零硬件成本、教学提效、标准化输出、AI协作开发。</w:t>
       </w:r>
     </w:p>
     <w:p>
@@ -2618,7 +2558,7 @@
         <w:pStyle w:val="3"/>
         <w:spacing w:before="240" w:after="180"/>
       </w:pPr>
-      <w:bookmarkStart w:id="6" w:name="_Toc23726"/>
+      <w:bookmarkStart w:id="6" w:name="_Toc12886"/>
       <w:r>
         <w:rPr>
           <w:rFonts w:ascii="黑体" w:hAnsi="黑体" w:eastAsia="黑体" w:cs="黑体"/>
@@ -2636,7 +2576,7 @@
         <w:pStyle w:val="4"/>
         <w:spacing w:before="180" w:after="120"/>
       </w:pPr>
-      <w:bookmarkStart w:id="7" w:name="_Toc10767"/>
+      <w:bookmarkStart w:id="7" w:name="_Toc25881"/>
       <w:r>
         <w:rPr>
           <w:rFonts w:ascii="黑体" w:hAnsi="黑体" w:eastAsia="黑体" w:cs="黑体"/>
@@ -2825,7 +2765,7 @@
                 <w:sz w:val="20"/>
                 <w:szCs w:val="20"/>
               </w:rPr>
-              <w:t>Windows 桌面应用（兼容 macOS/Linux）</w:t>
+              <w:t>Windows桌面应用(兼容macOS/Linux)</w:t>
             </w:r>
           </w:p>
         </w:tc>
@@ -2942,7 +2882,7 @@
                 <w:sz w:val="20"/>
                 <w:szCs w:val="20"/>
               </w:rPr>
-              <w:t>UI 框架</w:t>
+              <w:t>UI框架</w:t>
             </w:r>
           </w:p>
         </w:tc>
@@ -2969,7 +2909,7 @@
                 <w:sz w:val="20"/>
                 <w:szCs w:val="20"/>
               </w:rPr>
-              <w:t>JavaFX 21（FXML 声明式布局）</w:t>
+              <w:t>JavaFX 21(FXML声明式布局)</w:t>
             </w:r>
           </w:p>
         </w:tc>
@@ -3041,7 +2981,7 @@
                 <w:sz w:val="20"/>
                 <w:szCs w:val="20"/>
               </w:rPr>
-              <w:t>SQLite 3（本地文件数据库，零安装）</w:t>
+              <w:t>SQLite 3(本地文件数据库)</w:t>
             </w:r>
           </w:p>
         </w:tc>
@@ -3185,7 +3125,7 @@
                 <w:sz w:val="20"/>
                 <w:szCs w:val="20"/>
               </w:rPr>
-              <w:t>JUnit 5.10 + JaCoCo 0.8.12</w:t>
+              <w:t>JUnit 5.10+JaCoCo 0.8.12</w:t>
             </w:r>
           </w:p>
         </w:tc>
@@ -3268,7 +3208,7 @@
         <w:pStyle w:val="4"/>
         <w:spacing w:before="180" w:after="120"/>
       </w:pPr>
-      <w:bookmarkStart w:id="8" w:name="_Toc15750"/>
+      <w:bookmarkStart w:id="8" w:name="_Toc26742"/>
       <w:r>
         <w:rPr>
           <w:rFonts w:ascii="黑体" w:hAnsi="黑体" w:eastAsia="黑体" w:cs="黑体"/>
@@ -3291,124 +3231,7 @@
           <w:sz w:val="24"/>
           <w:szCs w:val="24"/>
         </w:rPr>
-        <w:t>本系统完整覆盖 ISO 11820:2022 标准试验的全部操作流程：登录 → 新建试验 → 开始升温 → 温度稳定 → 开始记录 → 试验完成 → 导出报告</w:t>
-      </w:r>
-    </w:p>
-    <w:p>
-      <w:pPr>
-        <w:spacing w:after="120" w:line="360" w:lineRule="auto"/>
-      </w:pPr>
-      <w:r>
-        <w:rPr>
-          <w:rFonts w:ascii="宋体" w:hAnsi="宋体" w:eastAsia="宋体" w:cs="宋体"/>
-          <w:sz w:val="24"/>
-          <w:szCs w:val="24"/>
-        </w:rPr>
-        <w:t>1. 角色登录系统：管理员/试验员双角色，密码验证</w:t>
-      </w:r>
-    </w:p>
-    <w:p>
-      <w:pPr>
-        <w:spacing w:after="120" w:line="360" w:lineRule="auto"/>
-      </w:pPr>
-      <w:r>
-        <w:rPr>
-          <w:rFonts w:ascii="宋体" w:hAnsi="宋体" w:eastAsia="宋体" w:cs="宋体"/>
-          <w:sz w:val="24"/>
-          <w:szCs w:val="24"/>
-        </w:rPr>
-        <w:t>2. 试验信息管理：样品信息录入、环境参数配置、试验时长模式选择</w:t>
-      </w:r>
-    </w:p>
-    <w:p>
-      <w:pPr>
-        <w:spacing w:after="120" w:line="360" w:lineRule="auto"/>
-      </w:pPr>
-      <w:r>
-        <w:rPr>
-          <w:rFonts w:ascii="宋体" w:hAnsi="宋体" w:eastAsia="宋体" w:cs="宋体"/>
-          <w:sz w:val="24"/>
-          <w:szCs w:val="24"/>
-        </w:rPr>
-        <w:t>3. 多阶段温度仿真引擎：5 通道（炉温1、炉温2、表面温、中心温、校准温），严格按 ISO 11820 算法生成升温/稳定/记录/降温四阶段温度数据</w:t>
-      </w:r>
-    </w:p>
-    <w:p>
-      <w:pPr>
-        <w:spacing w:after="120" w:line="360" w:lineRule="auto"/>
-      </w:pPr>
-      <w:r>
-        <w:rPr>
-          <w:rFonts w:ascii="宋体" w:hAnsi="宋体" w:eastAsia="宋体" w:cs="宋体"/>
-          <w:sz w:val="24"/>
-          <w:szCs w:val="24"/>
-        </w:rPr>
-        <w:t>4. 试验状态机：5 状态（IDLE→PREPARING→READY→RECORDING→COMPLETE）自动流转，含温度稳定性自动判定和异常回退逻辑</w:t>
-      </w:r>
-    </w:p>
-    <w:p>
-      <w:pPr>
-        <w:spacing w:after="120" w:line="360" w:lineRule="auto"/>
-      </w:pPr>
-      <w:r>
-        <w:rPr>
-          <w:rFonts w:ascii="宋体" w:hAnsi="宋体" w:eastAsia="宋体" w:cs="宋体"/>
-          <w:sz w:val="24"/>
-          <w:szCs w:val="24"/>
-        </w:rPr>
-        <w:t>5. 实时数据可视化：XChart 温度曲线图、LED 风格数值显示、计时器、温漂监测</w:t>
-      </w:r>
-    </w:p>
-    <w:p>
-      <w:pPr>
-        <w:spacing w:after="120" w:line="360" w:lineRule="auto"/>
-      </w:pPr>
-      <w:r>
-        <w:rPr>
-          <w:rFonts w:ascii="宋体" w:hAnsi="宋体" w:eastAsia="宋体" w:cs="宋体"/>
-          <w:sz w:val="24"/>
-          <w:szCs w:val="24"/>
-        </w:rPr>
-        <w:t>6. 试验现象记录：火焰发生时刻与持续时间、试验后质量、失重率自动计算</w:t>
-      </w:r>
-    </w:p>
-    <w:p>
-      <w:pPr>
-        <w:spacing w:after="120" w:line="360" w:lineRule="auto"/>
-      </w:pPr>
-      <w:r>
-        <w:rPr>
-          <w:rFonts w:ascii="宋体" w:hAnsi="宋体" w:eastAsia="宋体" w:cs="宋体"/>
-          <w:sz w:val="24"/>
-          <w:szCs w:val="24"/>
-        </w:rPr>
-        <w:t>7. 多格式报告导出：CSV 时序数据、Excel 含图表报告、PDF 正式试验报告</w:t>
-      </w:r>
-    </w:p>
-    <w:p>
-      <w:pPr>
-        <w:spacing w:after="120" w:line="360" w:lineRule="auto"/>
-      </w:pPr>
-      <w:r>
-        <w:rPr>
-          <w:rFonts w:ascii="宋体" w:hAnsi="宋体" w:eastAsia="宋体" w:cs="宋体"/>
-          <w:sz w:val="24"/>
-          <w:szCs w:val="24"/>
-        </w:rPr>
-        <w:t>8. 历史记录查询：按日期/样品/操作员多条件筛选，支持分页和详情查看</w:t>
-      </w:r>
-    </w:p>
-    <w:p>
-      <w:pPr>
-        <w:spacing w:after="120" w:line="360" w:lineRule="auto"/>
-      </w:pPr>
-      <w:r>
-        <w:rPr>
-          <w:rFonts w:ascii="宋体" w:hAnsi="宋体" w:eastAsia="宋体" w:cs="宋体"/>
-          <w:sz w:val="24"/>
-          <w:szCs w:val="24"/>
-        </w:rPr>
-        <w:t>9. 设备校准管理：传感器标定数据记录与历史查询</w:t>
+        <w:t>登录→新建试验→开始升温→温度稳定→开始记录→试验完成→导出报告。9项核心功能：角色登录、试验管理、温度仿真(5通道四阶段)、状态机(5状态)、实时可视化(XChart+LED)、试验记录、报告导出(CSV/Excel/PDF)、历史查询、设备校准。</w:t>
       </w:r>
     </w:p>
     <w:p>
@@ -3416,7 +3239,7 @@
         <w:pStyle w:val="3"/>
         <w:spacing w:before="240" w:after="180"/>
       </w:pPr>
-      <w:bookmarkStart w:id="9" w:name="_Toc18111"/>
+      <w:bookmarkStart w:id="9" w:name="_Toc354"/>
       <w:r>
         <w:rPr>
           <w:rFonts w:ascii="黑体" w:hAnsi="黑体" w:eastAsia="黑体" w:cs="黑体"/>
@@ -3434,7 +3257,7 @@
         <w:pStyle w:val="4"/>
         <w:spacing w:before="180" w:after="120"/>
       </w:pPr>
-      <w:bookmarkStart w:id="10" w:name="_Toc31975"/>
+      <w:bookmarkStart w:id="10" w:name="_Toc11207"/>
       <w:r>
         <w:rPr>
           <w:rFonts w:ascii="黑体" w:hAnsi="黑体" w:eastAsia="黑体" w:cs="黑体"/>
@@ -3657,7 +3480,7 @@
                 <w:sz w:val="20"/>
                 <w:szCs w:val="20"/>
               </w:rPr>
-              <w:t>严格依据 ISO 11820 标准，实现升温/稳定/记录/降温四阶段独立算法</w:t>
+              <w:t>四阶段独立算法，可配置参数</w:t>
             </w:r>
           </w:p>
         </w:tc>
@@ -3684,7 +3507,7 @@
                 <w:sz w:val="20"/>
                 <w:szCs w:val="20"/>
               </w:rPr>
-              <w:t>SensorSimulator 类，每 800ms 迭代一次，固定种子可重现</w:t>
+              <w:t>SensorSimulator类，每800ms迭代，固定种子可重现</w:t>
             </w:r>
           </w:p>
         </w:tc>
@@ -3756,7 +3579,7 @@
                 <w:sz w:val="20"/>
                 <w:szCs w:val="20"/>
               </w:rPr>
-              <w:t>5 状态试验控制器，含自动温度判定、异常回退、保存状态保护逻辑</w:t>
+              <w:t>5状态自动判定+异常回退</w:t>
             </w:r>
           </w:p>
         </w:tc>
@@ -3783,7 +3606,7 @@
                 <w:sz w:val="20"/>
                 <w:szCs w:val="20"/>
               </w:rPr>
-              <w:t>TestStateMachine + TestMaster，AtomicReference 线程安全</w:t>
+              <w:t>TestStateMachine+TestMaster，AtomicReference线程安全</w:t>
             </w:r>
           </w:p>
         </w:tc>
@@ -3828,7 +3651,7 @@
                 <w:sz w:val="20"/>
                 <w:szCs w:val="20"/>
               </w:rPr>
-              <w:t>指数逼近表面/中心温模型</w:t>
+              <w:t>指数逼近温模型</w:t>
             </w:r>
           </w:p>
         </w:tc>
@@ -3855,7 +3678,7 @@
                 <w:sz w:val="20"/>
                 <w:szCs w:val="20"/>
               </w:rPr>
-              <w:t>记录阶段表面温向炉温×0.95 指数接近，中心温向炉温×0.85 指数接近</w:t>
+              <w:t>表面温向炉温×0.95指数接近，中心温×0.85</w:t>
             </w:r>
           </w:p>
         </w:tc>
@@ -3882,7 +3705,7 @@
                 <w:sz w:val="20"/>
                 <w:szCs w:val="20"/>
               </w:rPr>
-              <w:t>一阶指数平滑算法，系数 0.02/0.01</w:t>
+              <w:t>一阶指数平滑，系数0.02/0.01</w:t>
             </w:r>
           </w:p>
         </w:tc>
@@ -3927,7 +3750,7 @@
                 <w:sz w:val="20"/>
                 <w:szCs w:val="20"/>
               </w:rPr>
-              <w:t>温漂最小二乘线性回归</w:t>
+              <w:t>温漂最小二乘回归</w:t>
             </w:r>
           </w:p>
         </w:tc>
@@ -3954,7 +3777,7 @@
                 <w:sz w:val="20"/>
                 <w:szCs w:val="20"/>
               </w:rPr>
-              <w:t>对最近 10 分钟炉温序列做最小二乘拟合，计算温漂斜率</w:t>
+              <w:t>最近10分钟炉温序列线性拟合</w:t>
             </w:r>
           </w:p>
         </w:tc>
@@ -3981,7 +3804,7 @@
                 <w:sz w:val="20"/>
                 <w:szCs w:val="20"/>
               </w:rPr>
-              <w:t>calcTempDrift() 方法，O(n) 等差数列求和优化</w:t>
+              <w:t>calcTempDrift()，O(n)等差数列求和优化</w:t>
             </w:r>
           </w:p>
         </w:tc>
@@ -4053,7 +3876,7 @@
                 <w:sz w:val="20"/>
                 <w:szCs w:val="20"/>
               </w:rPr>
-              <w:t>DAO 层测试使用临时 SQLite 文件，测试后自动删除</w:t>
+              <w:t>DAO测试临时SQLite，测试后自动删除</w:t>
             </w:r>
           </w:p>
         </w:tc>
@@ -4080,7 +3903,7 @@
                 <w:sz w:val="20"/>
                 <w:szCs w:val="20"/>
               </w:rPr>
-              <w:t>BaseDaoTest 基类，@BeforeEach/@AfterEach 自动管理</w:t>
+              <w:t>BaseDaoTest基类，@BeforeEach/@AfterEach</w:t>
             </w:r>
           </w:p>
         </w:tc>
@@ -4091,7 +3914,7 @@
         <w:pStyle w:val="4"/>
         <w:spacing w:before="180" w:after="120"/>
       </w:pPr>
-      <w:bookmarkStart w:id="11" w:name="_Toc20201"/>
+      <w:bookmarkStart w:id="11" w:name="_Toc29321"/>
       <w:r>
         <w:rPr>
           <w:rFonts w:ascii="黑体" w:hAnsi="黑体" w:eastAsia="黑体" w:cs="黑体"/>
@@ -4280,7 +4103,7 @@
                 <w:sz w:val="20"/>
                 <w:szCs w:val="20"/>
               </w:rPr>
-              <w:t>通过 appsettings.json 配置 EnableSimulation 开关，架构预留真实硬件 Modbus 采集接口</w:t>
+              <w:t>EnableSimulation开关，架构预留Modbus接口</w:t>
             </w:r>
           </w:p>
         </w:tc>
@@ -4352,7 +4175,7 @@
                 <w:sz w:val="20"/>
                 <w:szCs w:val="20"/>
               </w:rPr>
-              <w:t>试验完成后自动生成 CSV 原始数据 + Excel 含图报告 + PDF 正式报告</w:t>
+              <w:t>CSV原始数据+Excel含图报告+PDF正式报告</w:t>
             </w:r>
           </w:p>
         </w:tc>
@@ -4424,7 +4247,7 @@
                 <w:sz w:val="20"/>
                 <w:szCs w:val="20"/>
               </w:rPr>
-              <w:t>XChart 组件实现最近 10 分钟温度曲线滚动显示，4 条折线颜色各异</w:t>
+              <w:t>XChart最近10分钟滚动，4条折线颜色各异</w:t>
             </w:r>
           </w:p>
         </w:tc>
@@ -4496,7 +4319,7 @@
                 <w:sz w:val="20"/>
                 <w:szCs w:val="20"/>
               </w:rPr>
-              <w:t>状态切换、温度稳定、异常回退等关键事件自动生成带时间戳消息</w:t>
+              <w:t>不同事件类型显示不同颜色</w:t>
             </w:r>
           </w:p>
         </w:tc>
@@ -4507,7 +4330,7 @@
         <w:pStyle w:val="4"/>
         <w:spacing w:before="180" w:after="120"/>
       </w:pPr>
-      <w:bookmarkStart w:id="12" w:name="_Toc32164"/>
+      <w:bookmarkStart w:id="12" w:name="_Toc7201"/>
       <w:r>
         <w:rPr>
           <w:rFonts w:ascii="黑体" w:hAnsi="黑体" w:eastAsia="黑体" w:cs="黑体"/>
@@ -4669,7 +4492,7 @@
                 <w:sz w:val="20"/>
                 <w:szCs w:val="20"/>
               </w:rPr>
-              <w:t>Git 模块化分目录协同</w:t>
+              <w:t>Git模块化分目录协同</w:t>
             </w:r>
           </w:p>
         </w:tc>
@@ -4696,7 +4519,7 @@
                 <w:sz w:val="20"/>
                 <w:szCs w:val="20"/>
               </w:rPr>
-              <w:t>5 位组员各自拥有独立 Git 目录（core/dao/ui/service/utils/test），代码边界清晰，合并冲突为零</w:t>
+              <w:t>5位组员独立Git目录，零合并冲突</w:t>
             </w:r>
           </w:p>
         </w:tc>
@@ -4741,7 +4564,7 @@
                 <w:sz w:val="20"/>
                 <w:szCs w:val="20"/>
               </w:rPr>
-              <w:t>AI 辅助全流程开发</w:t>
+              <w:t>AI辅助全流程开发</w:t>
             </w:r>
           </w:p>
         </w:tc>
@@ -4768,7 +4591,7 @@
                 <w:sz w:val="20"/>
                 <w:szCs w:val="20"/>
               </w:rPr>
-              <w:t>全组统一使用 Claude Code 进行代码编写、单元测试生成、文档撰写、代码审查</w:t>
+              <w:t>全组统一Claude Code编码/测试/文档/审查</w:t>
             </w:r>
           </w:p>
         </w:tc>
@@ -4840,7 +4663,7 @@
                 <w:sz w:val="20"/>
                 <w:szCs w:val="20"/>
               </w:rPr>
-              <w:t>一次性输出 5 份大赛标准文档，共享统一封面、编号规则、修订历史、排版规范</w:t>
+              <w:t>5份文档统一封面、编号、修订历史、排版</w:t>
             </w:r>
           </w:p>
         </w:tc>
@@ -4885,7 +4708,7 @@
                 <w:sz w:val="20"/>
                 <w:szCs w:val="20"/>
               </w:rPr>
-              <w:t>JaCoCo 覆盖率门禁</w:t>
+              <w:t>JaCoCo覆盖率门禁</w:t>
             </w:r>
           </w:p>
         </w:tc>
@@ -4912,7 +4735,7 @@
                 <w:sz w:val="20"/>
                 <w:szCs w:val="20"/>
               </w:rPr>
-              <w:t>CI 构建流程内置 JaCoCo 80% 覆盖率门禁，不达标构建失败，确保交付质量</w:t>
+              <w:t>80%门禁，不达标构建失败</w:t>
             </w:r>
           </w:p>
         </w:tc>
@@ -4928,7 +4751,7 @@
         <w:pStyle w:val="2"/>
         <w:spacing w:before="360" w:after="240"/>
       </w:pPr>
-      <w:bookmarkStart w:id="13" w:name="_Toc15524"/>
+      <w:bookmarkStart w:id="13" w:name="_Toc30380"/>
       <w:r>
         <w:rPr>
           <w:rFonts w:ascii="黑体" w:hAnsi="黑体" w:eastAsia="黑体" w:cs="黑体"/>
@@ -4946,7 +4769,7 @@
         <w:pStyle w:val="3"/>
         <w:spacing w:before="240" w:after="180"/>
       </w:pPr>
-      <w:bookmarkStart w:id="14" w:name="_Toc12735"/>
+      <w:bookmarkStart w:id="14" w:name="_Toc11847"/>
       <w:r>
         <w:rPr>
           <w:rFonts w:ascii="黑体" w:hAnsi="黑体" w:eastAsia="黑体" w:cs="黑体"/>
@@ -4969,72 +4792,7 @@
           <w:sz w:val="24"/>
           <w:szCs w:val="24"/>
         </w:rPr>
-        <w:t>本系统采用分层模块化架构，由 5 位组员各自负责独立模块，通过 Git 分目录协同开发。系统整体分为四层：UI 层（JavaFX 21 + FXML）、业务核心层（Core Engine）、服务层（Service Layer）、数据层（Data Layer）。数据通过事件机制（DataChangeListener）从下层向上层传递，各层之间接口清晰、依赖单向。</w:t>
-      </w:r>
-    </w:p>
-    <w:p>
-      <w:pPr>
-        <w:spacing w:after="80" w:line="280" w:lineRule="auto"/>
-      </w:pPr>
-      <w:r>
-        <w:rPr>
-          <w:rFonts w:ascii="Consolas" w:hAnsi="Consolas" w:eastAsia="Consolas" w:cs="Consolas"/>
-          <w:sz w:val="20"/>
-          <w:szCs w:val="20"/>
-        </w:rPr>
-        <w:t>UI 层 (JavaFX 21): LoginController | MainController | NewTestDialog | TestRecord</w:t>
-      </w:r>
-    </w:p>
-    <w:p>
-      <w:pPr>
-        <w:spacing w:after="80" w:line="280" w:lineRule="auto"/>
-      </w:pPr>
-      <w:r>
-        <w:rPr>
-          <w:rFonts w:ascii="Consolas" w:hAnsi="Consolas" w:eastAsia="Consolas" w:cs="Consolas"/>
-          <w:sz w:val="20"/>
-          <w:szCs w:val="20"/>
-        </w:rPr>
-        <w:t>业务核心层: TestStateMachine | TestMaster | SensorSimulator | TestContext</w:t>
-      </w:r>
-    </w:p>
-    <w:p>
-      <w:pPr>
-        <w:spacing w:after="80" w:line="280" w:lineRule="auto"/>
-      </w:pPr>
-      <w:r>
-        <w:rPr>
-          <w:rFonts w:ascii="Consolas" w:hAnsi="Consolas" w:eastAsia="Consolas" w:cs="Consolas"/>
-          <w:sz w:val="20"/>
-          <w:szCs w:val="20"/>
-        </w:rPr>
-        <w:t>服务层: CsvDataService | ExcelReportService | PdfReportService | AppConfig | LogUtil</w:t>
-      </w:r>
-    </w:p>
-    <w:p>
-      <w:pPr>
-        <w:spacing w:after="80" w:line="280" w:lineRule="auto"/>
-      </w:pPr>
-      <w:r>
-        <w:rPr>
-          <w:rFonts w:ascii="Consolas" w:hAnsi="Consolas" w:eastAsia="Consolas" w:cs="Consolas"/>
-          <w:sz w:val="20"/>
-          <w:szCs w:val="20"/>
-        </w:rPr>
-        <w:t>数据层: BaseDao&lt;T&gt; | OperatorDao | TestMasterDao | DbUtil (SQLite)</w:t>
-      </w:r>
-    </w:p>
-    <w:p>
-      <w:pPr>
-        <w:spacing w:after="80" w:line="280" w:lineRule="auto"/>
-      </w:pPr>
-      <w:r>
-        <w:rPr>
-          <w:rFonts w:ascii="Consolas" w:hAnsi="Consolas" w:eastAsia="Consolas" w:cs="Consolas"/>
-          <w:sz w:val="20"/>
-          <w:szCs w:val="20"/>
-        </w:rPr>
-        <w:t>基础设施: SQLite 3 | Maven | JUnit 5 | JaCoCo | logback | Jackson | iText</w:t>
+        <w:t>分层模块化架构：UI层(JavaFX 21+FXML)→业务核心层(Core Engine)→服务层(Service Layer)→数据层(Data Layer)。事件机制(DataChangeListener)向上传递数据。</w:t>
       </w:r>
     </w:p>
     <w:p>
@@ -5042,7 +4800,7 @@
         <w:pStyle w:val="3"/>
         <w:spacing w:before="240" w:after="180"/>
       </w:pPr>
-      <w:bookmarkStart w:id="15" w:name="_Toc16649"/>
+      <w:bookmarkStart w:id="15" w:name="_Toc2610"/>
       <w:r>
         <w:rPr>
           <w:rFonts w:ascii="黑体" w:hAnsi="黑体" w:eastAsia="黑体" w:cs="黑体"/>
@@ -5326,7 +5084,7 @@
                 <w:sz w:val="20"/>
                 <w:szCs w:val="20"/>
               </w:rPr>
-              <w:t>管理员/试验员双角色，密码验证</w:t>
+              <w:t>管理员/试验员双角色</w:t>
             </w:r>
           </w:p>
         </w:tc>
@@ -5452,7 +5210,7 @@
                 <w:sz w:val="20"/>
                 <w:szCs w:val="20"/>
               </w:rPr>
-              <w:t>样品信息录入、环境参数配置、设备信息自动带入</w:t>
+              <w:t>样品信息录入、环境参数配置</w:t>
             </w:r>
           </w:p>
         </w:tc>
@@ -5578,7 +5336,7 @@
                 <w:sz w:val="20"/>
                 <w:szCs w:val="20"/>
               </w:rPr>
-              <w:t>5 通道温度数据生成，每 800ms 迭代，四阶段</w:t>
+              <w:t>5通道温度数据，每800ms迭代</w:t>
             </w:r>
           </w:p>
         </w:tc>
@@ -5704,7 +5462,7 @@
                 <w:sz w:val="20"/>
                 <w:szCs w:val="20"/>
               </w:rPr>
-              <w:t>5 状态自动流转，含温度稳定判定、异常回退</w:t>
+              <w:t>IDLE→PREPARING→READY→RECORDING→COMPLETE</w:t>
             </w:r>
           </w:p>
         </w:tc>
@@ -5830,7 +5588,7 @@
                 <w:sz w:val="20"/>
                 <w:szCs w:val="20"/>
               </w:rPr>
-              <w:t>4 线曲线图（XChart）、5 通道 LED 数值、计时器</w:t>
+              <w:t>4线曲线图(XChart)+5通道LED</w:t>
             </w:r>
           </w:p>
         </w:tc>
@@ -5956,7 +5714,7 @@
                 <w:sz w:val="20"/>
                 <w:szCs w:val="20"/>
               </w:rPr>
-              <w:t>火焰发生时刻/持续时间、试验后质量、失重率自动计算</w:t>
+              <w:t>火焰时刻/质量/失重率</w:t>
             </w:r>
           </w:p>
         </w:tc>
@@ -6082,7 +5840,7 @@
                 <w:sz w:val="20"/>
                 <w:szCs w:val="20"/>
               </w:rPr>
-              <w:t>试验完成后自动生成三种格式报告</w:t>
+              <w:t>自动生成三种格式</w:t>
             </w:r>
           </w:p>
         </w:tc>
@@ -6208,7 +5966,7 @@
                 <w:sz w:val="20"/>
                 <w:szCs w:val="20"/>
               </w:rPr>
-              <w:t>按日期/样品/操作员筛选，支持分页和详情查看</w:t>
+              <w:t>按日期/样品/操作员筛选</w:t>
             </w:r>
           </w:p>
         </w:tc>
@@ -6334,7 +6092,7 @@
                 <w:sz w:val="20"/>
                 <w:szCs w:val="20"/>
               </w:rPr>
-              <w:t>校准温度记录、历史校准查询</w:t>
+              <w:t>校准温度记录</w:t>
             </w:r>
           </w:p>
         </w:tc>
@@ -6372,7 +6130,7 @@
         <w:pStyle w:val="3"/>
         <w:spacing w:before="240" w:after="180"/>
       </w:pPr>
-      <w:bookmarkStart w:id="16" w:name="_Toc30860"/>
+      <w:bookmarkStart w:id="16" w:name="_Toc9449"/>
       <w:r>
         <w:rPr>
           <w:rFonts w:ascii="黑体" w:hAnsi="黑体" w:eastAsia="黑体" w:cs="黑体"/>
@@ -6568,7 +6326,7 @@
                 <w:sz w:val="20"/>
                 <w:szCs w:val="20"/>
               </w:rPr>
-              <w:t>UI 框架</w:t>
+              <w:t>UI框架</w:t>
             </w:r>
           </w:p>
         </w:tc>
@@ -6595,7 +6353,7 @@
                 <w:sz w:val="20"/>
                 <w:szCs w:val="20"/>
               </w:rPr>
-              <w:t>JavaFX 21 + FXML</w:t>
+              <w:t>JavaFX 21+FXML</w:t>
             </w:r>
           </w:p>
         </w:tc>
@@ -6622,7 +6380,7 @@
                 <w:sz w:val="20"/>
                 <w:szCs w:val="20"/>
               </w:rPr>
-              <w:t>声明式布局，Scene Builder 可视化编辑，CSS 样式分离</w:t>
+              <w:t>声明式布局，CSS样式分离</w:t>
             </w:r>
           </w:p>
         </w:tc>
@@ -6721,7 +6479,7 @@
                 <w:sz w:val="20"/>
                 <w:szCs w:val="20"/>
               </w:rPr>
-              <w:t>轻量级实时曲线图，支持动态数据更新和滚动窗口</w:t>
+              <w:t>轻量级实时曲线图</w:t>
             </w:r>
           </w:p>
         </w:tc>
@@ -6793,7 +6551,7 @@
                 <w:sz w:val="20"/>
                 <w:szCs w:val="20"/>
               </w:rPr>
-              <w:t>SQLite 3 + JDBC</w:t>
+              <w:t>SQLite 3+JDBC</w:t>
             </w:r>
           </w:p>
         </w:tc>
@@ -6820,7 +6578,7 @@
                 <w:sz w:val="20"/>
                 <w:szCs w:val="20"/>
               </w:rPr>
-              <w:t>纯 Java 驱动，无服务依赖，适合桌面应用</w:t>
+              <w:t>纯Java驱动，无服务依赖</w:t>
             </w:r>
           </w:p>
         </w:tc>
@@ -6892,7 +6650,7 @@
                 <w:sz w:val="20"/>
                 <w:szCs w:val="20"/>
               </w:rPr>
-              <w:t>BaseDao&lt;T&gt; 反射映射</w:t>
+              <w:t>BaseDao&lt;T&gt;反射映射</w:t>
             </w:r>
           </w:p>
         </w:tc>
@@ -6919,7 +6677,7 @@
                 <w:sz w:val="20"/>
                 <w:szCs w:val="20"/>
               </w:rPr>
-              <w:t>泛型 CRUD 封装，PreparedStatement 防注入，字段缓存优化</w:t>
+              <w:t>泛型CRUD，PreparedStatement防注入</w:t>
             </w:r>
           </w:p>
         </w:tc>
@@ -6964,7 +6722,7 @@
                 <w:sz w:val="20"/>
                 <w:szCs w:val="20"/>
               </w:rPr>
-              <w:t>JSON 序列化</w:t>
+              <w:t>Excel生成</w:t>
             </w:r>
           </w:p>
         </w:tc>
@@ -6991,7 +6749,7 @@
                 <w:sz w:val="20"/>
                 <w:szCs w:val="20"/>
               </w:rPr>
-              <w:t>Jackson 2.16</w:t>
+              <w:t>Apache POI 5.2</w:t>
             </w:r>
           </w:p>
         </w:tc>
@@ -7018,7 +6776,7 @@
                 <w:sz w:val="20"/>
                 <w:szCs w:val="20"/>
               </w:rPr>
-              <w:t>配置读写、校准记录 JSON 字段序列化</w:t>
+              <w:t>多Sheet报告(信息+数据+曲线图)</w:t>
             </w:r>
           </w:p>
         </w:tc>
@@ -7063,7 +6821,7 @@
                 <w:sz w:val="20"/>
                 <w:szCs w:val="20"/>
               </w:rPr>
-              <w:t>Excel 生成</w:t>
+              <w:t>PDF生成</w:t>
             </w:r>
           </w:p>
         </w:tc>
@@ -7090,7 +6848,7 @@
                 <w:sz w:val="20"/>
                 <w:szCs w:val="20"/>
               </w:rPr>
-              <w:t>Apache POI 5.2</w:t>
+              <w:t>iText 7.2</w:t>
             </w:r>
           </w:p>
         </w:tc>
@@ -7117,7 +6875,7 @@
                 <w:sz w:val="20"/>
                 <w:szCs w:val="20"/>
               </w:rPr>
-              <w:t>多 Sheet 报告（试验信息 + 温度数据 + 曲线图）</w:t>
+              <w:t>正式报告排版，含中文渲染</w:t>
             </w:r>
           </w:p>
         </w:tc>
@@ -7162,7 +6920,7 @@
                 <w:sz w:val="20"/>
                 <w:szCs w:val="20"/>
               </w:rPr>
-              <w:t>PDF 生成</w:t>
+              <w:t>测试</w:t>
             </w:r>
           </w:p>
         </w:tc>
@@ -7189,7 +6947,7 @@
                 <w:sz w:val="20"/>
                 <w:szCs w:val="20"/>
               </w:rPr>
-              <w:t>iText 7.2</w:t>
+              <w:t>JUnit 5.10+JaCoCo 0.8.12</w:t>
             </w:r>
           </w:p>
         </w:tc>
@@ -7216,304 +6974,7 @@
                 <w:sz w:val="20"/>
                 <w:szCs w:val="20"/>
               </w:rPr>
-              <w:t>正式报告排版，含中文渲染（pdfCalligraph）</w:t>
-            </w:r>
-          </w:p>
-        </w:tc>
-      </w:tr>
-      <w:tr>
-        <w:tblPrEx>
-          <w:tblBorders>
-            <w:top w:val="single" w:color="auto" w:sz="4" w:space="0"/>
-            <w:left w:val="single" w:color="auto" w:sz="4" w:space="0"/>
-            <w:bottom w:val="single" w:color="auto" w:sz="4" w:space="0"/>
-            <w:right w:val="single" w:color="auto" w:sz="4" w:space="0"/>
-            <w:insideH w:val="single" w:color="auto" w:sz="4" w:space="0"/>
-            <w:insideV w:val="single" w:color="auto" w:sz="4" w:space="0"/>
-          </w:tblBorders>
-          <w:tblCellMar>
-            <w:top w:w="0" w:type="dxa"/>
-            <w:left w:w="10" w:type="dxa"/>
-            <w:bottom w:w="0" w:type="dxa"/>
-            <w:right w:w="10" w:type="dxa"/>
-          </w:tblCellMar>
-        </w:tblPrEx>
-        <w:tc>
-          <w:tcPr>
-            <w:tcW w:w="2500" w:type="dxa"/>
-            <w:tcBorders>
-              <w:top w:val="single" w:color="CCCCCC" w:sz="0" w:space="0"/>
-              <w:left w:val="single" w:color="CCCCCC" w:sz="0" w:space="0"/>
-              <w:bottom w:val="single" w:color="CCCCCC" w:sz="0" w:space="0"/>
-              <w:right w:val="single" w:color="CCCCCC" w:sz="0" w:space="0"/>
-            </w:tcBorders>
-            <w:tcMar>
-              <w:top w:w="60" w:type="dxa"/>
-              <w:left w:w="100" w:type="dxa"/>
-              <w:bottom w:w="60" w:type="dxa"/>
-              <w:right w:w="100" w:type="dxa"/>
-            </w:tcMar>
-          </w:tcPr>
-          <w:p>
-            <w:r>
-              <w:rPr>
-                <w:rFonts w:ascii="宋体" w:hAnsi="宋体" w:eastAsia="宋体" w:cs="宋体"/>
-                <w:sz w:val="20"/>
-                <w:szCs w:val="20"/>
-              </w:rPr>
-              <w:t>日志</w:t>
-            </w:r>
-          </w:p>
-        </w:tc>
-        <w:tc>
-          <w:tcPr>
-            <w:tcW w:w="3000" w:type="dxa"/>
-            <w:tcBorders>
-              <w:top w:val="single" w:color="CCCCCC" w:sz="0" w:space="0"/>
-              <w:left w:val="single" w:color="CCCCCC" w:sz="0" w:space="0"/>
-              <w:bottom w:val="single" w:color="CCCCCC" w:sz="0" w:space="0"/>
-              <w:right w:val="single" w:color="CCCCCC" w:sz="0" w:space="0"/>
-            </w:tcBorders>
-            <w:tcMar>
-              <w:top w:w="60" w:type="dxa"/>
-              <w:left w:w="100" w:type="dxa"/>
-              <w:bottom w:w="60" w:type="dxa"/>
-              <w:right w:w="100" w:type="dxa"/>
-            </w:tcMar>
-          </w:tcPr>
-          <w:p>
-            <w:r>
-              <w:rPr>
-                <w:rFonts w:ascii="宋体" w:hAnsi="宋体" w:eastAsia="宋体" w:cs="宋体"/>
-                <w:sz w:val="20"/>
-                <w:szCs w:val="20"/>
-              </w:rPr>
-              <w:t>SLF4J + Logback</w:t>
-            </w:r>
-          </w:p>
-        </w:tc>
-        <w:tc>
-          <w:tcPr>
-            <w:tcW w:w="5406" w:type="dxa"/>
-            <w:tcBorders>
-              <w:top w:val="single" w:color="CCCCCC" w:sz="0" w:space="0"/>
-              <w:left w:val="single" w:color="CCCCCC" w:sz="0" w:space="0"/>
-              <w:bottom w:val="single" w:color="CCCCCC" w:sz="0" w:space="0"/>
-              <w:right w:val="single" w:color="CCCCCC" w:sz="0" w:space="0"/>
-            </w:tcBorders>
-            <w:tcMar>
-              <w:top w:w="60" w:type="dxa"/>
-              <w:left w:w="100" w:type="dxa"/>
-              <w:bottom w:w="60" w:type="dxa"/>
-              <w:right w:w="100" w:type="dxa"/>
-            </w:tcMar>
-          </w:tcPr>
-          <w:p>
-            <w:r>
-              <w:rPr>
-                <w:rFonts w:ascii="宋体" w:hAnsi="宋体" w:eastAsia="宋体" w:cs="宋体"/>
-                <w:sz w:val="20"/>
-                <w:szCs w:val="20"/>
-              </w:rPr>
-              <w:t>分级日志输出，文件滚动归档</w:t>
-            </w:r>
-          </w:p>
-        </w:tc>
-      </w:tr>
-      <w:tr>
-        <w:tblPrEx>
-          <w:tblBorders>
-            <w:top w:val="single" w:color="auto" w:sz="4" w:space="0"/>
-            <w:left w:val="single" w:color="auto" w:sz="4" w:space="0"/>
-            <w:bottom w:val="single" w:color="auto" w:sz="4" w:space="0"/>
-            <w:right w:val="single" w:color="auto" w:sz="4" w:space="0"/>
-            <w:insideH w:val="single" w:color="auto" w:sz="4" w:space="0"/>
-            <w:insideV w:val="single" w:color="auto" w:sz="4" w:space="0"/>
-          </w:tblBorders>
-          <w:tblCellMar>
-            <w:top w:w="0" w:type="dxa"/>
-            <w:left w:w="10" w:type="dxa"/>
-            <w:bottom w:w="0" w:type="dxa"/>
-            <w:right w:w="10" w:type="dxa"/>
-          </w:tblCellMar>
-        </w:tblPrEx>
-        <w:tc>
-          <w:tcPr>
-            <w:tcW w:w="2500" w:type="dxa"/>
-            <w:tcBorders>
-              <w:top w:val="single" w:color="CCCCCC" w:sz="0" w:space="0"/>
-              <w:left w:val="single" w:color="CCCCCC" w:sz="0" w:space="0"/>
-              <w:bottom w:val="single" w:color="CCCCCC" w:sz="0" w:space="0"/>
-              <w:right w:val="single" w:color="CCCCCC" w:sz="0" w:space="0"/>
-            </w:tcBorders>
-            <w:tcMar>
-              <w:top w:w="60" w:type="dxa"/>
-              <w:left w:w="100" w:type="dxa"/>
-              <w:bottom w:w="60" w:type="dxa"/>
-              <w:right w:w="100" w:type="dxa"/>
-            </w:tcMar>
-          </w:tcPr>
-          <w:p>
-            <w:r>
-              <w:rPr>
-                <w:rFonts w:ascii="宋体" w:hAnsi="宋体" w:eastAsia="宋体" w:cs="宋体"/>
-                <w:sz w:val="20"/>
-                <w:szCs w:val="20"/>
-              </w:rPr>
-              <w:t>测试</w:t>
-            </w:r>
-          </w:p>
-        </w:tc>
-        <w:tc>
-          <w:tcPr>
-            <w:tcW w:w="3000" w:type="dxa"/>
-            <w:tcBorders>
-              <w:top w:val="single" w:color="CCCCCC" w:sz="0" w:space="0"/>
-              <w:left w:val="single" w:color="CCCCCC" w:sz="0" w:space="0"/>
-              <w:bottom w:val="single" w:color="CCCCCC" w:sz="0" w:space="0"/>
-              <w:right w:val="single" w:color="CCCCCC" w:sz="0" w:space="0"/>
-            </w:tcBorders>
-            <w:tcMar>
-              <w:top w:w="60" w:type="dxa"/>
-              <w:left w:w="100" w:type="dxa"/>
-              <w:bottom w:w="60" w:type="dxa"/>
-              <w:right w:w="100" w:type="dxa"/>
-            </w:tcMar>
-          </w:tcPr>
-          <w:p>
-            <w:r>
-              <w:rPr>
-                <w:rFonts w:ascii="宋体" w:hAnsi="宋体" w:eastAsia="宋体" w:cs="宋体"/>
-                <w:sz w:val="20"/>
-                <w:szCs w:val="20"/>
-              </w:rPr>
-              <w:t>JUnit 5.10 + JaCoCo 0.8.12</w:t>
-            </w:r>
-          </w:p>
-        </w:tc>
-        <w:tc>
-          <w:tcPr>
-            <w:tcW w:w="5406" w:type="dxa"/>
-            <w:tcBorders>
-              <w:top w:val="single" w:color="CCCCCC" w:sz="0" w:space="0"/>
-              <w:left w:val="single" w:color="CCCCCC" w:sz="0" w:space="0"/>
-              <w:bottom w:val="single" w:color="CCCCCC" w:sz="0" w:space="0"/>
-              <w:right w:val="single" w:color="CCCCCC" w:sz="0" w:space="0"/>
-            </w:tcBorders>
-            <w:tcMar>
-              <w:top w:w="60" w:type="dxa"/>
-              <w:left w:w="100" w:type="dxa"/>
-              <w:bottom w:w="60" w:type="dxa"/>
-              <w:right w:w="100" w:type="dxa"/>
-            </w:tcMar>
-          </w:tcPr>
-          <w:p>
-            <w:r>
-              <w:rPr>
-                <w:rFonts w:ascii="宋体" w:hAnsi="宋体" w:eastAsia="宋体" w:cs="宋体"/>
-                <w:sz w:val="20"/>
-                <w:szCs w:val="20"/>
-              </w:rPr>
-              <w:t>单元测试 + 覆盖率门禁 80%</w:t>
-            </w:r>
-          </w:p>
-        </w:tc>
-      </w:tr>
-      <w:tr>
-        <w:tblPrEx>
-          <w:tblBorders>
-            <w:top w:val="single" w:color="auto" w:sz="4" w:space="0"/>
-            <w:left w:val="single" w:color="auto" w:sz="4" w:space="0"/>
-            <w:bottom w:val="single" w:color="auto" w:sz="4" w:space="0"/>
-            <w:right w:val="single" w:color="auto" w:sz="4" w:space="0"/>
-            <w:insideH w:val="single" w:color="auto" w:sz="4" w:space="0"/>
-            <w:insideV w:val="single" w:color="auto" w:sz="4" w:space="0"/>
-          </w:tblBorders>
-          <w:tblCellMar>
-            <w:top w:w="0" w:type="dxa"/>
-            <w:left w:w="10" w:type="dxa"/>
-            <w:bottom w:w="0" w:type="dxa"/>
-            <w:right w:w="10" w:type="dxa"/>
-          </w:tblCellMar>
-        </w:tblPrEx>
-        <w:tc>
-          <w:tcPr>
-            <w:tcW w:w="2500" w:type="dxa"/>
-            <w:tcBorders>
-              <w:top w:val="single" w:color="CCCCCC" w:sz="0" w:space="0"/>
-              <w:left w:val="single" w:color="CCCCCC" w:sz="0" w:space="0"/>
-              <w:bottom w:val="single" w:color="CCCCCC" w:sz="0" w:space="0"/>
-              <w:right w:val="single" w:color="CCCCCC" w:sz="0" w:space="0"/>
-            </w:tcBorders>
-            <w:tcMar>
-              <w:top w:w="60" w:type="dxa"/>
-              <w:left w:w="100" w:type="dxa"/>
-              <w:bottom w:w="60" w:type="dxa"/>
-              <w:right w:w="100" w:type="dxa"/>
-            </w:tcMar>
-          </w:tcPr>
-          <w:p>
-            <w:r>
-              <w:rPr>
-                <w:rFonts w:ascii="宋体" w:hAnsi="宋体" w:eastAsia="宋体" w:cs="宋体"/>
-                <w:sz w:val="20"/>
-                <w:szCs w:val="20"/>
-              </w:rPr>
-              <w:t>构建</w:t>
-            </w:r>
-          </w:p>
-        </w:tc>
-        <w:tc>
-          <w:tcPr>
-            <w:tcW w:w="3000" w:type="dxa"/>
-            <w:tcBorders>
-              <w:top w:val="single" w:color="CCCCCC" w:sz="0" w:space="0"/>
-              <w:left w:val="single" w:color="CCCCCC" w:sz="0" w:space="0"/>
-              <w:bottom w:val="single" w:color="CCCCCC" w:sz="0" w:space="0"/>
-              <w:right w:val="single" w:color="CCCCCC" w:sz="0" w:space="0"/>
-            </w:tcBorders>
-            <w:tcMar>
-              <w:top w:w="60" w:type="dxa"/>
-              <w:left w:w="100" w:type="dxa"/>
-              <w:bottom w:w="60" w:type="dxa"/>
-              <w:right w:w="100" w:type="dxa"/>
-            </w:tcMar>
-          </w:tcPr>
-          <w:p>
-            <w:r>
-              <w:rPr>
-                <w:rFonts w:ascii="宋体" w:hAnsi="宋体" w:eastAsia="宋体" w:cs="宋体"/>
-                <w:sz w:val="20"/>
-                <w:szCs w:val="20"/>
-              </w:rPr>
-              <w:t>Maven 3.8</w:t>
-            </w:r>
-          </w:p>
-        </w:tc>
-        <w:tc>
-          <w:tcPr>
-            <w:tcW w:w="5406" w:type="dxa"/>
-            <w:tcBorders>
-              <w:top w:val="single" w:color="CCCCCC" w:sz="0" w:space="0"/>
-              <w:left w:val="single" w:color="CCCCCC" w:sz="0" w:space="0"/>
-              <w:bottom w:val="single" w:color="CCCCCC" w:sz="0" w:space="0"/>
-              <w:right w:val="single" w:color="CCCCCC" w:sz="0" w:space="0"/>
-            </w:tcBorders>
-            <w:tcMar>
-              <w:top w:w="60" w:type="dxa"/>
-              <w:left w:w="100" w:type="dxa"/>
-              <w:bottom w:w="60" w:type="dxa"/>
-              <w:right w:w="100" w:type="dxa"/>
-            </w:tcMar>
-          </w:tcPr>
-          <w:p>
-            <w:r>
-              <w:rPr>
-                <w:rFonts w:ascii="宋体" w:hAnsi="宋体" w:eastAsia="宋体" w:cs="宋体"/>
-                <w:sz w:val="20"/>
-                <w:szCs w:val="20"/>
-              </w:rPr>
-              <w:t>依赖管理、编译打包、测试执行</w:t>
+              <w:t>单元测试+覆盖率门禁80%</w:t>
             </w:r>
           </w:p>
         </w:tc>
@@ -7524,7 +6985,7 @@
         <w:pStyle w:val="3"/>
         <w:spacing w:before="240" w:after="180"/>
       </w:pPr>
-      <w:bookmarkStart w:id="17" w:name="_Toc20050"/>
+      <w:bookmarkStart w:id="17" w:name="_Toc25937"/>
       <w:r>
         <w:rPr>
           <w:rFonts w:ascii="黑体" w:hAnsi="黑体" w:eastAsia="黑体" w:cs="黑体"/>
@@ -7686,7 +7147,7 @@
                 <w:sz w:val="20"/>
                 <w:szCs w:val="20"/>
               </w:rPr>
-              <w:t>Jackson JSR310 模块</w:t>
+              <w:t>Jackson JSR310</w:t>
             </w:r>
           </w:p>
         </w:tc>
@@ -7713,7 +7174,7 @@
                 <w:sz w:val="20"/>
                 <w:szCs w:val="20"/>
               </w:rPr>
-              <w:t>LocalDateTime 序列化支持</w:t>
+              <w:t>LocalDateTime序列化</w:t>
             </w:r>
           </w:p>
         </w:tc>
@@ -7758,7 +7219,7 @@
                 <w:sz w:val="20"/>
                 <w:szCs w:val="20"/>
               </w:rPr>
-              <w:t>最小二乘法（纯 Java 实现）</w:t>
+              <w:t>最小二乘法(纯Java)</w:t>
             </w:r>
           </w:p>
         </w:tc>
@@ -7785,7 +7246,7 @@
                 <w:sz w:val="20"/>
                 <w:szCs w:val="20"/>
               </w:rPr>
-              <w:t>温漂线性回归，O(n) 等差数列求和优化</w:t>
+              <w:t>温漂线性回归，O(n)</w:t>
             </w:r>
           </w:p>
         </w:tc>
@@ -7830,7 +7291,7 @@
                 <w:sz w:val="20"/>
                 <w:szCs w:val="20"/>
               </w:rPr>
-              <w:t>Java 17 Record 类型</w:t>
+              <w:t>Java 17 Record</w:t>
             </w:r>
           </w:p>
         </w:tc>
@@ -7857,7 +7318,7 @@
                 <w:sz w:val="20"/>
                 <w:szCs w:val="20"/>
               </w:rPr>
-              <w:t>StateChangeEvent、TestResult 等不可变数据对象</w:t>
+              <w:t>StateChangeEvent/TestResult不可变对象</w:t>
             </w:r>
           </w:p>
         </w:tc>
@@ -7929,7 +7390,7 @@
                 <w:sz w:val="20"/>
                 <w:szCs w:val="20"/>
               </w:rPr>
-              <w:t>800ms 定时调度仿真迭代</w:t>
+              <w:t>800ms定时调度</w:t>
             </w:r>
           </w:p>
         </w:tc>
@@ -8073,23 +7534,25 @@
                 <w:sz w:val="20"/>
                 <w:szCs w:val="20"/>
               </w:rPr>
-              <w:t>状态机线程安全状态存储</w:t>
+              <w:t>状态机线程安全</w:t>
             </w:r>
           </w:p>
         </w:tc>
       </w:tr>
     </w:tbl>
     <w:p>
+      <w:bookmarkStart w:id="31" w:name="_GoBack"/>
       <w:r>
         <w:br w:type="page"/>
       </w:r>
     </w:p>
+    <w:bookmarkEnd w:id="31"/>
     <w:p>
       <w:pPr>
         <w:pStyle w:val="2"/>
         <w:spacing w:before="360" w:after="240"/>
       </w:pPr>
-      <w:bookmarkStart w:id="18" w:name="_Toc4804"/>
+      <w:bookmarkStart w:id="18" w:name="_Toc24226"/>
       <w:r>
         <w:rPr>
           <w:rFonts w:ascii="黑体" w:hAnsi="黑体" w:eastAsia="黑体" w:cs="黑体"/>
@@ -8107,7 +7570,7 @@
         <w:pStyle w:val="3"/>
         <w:spacing w:before="240" w:after="180"/>
       </w:pPr>
-      <w:bookmarkStart w:id="19" w:name="_Toc1044"/>
+      <w:bookmarkStart w:id="19" w:name="_Toc16004"/>
       <w:r>
         <w:rPr>
           <w:rFonts w:ascii="黑体" w:hAnsi="黑体" w:eastAsia="黑体" w:cs="黑体"/>
@@ -8125,7 +7588,7 @@
         <w:pStyle w:val="4"/>
         <w:spacing w:before="180" w:after="120"/>
       </w:pPr>
-      <w:bookmarkStart w:id="20" w:name="_Toc1120"/>
+      <w:bookmarkStart w:id="20" w:name="_Toc2311"/>
       <w:r>
         <w:rPr>
           <w:rFonts w:ascii="黑体" w:hAnsi="黑体" w:eastAsia="黑体" w:cs="黑体"/>
@@ -8134,22 +7597,9 @@
           <w:sz w:val="24"/>
           <w:szCs w:val="24"/>
         </w:rPr>
-        <w:t>3.1.1 技术可行性分析</w:t>
+        <w:t>3.1.1 技术可行性</w:t>
       </w:r>
       <w:bookmarkEnd w:id="20"/>
-    </w:p>
-    <w:p>
-      <w:pPr>
-        <w:spacing w:after="120" w:line="360" w:lineRule="auto"/>
-      </w:pPr>
-      <w:r>
-        <w:rPr>
-          <w:rFonts w:ascii="宋体" w:hAnsi="宋体" w:eastAsia="宋体" w:cs="宋体"/>
-          <w:sz w:val="24"/>
-          <w:szCs w:val="24"/>
-        </w:rPr>
-        <w:t>（1）技术栈成熟度</w:t>
-      </w:r>
     </w:p>
     <w:tbl>
       <w:tblPr>
@@ -8395,7 +7845,7 @@
                 <w:sz w:val="20"/>
                 <w:szCs w:val="20"/>
               </w:rPr>
-              <w:t>LTS 版本，生产环境广泛使用</w:t>
+              <w:t>LTS版本</w:t>
             </w:r>
           </w:p>
         </w:tc>
@@ -8521,7 +7971,7 @@
                 <w:sz w:val="20"/>
                 <w:szCs w:val="20"/>
               </w:rPr>
-              <w:t>Oracle 开源维护，桌面应用主流方案</w:t>
+              <w:t>Oracle开源维护</w:t>
             </w:r>
           </w:p>
         </w:tc>
@@ -8575,7 +8025,7 @@
                 <w:sz w:val="20"/>
                 <w:szCs w:val="20"/>
               </w:rPr>
-              <w:t>需配置 Maven 插件</w:t>
+              <w:t>需配置Maven插件</w:t>
             </w:r>
           </w:p>
         </w:tc>
@@ -8647,7 +8097,7 @@
                 <w:sz w:val="20"/>
                 <w:szCs w:val="20"/>
               </w:rPr>
-              <w:t>全球部署最广泛的嵌入式数据库</w:t>
+              <w:t>全球部署最广泛</w:t>
             </w:r>
           </w:p>
         </w:tc>
@@ -8773,7 +8223,7 @@
                 <w:sz w:val="20"/>
                 <w:szCs w:val="20"/>
               </w:rPr>
-              <w:t>GitHub 1.5k+ Stars，持续维护</w:t>
+              <w:t>GitHub 1.5k+ Stars</w:t>
             </w:r>
           </w:p>
         </w:tc>
@@ -8899,7 +8349,7 @@
                 <w:sz w:val="20"/>
                 <w:szCs w:val="20"/>
               </w:rPr>
-              <w:t>商业级 PDF 库，AGPL 许可</w:t>
+              <w:t>商业级PDF库</w:t>
             </w:r>
           </w:p>
         </w:tc>
@@ -9025,7 +8475,7 @@
                 <w:sz w:val="20"/>
                 <w:szCs w:val="20"/>
               </w:rPr>
-              <w:t>Apache 基金会顶级项目</w:t>
+              <w:t>Apache顶级项目</w:t>
             </w:r>
           </w:p>
         </w:tc>
@@ -9095,8 +8545,26 @@
           <w:sz w:val="24"/>
           <w:szCs w:val="24"/>
         </w:rPr>
-        <w:t>（2）核心技术难点已突破</w:t>
+        <w:t>核心技术难点已全部突破：温度仿真(✅单元测试)、状态机(✅35+用例)、SQLite内存测试(✅DAO测试)、实时曲线(✅UI集成)、三格式报告(✅功能验证)。</w:t>
       </w:r>
+    </w:p>
+    <w:p>
+      <w:pPr>
+        <w:pStyle w:val="4"/>
+        <w:spacing w:before="180" w:after="120"/>
+      </w:pPr>
+      <w:bookmarkStart w:id="21" w:name="_Toc16884"/>
+      <w:r>
+        <w:rPr>
+          <w:rFonts w:ascii="黑体" w:hAnsi="黑体" w:eastAsia="黑体" w:cs="黑体"/>
+          <w:b/>
+          <w:bCs/>
+          <w:sz w:val="24"/>
+          <w:szCs w:val="24"/>
+        </w:rPr>
+        <w:t>3.1.2 资源可行性分析</w:t>
+      </w:r>
+      <w:bookmarkEnd w:id="21"/>
     </w:p>
     <w:tbl>
       <w:tblPr>
@@ -9120,9 +8588,11 @@
         </w:tblCellMar>
       </w:tblPr>
       <w:tblGrid>
-        <w:gridCol w:w="2500"/>
-        <w:gridCol w:w="5406"/>
-        <w:gridCol w:w="3000"/>
+        <w:gridCol w:w="1006"/>
+        <w:gridCol w:w="1348"/>
+        <w:gridCol w:w="2177"/>
+        <w:gridCol w:w="3600"/>
+        <w:gridCol w:w="2775"/>
       </w:tblGrid>
       <w:tr>
         <w:tblPrEx>
@@ -9143,7 +8613,7 @@
         </w:tblPrEx>
         <w:tc>
           <w:tcPr>
-            <w:tcW w:w="2500" w:type="dxa"/>
+            <w:tcW w:w="1200" w:type="dxa"/>
             <w:tcBorders>
               <w:top w:val="single" w:color="CCCCCC" w:sz="0" w:space="0"/>
               <w:left w:val="single" w:color="CCCCCC" w:sz="0" w:space="0"/>
@@ -9170,13 +8640,13 @@
                 <w:sz w:val="20"/>
                 <w:szCs w:val="20"/>
               </w:rPr>
-              <w:t>难点</w:t>
-            </w:r>
-          </w:p>
-        </w:tc>
-        <w:tc>
-          <w:tcPr>
-            <w:tcW w:w="5406" w:type="dxa"/>
+              <w:t>组员</w:t>
+            </w:r>
+          </w:p>
+        </w:tc>
+        <w:tc>
+          <w:tcPr>
+            <w:tcW w:w="1800" w:type="dxa"/>
             <w:tcBorders>
               <w:top w:val="single" w:color="CCCCCC" w:sz="0" w:space="0"/>
               <w:left w:val="single" w:color="CCCCCC" w:sz="0" w:space="0"/>
@@ -9203,13 +8673,13 @@
                 <w:sz w:val="20"/>
                 <w:szCs w:val="20"/>
               </w:rPr>
-              <w:t>解决方案</w:t>
-            </w:r>
-          </w:p>
-        </w:tc>
-        <w:tc>
-          <w:tcPr>
-            <w:tcW w:w="3000" w:type="dxa"/>
+              <w:t>角色</w:t>
+            </w:r>
+          </w:p>
+        </w:tc>
+        <w:tc>
+          <w:tcPr>
+            <w:tcW w:w="2500" w:type="dxa"/>
             <w:tcBorders>
               <w:top w:val="single" w:color="CCCCCC" w:sz="0" w:space="0"/>
               <w:left w:val="single" w:color="CCCCCC" w:sz="0" w:space="0"/>
@@ -9236,7 +8706,73 @@
                 <w:sz w:val="20"/>
                 <w:szCs w:val="20"/>
               </w:rPr>
-              <w:t>验证状态</w:t>
+              <w:t>负责模块</w:t>
+            </w:r>
+          </w:p>
+        </w:tc>
+        <w:tc>
+          <w:tcPr>
+            <w:tcW w:w="2500" w:type="dxa"/>
+            <w:tcBorders>
+              <w:top w:val="single" w:color="CCCCCC" w:sz="0" w:space="0"/>
+              <w:left w:val="single" w:color="CCCCCC" w:sz="0" w:space="0"/>
+              <w:bottom w:val="single" w:color="CCCCCC" w:sz="0" w:space="0"/>
+              <w:right w:val="single" w:color="CCCCCC" w:sz="0" w:space="0"/>
+            </w:tcBorders>
+            <w:shd w:val="clear" w:color="auto" w:fill="D5E8F0"/>
+            <w:tcMar>
+              <w:top w:w="60" w:type="dxa"/>
+              <w:left w:w="100" w:type="dxa"/>
+              <w:bottom w:w="60" w:type="dxa"/>
+              <w:right w:w="100" w:type="dxa"/>
+            </w:tcMar>
+          </w:tcPr>
+          <w:p>
+            <w:pPr>
+              <w:jc w:val="center"/>
+            </w:pPr>
+            <w:r>
+              <w:rPr>
+                <w:rFonts w:ascii="宋体" w:hAnsi="宋体" w:eastAsia="宋体" w:cs="宋体"/>
+                <w:b/>
+                <w:bCs/>
+                <w:sz w:val="20"/>
+                <w:szCs w:val="20"/>
+              </w:rPr>
+              <w:t>专属Git目录</w:t>
+            </w:r>
+          </w:p>
+        </w:tc>
+        <w:tc>
+          <w:tcPr>
+            <w:tcW w:w="2906" w:type="dxa"/>
+            <w:tcBorders>
+              <w:top w:val="single" w:color="CCCCCC" w:sz="0" w:space="0"/>
+              <w:left w:val="single" w:color="CCCCCC" w:sz="0" w:space="0"/>
+              <w:bottom w:val="single" w:color="CCCCCC" w:sz="0" w:space="0"/>
+              <w:right w:val="single" w:color="CCCCCC" w:sz="0" w:space="0"/>
+            </w:tcBorders>
+            <w:shd w:val="clear" w:color="auto" w:fill="D5E8F0"/>
+            <w:tcMar>
+              <w:top w:w="60" w:type="dxa"/>
+              <w:left w:w="100" w:type="dxa"/>
+              <w:bottom w:w="60" w:type="dxa"/>
+              <w:right w:w="100" w:type="dxa"/>
+            </w:tcMar>
+          </w:tcPr>
+          <w:p>
+            <w:pPr>
+              <w:jc w:val="center"/>
+            </w:pPr>
+            <w:r>
+              <w:rPr>
+                <w:rFonts w:ascii="宋体" w:hAnsi="宋体" w:eastAsia="宋体" w:cs="宋体"/>
+                <w:b/>
+                <w:bCs/>
+                <w:sz w:val="20"/>
+                <w:szCs w:val="20"/>
+              </w:rPr>
+              <w:t>核心产出</w:t>
             </w:r>
           </w:p>
         </w:tc>
@@ -9260,6 +8796,60 @@
         </w:tblPrEx>
         <w:tc>
           <w:tcPr>
+            <w:tcW w:w="1200" w:type="dxa"/>
+            <w:tcBorders>
+              <w:top w:val="single" w:color="CCCCCC" w:sz="0" w:space="0"/>
+              <w:left w:val="single" w:color="CCCCCC" w:sz="0" w:space="0"/>
+              <w:bottom w:val="single" w:color="CCCCCC" w:sz="0" w:space="0"/>
+              <w:right w:val="single" w:color="CCCCCC" w:sz="0" w:space="0"/>
+            </w:tcBorders>
+            <w:tcMar>
+              <w:top w:w="60" w:type="dxa"/>
+              <w:left w:w="100" w:type="dxa"/>
+              <w:bottom w:w="60" w:type="dxa"/>
+              <w:right w:w="100" w:type="dxa"/>
+            </w:tcMar>
+          </w:tcPr>
+          <w:p>
+            <w:r>
+              <w:rPr>
+                <w:rFonts w:ascii="宋体" w:hAnsi="宋体" w:eastAsia="宋体" w:cs="宋体"/>
+                <w:sz w:val="20"/>
+                <w:szCs w:val="20"/>
+              </w:rPr>
+              <w:t>组员1（颜瑞）</w:t>
+            </w:r>
+          </w:p>
+        </w:tc>
+        <w:tc>
+          <w:tcPr>
+            <w:tcW w:w="1800" w:type="dxa"/>
+            <w:tcBorders>
+              <w:top w:val="single" w:color="CCCCCC" w:sz="0" w:space="0"/>
+              <w:left w:val="single" w:color="CCCCCC" w:sz="0" w:space="0"/>
+              <w:bottom w:val="single" w:color="CCCCCC" w:sz="0" w:space="0"/>
+              <w:right w:val="single" w:color="CCCCCC" w:sz="0" w:space="0"/>
+            </w:tcBorders>
+            <w:tcMar>
+              <w:top w:w="60" w:type="dxa"/>
+              <w:left w:w="100" w:type="dxa"/>
+              <w:bottom w:w="60" w:type="dxa"/>
+              <w:right w:w="100" w:type="dxa"/>
+            </w:tcMar>
+          </w:tcPr>
+          <w:p>
+            <w:r>
+              <w:rPr>
+                <w:rFonts w:ascii="宋体" w:hAnsi="宋体" w:eastAsia="宋体" w:cs="宋体"/>
+                <w:sz w:val="20"/>
+                <w:szCs w:val="20"/>
+              </w:rPr>
+              <w:t>核心引擎开发</w:t>
+            </w:r>
+          </w:p>
+        </w:tc>
+        <w:tc>
+          <w:tcPr>
             <w:tcW w:w="2500" w:type="dxa"/>
             <w:tcBorders>
               <w:top w:val="single" w:color="CCCCCC" w:sz="0" w:space="0"/>
@@ -9281,61 +8871,61 @@
                 <w:sz w:val="20"/>
                 <w:szCs w:val="20"/>
               </w:rPr>
-              <w:t>温度仿真算法</w:t>
-            </w:r>
-          </w:p>
-        </w:tc>
-        <w:tc>
-          <w:tcPr>
-            <w:tcW w:w="5406" w:type="dxa"/>
-            <w:tcBorders>
-              <w:top w:val="single" w:color="CCCCCC" w:sz="0" w:space="0"/>
-              <w:left w:val="single" w:color="CCCCCC" w:sz="0" w:space="0"/>
-              <w:bottom w:val="single" w:color="CCCCCC" w:sz="0" w:space="0"/>
-              <w:right w:val="single" w:color="CCCCCC" w:sz="0" w:space="0"/>
-            </w:tcBorders>
-            <w:tcMar>
-              <w:top w:w="60" w:type="dxa"/>
-              <w:left w:w="100" w:type="dxa"/>
-              <w:bottom w:w="60" w:type="dxa"/>
-              <w:right w:w="100" w:type="dxa"/>
-            </w:tcMar>
-          </w:tcPr>
-          <w:p>
-            <w:r>
-              <w:rPr>
-                <w:rFonts w:ascii="宋体" w:hAnsi="宋体" w:eastAsia="宋体" w:cs="宋体"/>
-                <w:sz w:val="20"/>
-                <w:szCs w:val="20"/>
-              </w:rPr>
-              <w:t>严格按 ISO 11820 文档公式实现，固定种子可重现</w:t>
-            </w:r>
-          </w:p>
-        </w:tc>
-        <w:tc>
-          <w:tcPr>
-            <w:tcW w:w="3000" w:type="dxa"/>
-            <w:tcBorders>
-              <w:top w:val="single" w:color="CCCCCC" w:sz="0" w:space="0"/>
-              <w:left w:val="single" w:color="CCCCCC" w:sz="0" w:space="0"/>
-              <w:bottom w:val="single" w:color="CCCCCC" w:sz="0" w:space="0"/>
-              <w:right w:val="single" w:color="CCCCCC" w:sz="0" w:space="0"/>
-            </w:tcBorders>
-            <w:tcMar>
-              <w:top w:w="60" w:type="dxa"/>
-              <w:left w:w="100" w:type="dxa"/>
-              <w:bottom w:w="60" w:type="dxa"/>
-              <w:right w:w="100" w:type="dxa"/>
-            </w:tcMar>
-          </w:tcPr>
-          <w:p>
-            <w:r>
-              <w:rPr>
-                <w:rFonts w:ascii="宋体" w:hAnsi="宋体" w:eastAsia="宋体" w:cs="宋体"/>
-                <w:sz w:val="20"/>
-                <w:szCs w:val="20"/>
-              </w:rPr>
-              <w:t>✅ 单元测试通过</w:t>
+              <w:t>试验状态机、多阶段温度仿真算法、试验主调度控制器</w:t>
+            </w:r>
+          </w:p>
+        </w:tc>
+        <w:tc>
+          <w:tcPr>
+            <w:tcW w:w="2500" w:type="dxa"/>
+            <w:tcBorders>
+              <w:top w:val="single" w:color="CCCCCC" w:sz="0" w:space="0"/>
+              <w:left w:val="single" w:color="CCCCCC" w:sz="0" w:space="0"/>
+              <w:bottom w:val="single" w:color="CCCCCC" w:sz="0" w:space="0"/>
+              <w:right w:val="single" w:color="CCCCCC" w:sz="0" w:space="0"/>
+            </w:tcBorders>
+            <w:tcMar>
+              <w:top w:w="60" w:type="dxa"/>
+              <w:left w:w="100" w:type="dxa"/>
+              <w:bottom w:w="60" w:type="dxa"/>
+              <w:right w:w="100" w:type="dxa"/>
+            </w:tcMar>
+          </w:tcPr>
+          <w:p>
+            <w:r>
+              <w:rPr>
+                <w:rFonts w:ascii="宋体" w:hAnsi="宋体" w:eastAsia="宋体" w:cs="宋体"/>
+                <w:sz w:val="20"/>
+                <w:szCs w:val="20"/>
+              </w:rPr>
+              <w:t>src/main/java/com/iso11820/core/</w:t>
+            </w:r>
+          </w:p>
+        </w:tc>
+        <w:tc>
+          <w:tcPr>
+            <w:tcW w:w="2906" w:type="dxa"/>
+            <w:tcBorders>
+              <w:top w:val="single" w:color="CCCCCC" w:sz="0" w:space="0"/>
+              <w:left w:val="single" w:color="CCCCCC" w:sz="0" w:space="0"/>
+              <w:bottom w:val="single" w:color="CCCCCC" w:sz="0" w:space="0"/>
+              <w:right w:val="single" w:color="CCCCCC" w:sz="0" w:space="0"/>
+            </w:tcBorders>
+            <w:tcMar>
+              <w:top w:w="60" w:type="dxa"/>
+              <w:left w:w="100" w:type="dxa"/>
+              <w:bottom w:w="60" w:type="dxa"/>
+              <w:right w:w="100" w:type="dxa"/>
+            </w:tcMar>
+          </w:tcPr>
+          <w:p>
+            <w:r>
+              <w:rPr>
+                <w:rFonts w:ascii="宋体" w:hAnsi="宋体" w:eastAsia="宋体" w:cs="宋体"/>
+                <w:sz w:val="20"/>
+                <w:szCs w:val="20"/>
+              </w:rPr>
+              <w:t>TestStateMachine.java、SensorSimulator.java、TestMaster.java等8个文件</w:t>
             </w:r>
           </w:p>
         </w:tc>
@@ -9359,6 +8949,60 @@
         </w:tblPrEx>
         <w:tc>
           <w:tcPr>
+            <w:tcW w:w="1200" w:type="dxa"/>
+            <w:tcBorders>
+              <w:top w:val="single" w:color="CCCCCC" w:sz="0" w:space="0"/>
+              <w:left w:val="single" w:color="CCCCCC" w:sz="0" w:space="0"/>
+              <w:bottom w:val="single" w:color="CCCCCC" w:sz="0" w:space="0"/>
+              <w:right w:val="single" w:color="CCCCCC" w:sz="0" w:space="0"/>
+            </w:tcBorders>
+            <w:tcMar>
+              <w:top w:w="60" w:type="dxa"/>
+              <w:left w:w="100" w:type="dxa"/>
+              <w:bottom w:w="60" w:type="dxa"/>
+              <w:right w:w="100" w:type="dxa"/>
+            </w:tcMar>
+          </w:tcPr>
+          <w:p>
+            <w:r>
+              <w:rPr>
+                <w:rFonts w:ascii="宋体" w:hAnsi="宋体" w:eastAsia="宋体" w:cs="宋体"/>
+                <w:sz w:val="20"/>
+                <w:szCs w:val="20"/>
+              </w:rPr>
+              <w:t>组员2（陈培钦）</w:t>
+            </w:r>
+          </w:p>
+        </w:tc>
+        <w:tc>
+          <w:tcPr>
+            <w:tcW w:w="1800" w:type="dxa"/>
+            <w:tcBorders>
+              <w:top w:val="single" w:color="CCCCCC" w:sz="0" w:space="0"/>
+              <w:left w:val="single" w:color="CCCCCC" w:sz="0" w:space="0"/>
+              <w:bottom w:val="single" w:color="CCCCCC" w:sz="0" w:space="0"/>
+              <w:right w:val="single" w:color="CCCCCC" w:sz="0" w:space="0"/>
+            </w:tcBorders>
+            <w:tcMar>
+              <w:top w:w="60" w:type="dxa"/>
+              <w:left w:w="100" w:type="dxa"/>
+              <w:bottom w:w="60" w:type="dxa"/>
+              <w:right w:w="100" w:type="dxa"/>
+            </w:tcMar>
+          </w:tcPr>
+          <w:p>
+            <w:r>
+              <w:rPr>
+                <w:rFonts w:ascii="宋体" w:hAnsi="宋体" w:eastAsia="宋体" w:cs="宋体"/>
+                <w:sz w:val="20"/>
+                <w:szCs w:val="20"/>
+              </w:rPr>
+              <w:t>数据持久层开发</w:t>
+            </w:r>
+          </w:p>
+        </w:tc>
+        <w:tc>
+          <w:tcPr>
             <w:tcW w:w="2500" w:type="dxa"/>
             <w:tcBorders>
               <w:top w:val="single" w:color="CCCCCC" w:sz="0" w:space="0"/>
@@ -9380,61 +9024,61 @@
                 <w:sz w:val="20"/>
                 <w:szCs w:val="20"/>
               </w:rPr>
-              <w:t>状态机设计</w:t>
-            </w:r>
-          </w:p>
-        </w:tc>
-        <w:tc>
-          <w:tcPr>
-            <w:tcW w:w="5406" w:type="dxa"/>
-            <w:tcBorders>
-              <w:top w:val="single" w:color="CCCCCC" w:sz="0" w:space="0"/>
-              <w:left w:val="single" w:color="CCCCCC" w:sz="0" w:space="0"/>
-              <w:bottom w:val="single" w:color="CCCCCC" w:sz="0" w:space="0"/>
-              <w:right w:val="single" w:color="CCCCCC" w:sz="0" w:space="0"/>
-            </w:tcBorders>
-            <w:tcMar>
-              <w:top w:w="60" w:type="dxa"/>
-              <w:left w:w="100" w:type="dxa"/>
-              <w:bottom w:w="60" w:type="dxa"/>
-              <w:right w:w="100" w:type="dxa"/>
-            </w:tcMar>
-          </w:tcPr>
-          <w:p>
-            <w:r>
-              <w:rPr>
-                <w:rFonts w:ascii="宋体" w:hAnsi="宋体" w:eastAsia="宋体" w:cs="宋体"/>
-                <w:sz w:val="20"/>
-                <w:szCs w:val="20"/>
-              </w:rPr>
-              <w:t>5 状态枚举 + AtomicReference + 监听器模式</w:t>
-            </w:r>
-          </w:p>
-        </w:tc>
-        <w:tc>
-          <w:tcPr>
-            <w:tcW w:w="3000" w:type="dxa"/>
-            <w:tcBorders>
-              <w:top w:val="single" w:color="CCCCCC" w:sz="0" w:space="0"/>
-              <w:left w:val="single" w:color="CCCCCC" w:sz="0" w:space="0"/>
-              <w:bottom w:val="single" w:color="CCCCCC" w:sz="0" w:space="0"/>
-              <w:right w:val="single" w:color="CCCCCC" w:sz="0" w:space="0"/>
-            </w:tcBorders>
-            <w:tcMar>
-              <w:top w:w="60" w:type="dxa"/>
-              <w:left w:w="100" w:type="dxa"/>
-              <w:bottom w:w="60" w:type="dxa"/>
-              <w:right w:w="100" w:type="dxa"/>
-            </w:tcMar>
-          </w:tcPr>
-          <w:p>
-            <w:r>
-              <w:rPr>
-                <w:rFonts w:ascii="宋体" w:hAnsi="宋体" w:eastAsia="宋体" w:cs="宋体"/>
-                <w:sz w:val="20"/>
-                <w:szCs w:val="20"/>
-              </w:rPr>
-              <w:t>✅ 35+ 用例全部通过</w:t>
+              <w:t>SQLite数据库设计与建表、DAO层CRUD封装、事务管理</w:t>
+            </w:r>
+          </w:p>
+        </w:tc>
+        <w:tc>
+          <w:tcPr>
+            <w:tcW w:w="2500" w:type="dxa"/>
+            <w:tcBorders>
+              <w:top w:val="single" w:color="CCCCCC" w:sz="0" w:space="0"/>
+              <w:left w:val="single" w:color="CCCCCC" w:sz="0" w:space="0"/>
+              <w:bottom w:val="single" w:color="CCCCCC" w:sz="0" w:space="0"/>
+              <w:right w:val="single" w:color="CCCCCC" w:sz="0" w:space="0"/>
+            </w:tcBorders>
+            <w:tcMar>
+              <w:top w:w="60" w:type="dxa"/>
+              <w:left w:w="100" w:type="dxa"/>
+              <w:bottom w:w="60" w:type="dxa"/>
+              <w:right w:w="100" w:type="dxa"/>
+            </w:tcMar>
+          </w:tcPr>
+          <w:p>
+            <w:r>
+              <w:rPr>
+                <w:rFonts w:ascii="宋体" w:hAnsi="宋体" w:eastAsia="宋体" w:cs="宋体"/>
+                <w:sz w:val="20"/>
+                <w:szCs w:val="20"/>
+              </w:rPr>
+              <w:t>src/main/java/com/iso11820/entity/ dao/ sql/</w:t>
+            </w:r>
+          </w:p>
+        </w:tc>
+        <w:tc>
+          <w:tcPr>
+            <w:tcW w:w="2906" w:type="dxa"/>
+            <w:tcBorders>
+              <w:top w:val="single" w:color="CCCCCC" w:sz="0" w:space="0"/>
+              <w:left w:val="single" w:color="CCCCCC" w:sz="0" w:space="0"/>
+              <w:bottom w:val="single" w:color="CCCCCC" w:sz="0" w:space="0"/>
+              <w:right w:val="single" w:color="CCCCCC" w:sz="0" w:space="0"/>
+            </w:tcBorders>
+            <w:tcMar>
+              <w:top w:w="60" w:type="dxa"/>
+              <w:left w:w="100" w:type="dxa"/>
+              <w:bottom w:w="60" w:type="dxa"/>
+              <w:right w:w="100" w:type="dxa"/>
+            </w:tcMar>
+          </w:tcPr>
+          <w:p>
+            <w:r>
+              <w:rPr>
+                <w:rFonts w:ascii="宋体" w:hAnsi="宋体" w:eastAsia="宋体" w:cs="宋体"/>
+                <w:sz w:val="20"/>
+                <w:szCs w:val="20"/>
+              </w:rPr>
+              <w:t>6张表schema.sql、6个DAO+实现、BaseDao&lt;T&gt;、DbUtil</w:t>
             </w:r>
           </w:p>
         </w:tc>
@@ -9458,6 +9102,60 @@
         </w:tblPrEx>
         <w:tc>
           <w:tcPr>
+            <w:tcW w:w="1200" w:type="dxa"/>
+            <w:tcBorders>
+              <w:top w:val="single" w:color="CCCCCC" w:sz="0" w:space="0"/>
+              <w:left w:val="single" w:color="CCCCCC" w:sz="0" w:space="0"/>
+              <w:bottom w:val="single" w:color="CCCCCC" w:sz="0" w:space="0"/>
+              <w:right w:val="single" w:color="CCCCCC" w:sz="0" w:space="0"/>
+            </w:tcBorders>
+            <w:tcMar>
+              <w:top w:w="60" w:type="dxa"/>
+              <w:left w:w="100" w:type="dxa"/>
+              <w:bottom w:w="60" w:type="dxa"/>
+              <w:right w:w="100" w:type="dxa"/>
+            </w:tcMar>
+          </w:tcPr>
+          <w:p>
+            <w:r>
+              <w:rPr>
+                <w:rFonts w:ascii="宋体" w:hAnsi="宋体" w:eastAsia="宋体" w:cs="宋体"/>
+                <w:sz w:val="20"/>
+                <w:szCs w:val="20"/>
+              </w:rPr>
+              <w:t>组员3（杨晋宇）</w:t>
+            </w:r>
+          </w:p>
+        </w:tc>
+        <w:tc>
+          <w:tcPr>
+            <w:tcW w:w="1800" w:type="dxa"/>
+            <w:tcBorders>
+              <w:top w:val="single" w:color="CCCCCC" w:sz="0" w:space="0"/>
+              <w:left w:val="single" w:color="CCCCCC" w:sz="0" w:space="0"/>
+              <w:bottom w:val="single" w:color="CCCCCC" w:sz="0" w:space="0"/>
+              <w:right w:val="single" w:color="CCCCCC" w:sz="0" w:space="0"/>
+            </w:tcBorders>
+            <w:tcMar>
+              <w:top w:w="60" w:type="dxa"/>
+              <w:left w:w="100" w:type="dxa"/>
+              <w:bottom w:w="60" w:type="dxa"/>
+              <w:right w:w="100" w:type="dxa"/>
+            </w:tcMar>
+          </w:tcPr>
+          <w:p>
+            <w:r>
+              <w:rPr>
+                <w:rFonts w:ascii="宋体" w:hAnsi="宋体" w:eastAsia="宋体" w:cs="宋体"/>
+                <w:sz w:val="20"/>
+                <w:szCs w:val="20"/>
+              </w:rPr>
+              <w:t>UI可视化开发</w:t>
+            </w:r>
+          </w:p>
+        </w:tc>
+        <w:tc>
+          <w:tcPr>
             <w:tcW w:w="2500" w:type="dxa"/>
             <w:tcBorders>
               <w:top w:val="single" w:color="CCCCCC" w:sz="0" w:space="0"/>
@@ -9479,61 +9177,61 @@
                 <w:sz w:val="20"/>
                 <w:szCs w:val="20"/>
               </w:rPr>
-              <w:t>SQLite 内存测试</w:t>
-            </w:r>
-          </w:p>
-        </w:tc>
-        <w:tc>
-          <w:tcPr>
-            <w:tcW w:w="5406" w:type="dxa"/>
-            <w:tcBorders>
-              <w:top w:val="single" w:color="CCCCCC" w:sz="0" w:space="0"/>
-              <w:left w:val="single" w:color="CCCCCC" w:sz="0" w:space="0"/>
-              <w:bottom w:val="single" w:color="CCCCCC" w:sz="0" w:space="0"/>
-              <w:right w:val="single" w:color="CCCCCC" w:sz="0" w:space="0"/>
-            </w:tcBorders>
-            <w:tcMar>
-              <w:top w:w="60" w:type="dxa"/>
-              <w:left w:w="100" w:type="dxa"/>
-              <w:bottom w:w="60" w:type="dxa"/>
-              <w:right w:w="100" w:type="dxa"/>
-            </w:tcMar>
-          </w:tcPr>
-          <w:p>
-            <w:r>
-              <w:rPr>
-                <w:rFonts w:ascii="宋体" w:hAnsi="宋体" w:eastAsia="宋体" w:cs="宋体"/>
-                <w:sz w:val="20"/>
-                <w:szCs w:val="20"/>
-              </w:rPr>
-              <w:t>临时文件 + BaseDaoTest 基类自动管理</w:t>
-            </w:r>
-          </w:p>
-        </w:tc>
-        <w:tc>
-          <w:tcPr>
-            <w:tcW w:w="3000" w:type="dxa"/>
-            <w:tcBorders>
-              <w:top w:val="single" w:color="CCCCCC" w:sz="0" w:space="0"/>
-              <w:left w:val="single" w:color="CCCCCC" w:sz="0" w:space="0"/>
-              <w:bottom w:val="single" w:color="CCCCCC" w:sz="0" w:space="0"/>
-              <w:right w:val="single" w:color="CCCCCC" w:sz="0" w:space="0"/>
-            </w:tcBorders>
-            <w:tcMar>
-              <w:top w:w="60" w:type="dxa"/>
-              <w:left w:w="100" w:type="dxa"/>
-              <w:bottom w:w="60" w:type="dxa"/>
-              <w:right w:w="100" w:type="dxa"/>
-            </w:tcMar>
-          </w:tcPr>
-          <w:p>
-            <w:r>
-              <w:rPr>
-                <w:rFonts w:ascii="宋体" w:hAnsi="宋体" w:eastAsia="宋体" w:cs="宋体"/>
-                <w:sz w:val="20"/>
-                <w:szCs w:val="20"/>
-              </w:rPr>
-              <w:t>✅ DAO 测试全部通过</w:t>
+              <w:t>JavaFX登录窗口、主控制面板、实时温度曲线</w:t>
+            </w:r>
+          </w:p>
+        </w:tc>
+        <w:tc>
+          <w:tcPr>
+            <w:tcW w:w="2500" w:type="dxa"/>
+            <w:tcBorders>
+              <w:top w:val="single" w:color="CCCCCC" w:sz="0" w:space="0"/>
+              <w:left w:val="single" w:color="CCCCCC" w:sz="0" w:space="0"/>
+              <w:bottom w:val="single" w:color="CCCCCC" w:sz="0" w:space="0"/>
+              <w:right w:val="single" w:color="CCCCCC" w:sz="0" w:space="0"/>
+            </w:tcBorders>
+            <w:tcMar>
+              <w:top w:w="60" w:type="dxa"/>
+              <w:left w:w="100" w:type="dxa"/>
+              <w:bottom w:w="60" w:type="dxa"/>
+              <w:right w:w="100" w:type="dxa"/>
+            </w:tcMar>
+          </w:tcPr>
+          <w:p>
+            <w:r>
+              <w:rPr>
+                <w:rFonts w:ascii="宋体" w:hAnsi="宋体" w:eastAsia="宋体" w:cs="宋体"/>
+                <w:sz w:val="20"/>
+                <w:szCs w:val="20"/>
+              </w:rPr>
+              <w:t>src/main/java/com/iso11820/ui/ resources/fxml/</w:t>
+            </w:r>
+          </w:p>
+        </w:tc>
+        <w:tc>
+          <w:tcPr>
+            <w:tcW w:w="2906" w:type="dxa"/>
+            <w:tcBorders>
+              <w:top w:val="single" w:color="CCCCCC" w:sz="0" w:space="0"/>
+              <w:left w:val="single" w:color="CCCCCC" w:sz="0" w:space="0"/>
+              <w:bottom w:val="single" w:color="CCCCCC" w:sz="0" w:space="0"/>
+              <w:right w:val="single" w:color="CCCCCC" w:sz="0" w:space="0"/>
+            </w:tcBorders>
+            <w:tcMar>
+              <w:top w:w="60" w:type="dxa"/>
+              <w:left w:w="100" w:type="dxa"/>
+              <w:bottom w:w="60" w:type="dxa"/>
+              <w:right w:w="100" w:type="dxa"/>
+            </w:tcMar>
+          </w:tcPr>
+          <w:p>
+            <w:r>
+              <w:rPr>
+                <w:rFonts w:ascii="宋体" w:hAnsi="宋体" w:eastAsia="宋体" w:cs="宋体"/>
+                <w:sz w:val="20"/>
+                <w:szCs w:val="20"/>
+              </w:rPr>
+              <w:t>4个Controller+4个FXML+CSS</w:t>
             </w:r>
           </w:p>
         </w:tc>
@@ -9557,6 +9255,60 @@
         </w:tblPrEx>
         <w:tc>
           <w:tcPr>
+            <w:tcW w:w="1200" w:type="dxa"/>
+            <w:tcBorders>
+              <w:top w:val="single" w:color="CCCCCC" w:sz="0" w:space="0"/>
+              <w:left w:val="single" w:color="CCCCCC" w:sz="0" w:space="0"/>
+              <w:bottom w:val="single" w:color="CCCCCC" w:sz="0" w:space="0"/>
+              <w:right w:val="single" w:color="CCCCCC" w:sz="0" w:space="0"/>
+            </w:tcBorders>
+            <w:tcMar>
+              <w:top w:w="60" w:type="dxa"/>
+              <w:left w:w="100" w:type="dxa"/>
+              <w:bottom w:w="60" w:type="dxa"/>
+              <w:right w:w="100" w:type="dxa"/>
+            </w:tcMar>
+          </w:tcPr>
+          <w:p>
+            <w:r>
+              <w:rPr>
+                <w:rFonts w:ascii="宋体" w:hAnsi="宋体" w:eastAsia="宋体" w:cs="宋体"/>
+                <w:sz w:val="20"/>
+                <w:szCs w:val="20"/>
+              </w:rPr>
+              <w:t>组员4（王润廷）</w:t>
+            </w:r>
+          </w:p>
+        </w:tc>
+        <w:tc>
+          <w:tcPr>
+            <w:tcW w:w="1800" w:type="dxa"/>
+            <w:tcBorders>
+              <w:top w:val="single" w:color="CCCCCC" w:sz="0" w:space="0"/>
+              <w:left w:val="single" w:color="CCCCCC" w:sz="0" w:space="0"/>
+              <w:bottom w:val="single" w:color="CCCCCC" w:sz="0" w:space="0"/>
+              <w:right w:val="single" w:color="CCCCCC" w:sz="0" w:space="0"/>
+            </w:tcBorders>
+            <w:tcMar>
+              <w:top w:w="60" w:type="dxa"/>
+              <w:left w:w="100" w:type="dxa"/>
+              <w:bottom w:w="60" w:type="dxa"/>
+              <w:right w:w="100" w:type="dxa"/>
+            </w:tcMar>
+          </w:tcPr>
+          <w:p>
+            <w:r>
+              <w:rPr>
+                <w:rFonts w:ascii="宋体" w:hAnsi="宋体" w:eastAsia="宋体" w:cs="宋体"/>
+                <w:sz w:val="20"/>
+                <w:szCs w:val="20"/>
+              </w:rPr>
+              <w:t>通用工具服务开发</w:t>
+            </w:r>
+          </w:p>
+        </w:tc>
+        <w:tc>
+          <w:tcPr>
             <w:tcW w:w="2500" w:type="dxa"/>
             <w:tcBorders>
               <w:top w:val="single" w:color="CCCCCC" w:sz="0" w:space="0"/>
@@ -9578,61 +9330,61 @@
                 <w:sz w:val="20"/>
                 <w:szCs w:val="20"/>
               </w:rPr>
-              <w:t>实时曲线渲染</w:t>
-            </w:r>
-          </w:p>
-        </w:tc>
-        <w:tc>
-          <w:tcPr>
-            <w:tcW w:w="5406" w:type="dxa"/>
-            <w:tcBorders>
-              <w:top w:val="single" w:color="CCCCCC" w:sz="0" w:space="0"/>
-              <w:left w:val="single" w:color="CCCCCC" w:sz="0" w:space="0"/>
-              <w:bottom w:val="single" w:color="CCCCCC" w:sz="0" w:space="0"/>
-              <w:right w:val="single" w:color="CCCCCC" w:sz="0" w:space="0"/>
-            </w:tcBorders>
-            <w:tcMar>
-              <w:top w:w="60" w:type="dxa"/>
-              <w:left w:w="100" w:type="dxa"/>
-              <w:bottom w:w="60" w:type="dxa"/>
-              <w:right w:w="100" w:type="dxa"/>
-            </w:tcMar>
-          </w:tcPr>
-          <w:p>
-            <w:r>
-              <w:rPr>
-                <w:rFonts w:ascii="宋体" w:hAnsi="宋体" w:eastAsia="宋体" w:cs="宋体"/>
-                <w:sz w:val="20"/>
-                <w:szCs w:val="20"/>
-              </w:rPr>
-              <w:t>XChart 动态更新，800ms 间隔测试</w:t>
-            </w:r>
-          </w:p>
-        </w:tc>
-        <w:tc>
-          <w:tcPr>
-            <w:tcW w:w="3000" w:type="dxa"/>
-            <w:tcBorders>
-              <w:top w:val="single" w:color="CCCCCC" w:sz="0" w:space="0"/>
-              <w:left w:val="single" w:color="CCCCCC" w:sz="0" w:space="0"/>
-              <w:bottom w:val="single" w:color="CCCCCC" w:sz="0" w:space="0"/>
-              <w:right w:val="single" w:color="CCCCCC" w:sz="0" w:space="0"/>
-            </w:tcBorders>
-            <w:tcMar>
-              <w:top w:w="60" w:type="dxa"/>
-              <w:left w:w="100" w:type="dxa"/>
-              <w:bottom w:w="60" w:type="dxa"/>
-              <w:right w:w="100" w:type="dxa"/>
-            </w:tcMar>
-          </w:tcPr>
-          <w:p>
-            <w:r>
-              <w:rPr>
-                <w:rFonts w:ascii="宋体" w:hAnsi="宋体" w:eastAsia="宋体" w:cs="宋体"/>
-                <w:sz w:val="20"/>
-                <w:szCs w:val="20"/>
-              </w:rPr>
-              <w:t>✅ UI 集成验证通过</w:t>
+              <w:t>配置读取、日志、CSV/Excel/PDF报告导出</w:t>
+            </w:r>
+          </w:p>
+        </w:tc>
+        <w:tc>
+          <w:tcPr>
+            <w:tcW w:w="2500" w:type="dxa"/>
+            <w:tcBorders>
+              <w:top w:val="single" w:color="CCCCCC" w:sz="0" w:space="0"/>
+              <w:left w:val="single" w:color="CCCCCC" w:sz="0" w:space="0"/>
+              <w:bottom w:val="single" w:color="CCCCCC" w:sz="0" w:space="0"/>
+              <w:right w:val="single" w:color="CCCCCC" w:sz="0" w:space="0"/>
+            </w:tcBorders>
+            <w:tcMar>
+              <w:top w:w="60" w:type="dxa"/>
+              <w:left w:w="100" w:type="dxa"/>
+              <w:bottom w:w="60" w:type="dxa"/>
+              <w:right w:w="100" w:type="dxa"/>
+            </w:tcMar>
+          </w:tcPr>
+          <w:p>
+            <w:r>
+              <w:rPr>
+                <w:rFonts w:ascii="宋体" w:hAnsi="宋体" w:eastAsia="宋体" w:cs="宋体"/>
+                <w:sz w:val="20"/>
+                <w:szCs w:val="20"/>
+              </w:rPr>
+              <w:t>src/main/java/com/project/service/ utils/</w:t>
+            </w:r>
+          </w:p>
+        </w:tc>
+        <w:tc>
+          <w:tcPr>
+            <w:tcW w:w="2906" w:type="dxa"/>
+            <w:tcBorders>
+              <w:top w:val="single" w:color="CCCCCC" w:sz="0" w:space="0"/>
+              <w:left w:val="single" w:color="CCCCCC" w:sz="0" w:space="0"/>
+              <w:bottom w:val="single" w:color="CCCCCC" w:sz="0" w:space="0"/>
+              <w:right w:val="single" w:color="CCCCCC" w:sz="0" w:space="0"/>
+            </w:tcBorders>
+            <w:tcMar>
+              <w:top w:w="60" w:type="dxa"/>
+              <w:left w:w="100" w:type="dxa"/>
+              <w:bottom w:w="60" w:type="dxa"/>
+              <w:right w:w="100" w:type="dxa"/>
+            </w:tcMar>
+          </w:tcPr>
+          <w:p>
+            <w:r>
+              <w:rPr>
+                <w:rFonts w:ascii="宋体" w:hAnsi="宋体" w:eastAsia="宋体" w:cs="宋体"/>
+                <w:sz w:val="20"/>
+                <w:szCs w:val="20"/>
+              </w:rPr>
+              <w:t>AppConfig、CsvDataService、ExcelReportService等12个文件</w:t>
             </w:r>
           </w:p>
         </w:tc>
@@ -9656,6 +9408,60 @@
         </w:tblPrEx>
         <w:tc>
           <w:tcPr>
+            <w:tcW w:w="1200" w:type="dxa"/>
+            <w:tcBorders>
+              <w:top w:val="single" w:color="CCCCCC" w:sz="0" w:space="0"/>
+              <w:left w:val="single" w:color="CCCCCC" w:sz="0" w:space="0"/>
+              <w:bottom w:val="single" w:color="CCCCCC" w:sz="0" w:space="0"/>
+              <w:right w:val="single" w:color="CCCCCC" w:sz="0" w:space="0"/>
+            </w:tcBorders>
+            <w:tcMar>
+              <w:top w:w="60" w:type="dxa"/>
+              <w:left w:w="100" w:type="dxa"/>
+              <w:bottom w:w="60" w:type="dxa"/>
+              <w:right w:w="100" w:type="dxa"/>
+            </w:tcMar>
+          </w:tcPr>
+          <w:p>
+            <w:r>
+              <w:rPr>
+                <w:rFonts w:ascii="宋体" w:hAnsi="宋体" w:eastAsia="宋体" w:cs="宋体"/>
+                <w:sz w:val="20"/>
+                <w:szCs w:val="20"/>
+              </w:rPr>
+              <w:t>组员5（柯康锐）</w:t>
+            </w:r>
+          </w:p>
+        </w:tc>
+        <w:tc>
+          <w:tcPr>
+            <w:tcW w:w="1800" w:type="dxa"/>
+            <w:tcBorders>
+              <w:top w:val="single" w:color="CCCCCC" w:sz="0" w:space="0"/>
+              <w:left w:val="single" w:color="CCCCCC" w:sz="0" w:space="0"/>
+              <w:bottom w:val="single" w:color="CCCCCC" w:sz="0" w:space="0"/>
+              <w:right w:val="single" w:color="CCCCCC" w:sz="0" w:space="0"/>
+            </w:tcBorders>
+            <w:tcMar>
+              <w:top w:w="60" w:type="dxa"/>
+              <w:left w:w="100" w:type="dxa"/>
+              <w:bottom w:w="60" w:type="dxa"/>
+              <w:right w:w="100" w:type="dxa"/>
+            </w:tcMar>
+          </w:tcPr>
+          <w:p>
+            <w:r>
+              <w:rPr>
+                <w:rFonts w:ascii="宋体" w:hAnsi="宋体" w:eastAsia="宋体" w:cs="宋体"/>
+                <w:sz w:val="20"/>
+                <w:szCs w:val="20"/>
+              </w:rPr>
+              <w:t>质量测试&amp;交付统筹</w:t>
+            </w:r>
+          </w:p>
+        </w:tc>
+        <w:tc>
+          <w:tcPr>
             <w:tcW w:w="2500" w:type="dxa"/>
             <w:tcBorders>
               <w:top w:val="single" w:color="CCCCCC" w:sz="0" w:space="0"/>
@@ -9677,61 +9483,61 @@
                 <w:sz w:val="20"/>
                 <w:szCs w:val="20"/>
               </w:rPr>
-              <w:t>三格式报告导出</w:t>
-            </w:r>
-          </w:p>
-        </w:tc>
-        <w:tc>
-          <w:tcPr>
-            <w:tcW w:w="5406" w:type="dxa"/>
-            <w:tcBorders>
-              <w:top w:val="single" w:color="CCCCCC" w:sz="0" w:space="0"/>
-              <w:left w:val="single" w:color="CCCCCC" w:sz="0" w:space="0"/>
-              <w:bottom w:val="single" w:color="CCCCCC" w:sz="0" w:space="0"/>
-              <w:right w:val="single" w:color="CCCCCC" w:sz="0" w:space="0"/>
-            </w:tcBorders>
-            <w:tcMar>
-              <w:top w:w="60" w:type="dxa"/>
-              <w:left w:w="100" w:type="dxa"/>
-              <w:bottom w:w="60" w:type="dxa"/>
-              <w:right w:w="100" w:type="dxa"/>
-            </w:tcMar>
-          </w:tcPr>
-          <w:p>
-            <w:r>
-              <w:rPr>
-                <w:rFonts w:ascii="宋体" w:hAnsi="宋体" w:eastAsia="宋体" w:cs="宋体"/>
-                <w:sz w:val="20"/>
-                <w:szCs w:val="20"/>
-              </w:rPr>
-              <w:t>模块化 Reporter 接口，各格式独立实现</w:t>
-            </w:r>
-          </w:p>
-        </w:tc>
-        <w:tc>
-          <w:tcPr>
-            <w:tcW w:w="3000" w:type="dxa"/>
-            <w:tcBorders>
-              <w:top w:val="single" w:color="CCCCCC" w:sz="0" w:space="0"/>
-              <w:left w:val="single" w:color="CCCCCC" w:sz="0" w:space="0"/>
-              <w:bottom w:val="single" w:color="CCCCCC" w:sz="0" w:space="0"/>
-              <w:right w:val="single" w:color="CCCCCC" w:sz="0" w:space="0"/>
-            </w:tcBorders>
-            <w:tcMar>
-              <w:top w:w="60" w:type="dxa"/>
-              <w:left w:w="100" w:type="dxa"/>
-              <w:bottom w:w="60" w:type="dxa"/>
-              <w:right w:w="100" w:type="dxa"/>
-            </w:tcMar>
-          </w:tcPr>
-          <w:p>
-            <w:r>
-              <w:rPr>
-                <w:rFonts w:ascii="宋体" w:hAnsi="宋体" w:eastAsia="宋体" w:cs="宋体"/>
-                <w:sz w:val="20"/>
-                <w:szCs w:val="20"/>
-              </w:rPr>
-              <w:t>✅ 功能验证通过</w:t>
+              <w:t>全套单元测试、JaCoCo覆盖率门禁、5份竞赛文档</w:t>
+            </w:r>
+          </w:p>
+        </w:tc>
+        <w:tc>
+          <w:tcPr>
+            <w:tcW w:w="2500" w:type="dxa"/>
+            <w:tcBorders>
+              <w:top w:val="single" w:color="CCCCCC" w:sz="0" w:space="0"/>
+              <w:left w:val="single" w:color="CCCCCC" w:sz="0" w:space="0"/>
+              <w:bottom w:val="single" w:color="CCCCCC" w:sz="0" w:space="0"/>
+              <w:right w:val="single" w:color="CCCCCC" w:sz="0" w:space="0"/>
+            </w:tcBorders>
+            <w:tcMar>
+              <w:top w:w="60" w:type="dxa"/>
+              <w:left w:w="100" w:type="dxa"/>
+              <w:bottom w:w="60" w:type="dxa"/>
+              <w:right w:w="100" w:type="dxa"/>
+            </w:tcMar>
+          </w:tcPr>
+          <w:p>
+            <w:r>
+              <w:rPr>
+                <w:rFonts w:ascii="宋体" w:hAnsi="宋体" w:eastAsia="宋体" w:cs="宋体"/>
+                <w:sz w:val="20"/>
+                <w:szCs w:val="20"/>
+              </w:rPr>
+              <w:t>src/test/java/ docs/</w:t>
+            </w:r>
+          </w:p>
+        </w:tc>
+        <w:tc>
+          <w:tcPr>
+            <w:tcW w:w="2906" w:type="dxa"/>
+            <w:tcBorders>
+              <w:top w:val="single" w:color="CCCCCC" w:sz="0" w:space="0"/>
+              <w:left w:val="single" w:color="CCCCCC" w:sz="0" w:space="0"/>
+              <w:bottom w:val="single" w:color="CCCCCC" w:sz="0" w:space="0"/>
+              <w:right w:val="single" w:color="CCCCCC" w:sz="0" w:space="0"/>
+            </w:tcBorders>
+            <w:tcMar>
+              <w:top w:w="60" w:type="dxa"/>
+              <w:left w:w="100" w:type="dxa"/>
+              <w:bottom w:w="60" w:type="dxa"/>
+              <w:right w:w="100" w:type="dxa"/>
+            </w:tcMar>
+          </w:tcPr>
+          <w:p>
+            <w:r>
+              <w:rPr>
+                <w:rFonts w:ascii="宋体" w:hAnsi="宋体" w:eastAsia="宋体" w:cs="宋体"/>
+                <w:sz w:val="20"/>
+                <w:szCs w:val="20"/>
+              </w:rPr>
+              <w:t>14个测试类(140+用例)、JaCoCo配置、5份文档</w:t>
             </w:r>
           </w:p>
         </w:tc>
@@ -9742,1015 +9548,7 @@
         <w:pStyle w:val="4"/>
         <w:spacing w:before="180" w:after="120"/>
       </w:pPr>
-      <w:bookmarkStart w:id="21" w:name="_Toc5684"/>
-      <w:r>
-        <w:rPr>
-          <w:rFonts w:ascii="黑体" w:hAnsi="黑体" w:eastAsia="黑体" w:cs="黑体"/>
-          <w:b/>
-          <w:bCs/>
-          <w:sz w:val="24"/>
-          <w:szCs w:val="24"/>
-        </w:rPr>
-        <w:t>3.1.2 资源可行性分析</w:t>
-      </w:r>
-      <w:bookmarkEnd w:id="21"/>
-    </w:p>
-    <w:p>
-      <w:pPr>
-        <w:spacing w:after="120" w:line="360" w:lineRule="auto"/>
-      </w:pPr>
-      <w:r>
-        <w:rPr>
-          <w:rFonts w:ascii="宋体" w:hAnsi="宋体" w:eastAsia="宋体" w:cs="宋体"/>
-          <w:sz w:val="24"/>
-          <w:szCs w:val="24"/>
-        </w:rPr>
-        <w:t>（1）人力资源 — 5 人模块化分工</w:t>
-      </w:r>
-    </w:p>
-    <w:tbl>
-      <w:tblPr>
-        <w:tblStyle w:val="14"/>
-        <w:tblW w:w="10906" w:type="dxa"/>
-        <w:tblInd w:w="0" w:type="dxa"/>
-        <w:tblBorders>
-          <w:top w:val="single" w:color="auto" w:sz="4" w:space="0"/>
-          <w:left w:val="single" w:color="auto" w:sz="4" w:space="0"/>
-          <w:bottom w:val="single" w:color="auto" w:sz="4" w:space="0"/>
-          <w:right w:val="single" w:color="auto" w:sz="4" w:space="0"/>
-          <w:insideH w:val="single" w:color="auto" w:sz="4" w:space="0"/>
-          <w:insideV w:val="single" w:color="auto" w:sz="4" w:space="0"/>
-        </w:tblBorders>
-        <w:tblLayout w:type="autofit"/>
-        <w:tblCellMar>
-          <w:top w:w="0" w:type="dxa"/>
-          <w:left w:w="10" w:type="dxa"/>
-          <w:bottom w:w="0" w:type="dxa"/>
-          <w:right w:w="10" w:type="dxa"/>
-        </w:tblCellMar>
-      </w:tblPr>
-      <w:tblGrid>
-        <w:gridCol w:w="956"/>
-        <w:gridCol w:w="1373"/>
-        <w:gridCol w:w="2195"/>
-        <w:gridCol w:w="3600"/>
-        <w:gridCol w:w="2782"/>
-      </w:tblGrid>
-      <w:tr>
-        <w:tblPrEx>
-          <w:tblBorders>
-            <w:top w:val="single" w:color="auto" w:sz="4" w:space="0"/>
-            <w:left w:val="single" w:color="auto" w:sz="4" w:space="0"/>
-            <w:bottom w:val="single" w:color="auto" w:sz="4" w:space="0"/>
-            <w:right w:val="single" w:color="auto" w:sz="4" w:space="0"/>
-            <w:insideH w:val="single" w:color="auto" w:sz="4" w:space="0"/>
-            <w:insideV w:val="single" w:color="auto" w:sz="4" w:space="0"/>
-          </w:tblBorders>
-          <w:tblCellMar>
-            <w:top w:w="0" w:type="dxa"/>
-            <w:left w:w="10" w:type="dxa"/>
-            <w:bottom w:w="0" w:type="dxa"/>
-            <w:right w:w="10" w:type="dxa"/>
-          </w:tblCellMar>
-        </w:tblPrEx>
-        <w:tc>
-          <w:tcPr>
-            <w:tcW w:w="1200" w:type="dxa"/>
-            <w:tcBorders>
-              <w:top w:val="single" w:color="CCCCCC" w:sz="0" w:space="0"/>
-              <w:left w:val="single" w:color="CCCCCC" w:sz="0" w:space="0"/>
-              <w:bottom w:val="single" w:color="CCCCCC" w:sz="0" w:space="0"/>
-              <w:right w:val="single" w:color="CCCCCC" w:sz="0" w:space="0"/>
-            </w:tcBorders>
-            <w:shd w:val="clear" w:color="auto" w:fill="D5E8F0"/>
-            <w:tcMar>
-              <w:top w:w="60" w:type="dxa"/>
-              <w:left w:w="100" w:type="dxa"/>
-              <w:bottom w:w="60" w:type="dxa"/>
-              <w:right w:w="100" w:type="dxa"/>
-            </w:tcMar>
-          </w:tcPr>
-          <w:p>
-            <w:pPr>
-              <w:jc w:val="center"/>
-            </w:pPr>
-            <w:r>
-              <w:rPr>
-                <w:rFonts w:ascii="宋体" w:hAnsi="宋体" w:eastAsia="宋体" w:cs="宋体"/>
-                <w:b/>
-                <w:bCs/>
-                <w:sz w:val="20"/>
-                <w:szCs w:val="20"/>
-              </w:rPr>
-              <w:t>组员</w:t>
-            </w:r>
-          </w:p>
-        </w:tc>
-        <w:tc>
-          <w:tcPr>
-            <w:tcW w:w="1800" w:type="dxa"/>
-            <w:tcBorders>
-              <w:top w:val="single" w:color="CCCCCC" w:sz="0" w:space="0"/>
-              <w:left w:val="single" w:color="CCCCCC" w:sz="0" w:space="0"/>
-              <w:bottom w:val="single" w:color="CCCCCC" w:sz="0" w:space="0"/>
-              <w:right w:val="single" w:color="CCCCCC" w:sz="0" w:space="0"/>
-            </w:tcBorders>
-            <w:shd w:val="clear" w:color="auto" w:fill="D5E8F0"/>
-            <w:tcMar>
-              <w:top w:w="60" w:type="dxa"/>
-              <w:left w:w="100" w:type="dxa"/>
-              <w:bottom w:w="60" w:type="dxa"/>
-              <w:right w:w="100" w:type="dxa"/>
-            </w:tcMar>
-          </w:tcPr>
-          <w:p>
-            <w:pPr>
-              <w:jc w:val="center"/>
-            </w:pPr>
-            <w:r>
-              <w:rPr>
-                <w:rFonts w:ascii="宋体" w:hAnsi="宋体" w:eastAsia="宋体" w:cs="宋体"/>
-                <w:b/>
-                <w:bCs/>
-                <w:sz w:val="20"/>
-                <w:szCs w:val="20"/>
-              </w:rPr>
-              <w:t>角色</w:t>
-            </w:r>
-          </w:p>
-        </w:tc>
-        <w:tc>
-          <w:tcPr>
-            <w:tcW w:w="2500" w:type="dxa"/>
-            <w:tcBorders>
-              <w:top w:val="single" w:color="CCCCCC" w:sz="0" w:space="0"/>
-              <w:left w:val="single" w:color="CCCCCC" w:sz="0" w:space="0"/>
-              <w:bottom w:val="single" w:color="CCCCCC" w:sz="0" w:space="0"/>
-              <w:right w:val="single" w:color="CCCCCC" w:sz="0" w:space="0"/>
-            </w:tcBorders>
-            <w:shd w:val="clear" w:color="auto" w:fill="D5E8F0"/>
-            <w:tcMar>
-              <w:top w:w="60" w:type="dxa"/>
-              <w:left w:w="100" w:type="dxa"/>
-              <w:bottom w:w="60" w:type="dxa"/>
-              <w:right w:w="100" w:type="dxa"/>
-            </w:tcMar>
-          </w:tcPr>
-          <w:p>
-            <w:pPr>
-              <w:jc w:val="center"/>
-            </w:pPr>
-            <w:r>
-              <w:rPr>
-                <w:rFonts w:ascii="宋体" w:hAnsi="宋体" w:eastAsia="宋体" w:cs="宋体"/>
-                <w:b/>
-                <w:bCs/>
-                <w:sz w:val="20"/>
-                <w:szCs w:val="20"/>
-              </w:rPr>
-              <w:t>负责模块</w:t>
-            </w:r>
-          </w:p>
-        </w:tc>
-        <w:tc>
-          <w:tcPr>
-            <w:tcW w:w="2500" w:type="dxa"/>
-            <w:tcBorders>
-              <w:top w:val="single" w:color="CCCCCC" w:sz="0" w:space="0"/>
-              <w:left w:val="single" w:color="CCCCCC" w:sz="0" w:space="0"/>
-              <w:bottom w:val="single" w:color="CCCCCC" w:sz="0" w:space="0"/>
-              <w:right w:val="single" w:color="CCCCCC" w:sz="0" w:space="0"/>
-            </w:tcBorders>
-            <w:shd w:val="clear" w:color="auto" w:fill="D5E8F0"/>
-            <w:tcMar>
-              <w:top w:w="60" w:type="dxa"/>
-              <w:left w:w="100" w:type="dxa"/>
-              <w:bottom w:w="60" w:type="dxa"/>
-              <w:right w:w="100" w:type="dxa"/>
-            </w:tcMar>
-          </w:tcPr>
-          <w:p>
-            <w:pPr>
-              <w:jc w:val="center"/>
-            </w:pPr>
-            <w:r>
-              <w:rPr>
-                <w:rFonts w:ascii="宋体" w:hAnsi="宋体" w:eastAsia="宋体" w:cs="宋体"/>
-                <w:b/>
-                <w:bCs/>
-                <w:sz w:val="20"/>
-                <w:szCs w:val="20"/>
-              </w:rPr>
-              <w:t>专属 Git 目录</w:t>
-            </w:r>
-          </w:p>
-        </w:tc>
-        <w:tc>
-          <w:tcPr>
-            <w:tcW w:w="2906" w:type="dxa"/>
-            <w:tcBorders>
-              <w:top w:val="single" w:color="CCCCCC" w:sz="0" w:space="0"/>
-              <w:left w:val="single" w:color="CCCCCC" w:sz="0" w:space="0"/>
-              <w:bottom w:val="single" w:color="CCCCCC" w:sz="0" w:space="0"/>
-              <w:right w:val="single" w:color="CCCCCC" w:sz="0" w:space="0"/>
-            </w:tcBorders>
-            <w:shd w:val="clear" w:color="auto" w:fill="D5E8F0"/>
-            <w:tcMar>
-              <w:top w:w="60" w:type="dxa"/>
-              <w:left w:w="100" w:type="dxa"/>
-              <w:bottom w:w="60" w:type="dxa"/>
-              <w:right w:w="100" w:type="dxa"/>
-            </w:tcMar>
-          </w:tcPr>
-          <w:p>
-            <w:pPr>
-              <w:jc w:val="center"/>
-            </w:pPr>
-            <w:r>
-              <w:rPr>
-                <w:rFonts w:ascii="宋体" w:hAnsi="宋体" w:eastAsia="宋体" w:cs="宋体"/>
-                <w:b/>
-                <w:bCs/>
-                <w:sz w:val="20"/>
-                <w:szCs w:val="20"/>
-              </w:rPr>
-              <w:t>核心产出</w:t>
-            </w:r>
-          </w:p>
-        </w:tc>
-      </w:tr>
-      <w:tr>
-        <w:tblPrEx>
-          <w:tblBorders>
-            <w:top w:val="single" w:color="auto" w:sz="4" w:space="0"/>
-            <w:left w:val="single" w:color="auto" w:sz="4" w:space="0"/>
-            <w:bottom w:val="single" w:color="auto" w:sz="4" w:space="0"/>
-            <w:right w:val="single" w:color="auto" w:sz="4" w:space="0"/>
-            <w:insideH w:val="single" w:color="auto" w:sz="4" w:space="0"/>
-            <w:insideV w:val="single" w:color="auto" w:sz="4" w:space="0"/>
-          </w:tblBorders>
-          <w:tblCellMar>
-            <w:top w:w="0" w:type="dxa"/>
-            <w:left w:w="10" w:type="dxa"/>
-            <w:bottom w:w="0" w:type="dxa"/>
-            <w:right w:w="10" w:type="dxa"/>
-          </w:tblCellMar>
-        </w:tblPrEx>
-        <w:tc>
-          <w:tcPr>
-            <w:tcW w:w="1200" w:type="dxa"/>
-            <w:tcBorders>
-              <w:top w:val="single" w:color="CCCCCC" w:sz="0" w:space="0"/>
-              <w:left w:val="single" w:color="CCCCCC" w:sz="0" w:space="0"/>
-              <w:bottom w:val="single" w:color="CCCCCC" w:sz="0" w:space="0"/>
-              <w:right w:val="single" w:color="CCCCCC" w:sz="0" w:space="0"/>
-            </w:tcBorders>
-            <w:tcMar>
-              <w:top w:w="60" w:type="dxa"/>
-              <w:left w:w="100" w:type="dxa"/>
-              <w:bottom w:w="60" w:type="dxa"/>
-              <w:right w:w="100" w:type="dxa"/>
-            </w:tcMar>
-          </w:tcPr>
-          <w:p>
-            <w:r>
-              <w:rPr>
-                <w:rFonts w:ascii="宋体" w:hAnsi="宋体" w:eastAsia="宋体" w:cs="宋体"/>
-                <w:sz w:val="20"/>
-                <w:szCs w:val="20"/>
-              </w:rPr>
-              <w:t>组员1</w:t>
-            </w:r>
-          </w:p>
-        </w:tc>
-        <w:tc>
-          <w:tcPr>
-            <w:tcW w:w="1800" w:type="dxa"/>
-            <w:tcBorders>
-              <w:top w:val="single" w:color="CCCCCC" w:sz="0" w:space="0"/>
-              <w:left w:val="single" w:color="CCCCCC" w:sz="0" w:space="0"/>
-              <w:bottom w:val="single" w:color="CCCCCC" w:sz="0" w:space="0"/>
-              <w:right w:val="single" w:color="CCCCCC" w:sz="0" w:space="0"/>
-            </w:tcBorders>
-            <w:tcMar>
-              <w:top w:w="60" w:type="dxa"/>
-              <w:left w:w="100" w:type="dxa"/>
-              <w:bottom w:w="60" w:type="dxa"/>
-              <w:right w:w="100" w:type="dxa"/>
-            </w:tcMar>
-          </w:tcPr>
-          <w:p>
-            <w:r>
-              <w:rPr>
-                <w:rFonts w:ascii="宋体" w:hAnsi="宋体" w:eastAsia="宋体" w:cs="宋体"/>
-                <w:sz w:val="20"/>
-                <w:szCs w:val="20"/>
-              </w:rPr>
-              <w:t>核心引擎开发</w:t>
-            </w:r>
-          </w:p>
-        </w:tc>
-        <w:tc>
-          <w:tcPr>
-            <w:tcW w:w="2500" w:type="dxa"/>
-            <w:tcBorders>
-              <w:top w:val="single" w:color="CCCCCC" w:sz="0" w:space="0"/>
-              <w:left w:val="single" w:color="CCCCCC" w:sz="0" w:space="0"/>
-              <w:bottom w:val="single" w:color="CCCCCC" w:sz="0" w:space="0"/>
-              <w:right w:val="single" w:color="CCCCCC" w:sz="0" w:space="0"/>
-            </w:tcBorders>
-            <w:tcMar>
-              <w:top w:w="60" w:type="dxa"/>
-              <w:left w:w="100" w:type="dxa"/>
-              <w:bottom w:w="60" w:type="dxa"/>
-              <w:right w:w="100" w:type="dxa"/>
-            </w:tcMar>
-          </w:tcPr>
-          <w:p>
-            <w:r>
-              <w:rPr>
-                <w:rFonts w:ascii="宋体" w:hAnsi="宋体" w:eastAsia="宋体" w:cs="宋体"/>
-                <w:sz w:val="20"/>
-                <w:szCs w:val="20"/>
-              </w:rPr>
-              <w:t>试验状态机、多阶段温度仿真算法、试验主调度控制器</w:t>
-            </w:r>
-          </w:p>
-        </w:tc>
-        <w:tc>
-          <w:tcPr>
-            <w:tcW w:w="2500" w:type="dxa"/>
-            <w:tcBorders>
-              <w:top w:val="single" w:color="CCCCCC" w:sz="0" w:space="0"/>
-              <w:left w:val="single" w:color="CCCCCC" w:sz="0" w:space="0"/>
-              <w:bottom w:val="single" w:color="CCCCCC" w:sz="0" w:space="0"/>
-              <w:right w:val="single" w:color="CCCCCC" w:sz="0" w:space="0"/>
-            </w:tcBorders>
-            <w:tcMar>
-              <w:top w:w="60" w:type="dxa"/>
-              <w:left w:w="100" w:type="dxa"/>
-              <w:bottom w:w="60" w:type="dxa"/>
-              <w:right w:w="100" w:type="dxa"/>
-            </w:tcMar>
-          </w:tcPr>
-          <w:p>
-            <w:r>
-              <w:rPr>
-                <w:rFonts w:ascii="宋体" w:hAnsi="宋体" w:eastAsia="宋体" w:cs="宋体"/>
-                <w:sz w:val="20"/>
-                <w:szCs w:val="20"/>
-              </w:rPr>
-              <w:t>src/main/java/com/iso11820/core/</w:t>
-            </w:r>
-          </w:p>
-        </w:tc>
-        <w:tc>
-          <w:tcPr>
-            <w:tcW w:w="2906" w:type="dxa"/>
-            <w:tcBorders>
-              <w:top w:val="single" w:color="CCCCCC" w:sz="0" w:space="0"/>
-              <w:left w:val="single" w:color="CCCCCC" w:sz="0" w:space="0"/>
-              <w:bottom w:val="single" w:color="CCCCCC" w:sz="0" w:space="0"/>
-              <w:right w:val="single" w:color="CCCCCC" w:sz="0" w:space="0"/>
-            </w:tcBorders>
-            <w:tcMar>
-              <w:top w:w="60" w:type="dxa"/>
-              <w:left w:w="100" w:type="dxa"/>
-              <w:bottom w:w="60" w:type="dxa"/>
-              <w:right w:w="100" w:type="dxa"/>
-            </w:tcMar>
-          </w:tcPr>
-          <w:p>
-            <w:r>
-              <w:rPr>
-                <w:rFonts w:ascii="宋体" w:hAnsi="宋体" w:eastAsia="宋体" w:cs="宋体"/>
-                <w:sz w:val="20"/>
-                <w:szCs w:val="20"/>
-              </w:rPr>
-              <w:t>TestStateMachine.java、SensorSimulator.java、TestMaster.java 等 8 个文件</w:t>
-            </w:r>
-          </w:p>
-        </w:tc>
-      </w:tr>
-      <w:tr>
-        <w:tblPrEx>
-          <w:tblBorders>
-            <w:top w:val="single" w:color="auto" w:sz="4" w:space="0"/>
-            <w:left w:val="single" w:color="auto" w:sz="4" w:space="0"/>
-            <w:bottom w:val="single" w:color="auto" w:sz="4" w:space="0"/>
-            <w:right w:val="single" w:color="auto" w:sz="4" w:space="0"/>
-            <w:insideH w:val="single" w:color="auto" w:sz="4" w:space="0"/>
-            <w:insideV w:val="single" w:color="auto" w:sz="4" w:space="0"/>
-          </w:tblBorders>
-          <w:tblCellMar>
-            <w:top w:w="0" w:type="dxa"/>
-            <w:left w:w="10" w:type="dxa"/>
-            <w:bottom w:w="0" w:type="dxa"/>
-            <w:right w:w="10" w:type="dxa"/>
-          </w:tblCellMar>
-        </w:tblPrEx>
-        <w:tc>
-          <w:tcPr>
-            <w:tcW w:w="1200" w:type="dxa"/>
-            <w:tcBorders>
-              <w:top w:val="single" w:color="CCCCCC" w:sz="0" w:space="0"/>
-              <w:left w:val="single" w:color="CCCCCC" w:sz="0" w:space="0"/>
-              <w:bottom w:val="single" w:color="CCCCCC" w:sz="0" w:space="0"/>
-              <w:right w:val="single" w:color="CCCCCC" w:sz="0" w:space="0"/>
-            </w:tcBorders>
-            <w:tcMar>
-              <w:top w:w="60" w:type="dxa"/>
-              <w:left w:w="100" w:type="dxa"/>
-              <w:bottom w:w="60" w:type="dxa"/>
-              <w:right w:w="100" w:type="dxa"/>
-            </w:tcMar>
-          </w:tcPr>
-          <w:p>
-            <w:r>
-              <w:rPr>
-                <w:rFonts w:ascii="宋体" w:hAnsi="宋体" w:eastAsia="宋体" w:cs="宋体"/>
-                <w:sz w:val="20"/>
-                <w:szCs w:val="20"/>
-              </w:rPr>
-              <w:t>组员2</w:t>
-            </w:r>
-          </w:p>
-        </w:tc>
-        <w:tc>
-          <w:tcPr>
-            <w:tcW w:w="1800" w:type="dxa"/>
-            <w:tcBorders>
-              <w:top w:val="single" w:color="CCCCCC" w:sz="0" w:space="0"/>
-              <w:left w:val="single" w:color="CCCCCC" w:sz="0" w:space="0"/>
-              <w:bottom w:val="single" w:color="CCCCCC" w:sz="0" w:space="0"/>
-              <w:right w:val="single" w:color="CCCCCC" w:sz="0" w:space="0"/>
-            </w:tcBorders>
-            <w:tcMar>
-              <w:top w:w="60" w:type="dxa"/>
-              <w:left w:w="100" w:type="dxa"/>
-              <w:bottom w:w="60" w:type="dxa"/>
-              <w:right w:w="100" w:type="dxa"/>
-            </w:tcMar>
-          </w:tcPr>
-          <w:p>
-            <w:r>
-              <w:rPr>
-                <w:rFonts w:ascii="宋体" w:hAnsi="宋体" w:eastAsia="宋体" w:cs="宋体"/>
-                <w:sz w:val="20"/>
-                <w:szCs w:val="20"/>
-              </w:rPr>
-              <w:t>数据持久层开发</w:t>
-            </w:r>
-          </w:p>
-        </w:tc>
-        <w:tc>
-          <w:tcPr>
-            <w:tcW w:w="2500" w:type="dxa"/>
-            <w:tcBorders>
-              <w:top w:val="single" w:color="CCCCCC" w:sz="0" w:space="0"/>
-              <w:left w:val="single" w:color="CCCCCC" w:sz="0" w:space="0"/>
-              <w:bottom w:val="single" w:color="CCCCCC" w:sz="0" w:space="0"/>
-              <w:right w:val="single" w:color="CCCCCC" w:sz="0" w:space="0"/>
-            </w:tcBorders>
-            <w:tcMar>
-              <w:top w:w="60" w:type="dxa"/>
-              <w:left w:w="100" w:type="dxa"/>
-              <w:bottom w:w="60" w:type="dxa"/>
-              <w:right w:w="100" w:type="dxa"/>
-            </w:tcMar>
-          </w:tcPr>
-          <w:p>
-            <w:r>
-              <w:rPr>
-                <w:rFonts w:ascii="宋体" w:hAnsi="宋体" w:eastAsia="宋体" w:cs="宋体"/>
-                <w:sz w:val="20"/>
-                <w:szCs w:val="20"/>
-              </w:rPr>
-              <w:t>SQLite 数据库设计与建表、DAO 层 CRUD 封装、事务管理、实体映射</w:t>
-            </w:r>
-          </w:p>
-        </w:tc>
-        <w:tc>
-          <w:tcPr>
-            <w:tcW w:w="2500" w:type="dxa"/>
-            <w:tcBorders>
-              <w:top w:val="single" w:color="CCCCCC" w:sz="0" w:space="0"/>
-              <w:left w:val="single" w:color="CCCCCC" w:sz="0" w:space="0"/>
-              <w:bottom w:val="single" w:color="CCCCCC" w:sz="0" w:space="0"/>
-              <w:right w:val="single" w:color="CCCCCC" w:sz="0" w:space="0"/>
-            </w:tcBorders>
-            <w:tcMar>
-              <w:top w:w="60" w:type="dxa"/>
-              <w:left w:w="100" w:type="dxa"/>
-              <w:bottom w:w="60" w:type="dxa"/>
-              <w:right w:w="100" w:type="dxa"/>
-            </w:tcMar>
-          </w:tcPr>
-          <w:p>
-            <w:r>
-              <w:rPr>
-                <w:rFonts w:ascii="宋体" w:hAnsi="宋体" w:eastAsia="宋体" w:cs="宋体"/>
-                <w:sz w:val="20"/>
-                <w:szCs w:val="20"/>
-              </w:rPr>
-              <w:t>src/main/java/com/iso11820/entity/ dao/ sql/</w:t>
-            </w:r>
-          </w:p>
-        </w:tc>
-        <w:tc>
-          <w:tcPr>
-            <w:tcW w:w="2906" w:type="dxa"/>
-            <w:tcBorders>
-              <w:top w:val="single" w:color="CCCCCC" w:sz="0" w:space="0"/>
-              <w:left w:val="single" w:color="CCCCCC" w:sz="0" w:space="0"/>
-              <w:bottom w:val="single" w:color="CCCCCC" w:sz="0" w:space="0"/>
-              <w:right w:val="single" w:color="CCCCCC" w:sz="0" w:space="0"/>
-            </w:tcBorders>
-            <w:tcMar>
-              <w:top w:w="60" w:type="dxa"/>
-              <w:left w:w="100" w:type="dxa"/>
-              <w:bottom w:w="60" w:type="dxa"/>
-              <w:right w:w="100" w:type="dxa"/>
-            </w:tcMar>
-          </w:tcPr>
-          <w:p>
-            <w:r>
-              <w:rPr>
-                <w:rFonts w:ascii="宋体" w:hAnsi="宋体" w:eastAsia="宋体" w:cs="宋体"/>
-                <w:sz w:val="20"/>
-                <w:szCs w:val="20"/>
-              </w:rPr>
-              <w:t>6 张表 schema.sql、6 个 DAO 接口+实现、BaseDao&lt;T&gt;、DbUtil</w:t>
-            </w:r>
-          </w:p>
-        </w:tc>
-      </w:tr>
-      <w:tr>
-        <w:tblPrEx>
-          <w:tblBorders>
-            <w:top w:val="single" w:color="auto" w:sz="4" w:space="0"/>
-            <w:left w:val="single" w:color="auto" w:sz="4" w:space="0"/>
-            <w:bottom w:val="single" w:color="auto" w:sz="4" w:space="0"/>
-            <w:right w:val="single" w:color="auto" w:sz="4" w:space="0"/>
-            <w:insideH w:val="single" w:color="auto" w:sz="4" w:space="0"/>
-            <w:insideV w:val="single" w:color="auto" w:sz="4" w:space="0"/>
-          </w:tblBorders>
-          <w:tblCellMar>
-            <w:top w:w="0" w:type="dxa"/>
-            <w:left w:w="10" w:type="dxa"/>
-            <w:bottom w:w="0" w:type="dxa"/>
-            <w:right w:w="10" w:type="dxa"/>
-          </w:tblCellMar>
-        </w:tblPrEx>
-        <w:tc>
-          <w:tcPr>
-            <w:tcW w:w="1200" w:type="dxa"/>
-            <w:tcBorders>
-              <w:top w:val="single" w:color="CCCCCC" w:sz="0" w:space="0"/>
-              <w:left w:val="single" w:color="CCCCCC" w:sz="0" w:space="0"/>
-              <w:bottom w:val="single" w:color="CCCCCC" w:sz="0" w:space="0"/>
-              <w:right w:val="single" w:color="CCCCCC" w:sz="0" w:space="0"/>
-            </w:tcBorders>
-            <w:tcMar>
-              <w:top w:w="60" w:type="dxa"/>
-              <w:left w:w="100" w:type="dxa"/>
-              <w:bottom w:w="60" w:type="dxa"/>
-              <w:right w:w="100" w:type="dxa"/>
-            </w:tcMar>
-          </w:tcPr>
-          <w:p>
-            <w:r>
-              <w:rPr>
-                <w:rFonts w:ascii="宋体" w:hAnsi="宋体" w:eastAsia="宋体" w:cs="宋体"/>
-                <w:sz w:val="20"/>
-                <w:szCs w:val="20"/>
-              </w:rPr>
-              <w:t>组员3</w:t>
-            </w:r>
-          </w:p>
-        </w:tc>
-        <w:tc>
-          <w:tcPr>
-            <w:tcW w:w="1800" w:type="dxa"/>
-            <w:tcBorders>
-              <w:top w:val="single" w:color="CCCCCC" w:sz="0" w:space="0"/>
-              <w:left w:val="single" w:color="CCCCCC" w:sz="0" w:space="0"/>
-              <w:bottom w:val="single" w:color="CCCCCC" w:sz="0" w:space="0"/>
-              <w:right w:val="single" w:color="CCCCCC" w:sz="0" w:space="0"/>
-            </w:tcBorders>
-            <w:tcMar>
-              <w:top w:w="60" w:type="dxa"/>
-              <w:left w:w="100" w:type="dxa"/>
-              <w:bottom w:w="60" w:type="dxa"/>
-              <w:right w:w="100" w:type="dxa"/>
-            </w:tcMar>
-          </w:tcPr>
-          <w:p>
-            <w:r>
-              <w:rPr>
-                <w:rFonts w:ascii="宋体" w:hAnsi="宋体" w:eastAsia="宋体" w:cs="宋体"/>
-                <w:sz w:val="20"/>
-                <w:szCs w:val="20"/>
-              </w:rPr>
-              <w:t>UI 可视化开发</w:t>
-            </w:r>
-          </w:p>
-        </w:tc>
-        <w:tc>
-          <w:tcPr>
-            <w:tcW w:w="2500" w:type="dxa"/>
-            <w:tcBorders>
-              <w:top w:val="single" w:color="CCCCCC" w:sz="0" w:space="0"/>
-              <w:left w:val="single" w:color="CCCCCC" w:sz="0" w:space="0"/>
-              <w:bottom w:val="single" w:color="CCCCCC" w:sz="0" w:space="0"/>
-              <w:right w:val="single" w:color="CCCCCC" w:sz="0" w:space="0"/>
-            </w:tcBorders>
-            <w:tcMar>
-              <w:top w:w="60" w:type="dxa"/>
-              <w:left w:w="100" w:type="dxa"/>
-              <w:bottom w:w="60" w:type="dxa"/>
-              <w:right w:w="100" w:type="dxa"/>
-            </w:tcMar>
-          </w:tcPr>
-          <w:p>
-            <w:r>
-              <w:rPr>
-                <w:rFonts w:ascii="宋体" w:hAnsi="宋体" w:eastAsia="宋体" w:cs="宋体"/>
-                <w:sz w:val="20"/>
-                <w:szCs w:val="20"/>
-              </w:rPr>
-              <w:t>JavaFX 登录窗口、主控制面板、实时温度曲线、业务弹窗</w:t>
-            </w:r>
-          </w:p>
-        </w:tc>
-        <w:tc>
-          <w:tcPr>
-            <w:tcW w:w="2500" w:type="dxa"/>
-            <w:tcBorders>
-              <w:top w:val="single" w:color="CCCCCC" w:sz="0" w:space="0"/>
-              <w:left w:val="single" w:color="CCCCCC" w:sz="0" w:space="0"/>
-              <w:bottom w:val="single" w:color="CCCCCC" w:sz="0" w:space="0"/>
-              <w:right w:val="single" w:color="CCCCCC" w:sz="0" w:space="0"/>
-            </w:tcBorders>
-            <w:tcMar>
-              <w:top w:w="60" w:type="dxa"/>
-              <w:left w:w="100" w:type="dxa"/>
-              <w:bottom w:w="60" w:type="dxa"/>
-              <w:right w:w="100" w:type="dxa"/>
-            </w:tcMar>
-          </w:tcPr>
-          <w:p>
-            <w:r>
-              <w:rPr>
-                <w:rFonts w:ascii="宋体" w:hAnsi="宋体" w:eastAsia="宋体" w:cs="宋体"/>
-                <w:sz w:val="20"/>
-                <w:szCs w:val="20"/>
-              </w:rPr>
-              <w:t>src/main/java/com/iso11820/ui/ resources/fxml/</w:t>
-            </w:r>
-          </w:p>
-        </w:tc>
-        <w:tc>
-          <w:tcPr>
-            <w:tcW w:w="2906" w:type="dxa"/>
-            <w:tcBorders>
-              <w:top w:val="single" w:color="CCCCCC" w:sz="0" w:space="0"/>
-              <w:left w:val="single" w:color="CCCCCC" w:sz="0" w:space="0"/>
-              <w:bottom w:val="single" w:color="CCCCCC" w:sz="0" w:space="0"/>
-              <w:right w:val="single" w:color="CCCCCC" w:sz="0" w:space="0"/>
-            </w:tcBorders>
-            <w:tcMar>
-              <w:top w:w="60" w:type="dxa"/>
-              <w:left w:w="100" w:type="dxa"/>
-              <w:bottom w:w="60" w:type="dxa"/>
-              <w:right w:w="100" w:type="dxa"/>
-            </w:tcMar>
-          </w:tcPr>
-          <w:p>
-            <w:r>
-              <w:rPr>
-                <w:rFonts w:ascii="宋体" w:hAnsi="宋体" w:eastAsia="宋体" w:cs="宋体"/>
-                <w:sz w:val="20"/>
-                <w:szCs w:val="20"/>
-              </w:rPr>
-              <w:t>4 个 Controller + 4 个 FXML + CSS</w:t>
-            </w:r>
-          </w:p>
-        </w:tc>
-      </w:tr>
-      <w:tr>
-        <w:tblPrEx>
-          <w:tblBorders>
-            <w:top w:val="single" w:color="auto" w:sz="4" w:space="0"/>
-            <w:left w:val="single" w:color="auto" w:sz="4" w:space="0"/>
-            <w:bottom w:val="single" w:color="auto" w:sz="4" w:space="0"/>
-            <w:right w:val="single" w:color="auto" w:sz="4" w:space="0"/>
-            <w:insideH w:val="single" w:color="auto" w:sz="4" w:space="0"/>
-            <w:insideV w:val="single" w:color="auto" w:sz="4" w:space="0"/>
-          </w:tblBorders>
-          <w:tblCellMar>
-            <w:top w:w="0" w:type="dxa"/>
-            <w:left w:w="10" w:type="dxa"/>
-            <w:bottom w:w="0" w:type="dxa"/>
-            <w:right w:w="10" w:type="dxa"/>
-          </w:tblCellMar>
-        </w:tblPrEx>
-        <w:tc>
-          <w:tcPr>
-            <w:tcW w:w="1200" w:type="dxa"/>
-            <w:tcBorders>
-              <w:top w:val="single" w:color="CCCCCC" w:sz="0" w:space="0"/>
-              <w:left w:val="single" w:color="CCCCCC" w:sz="0" w:space="0"/>
-              <w:bottom w:val="single" w:color="CCCCCC" w:sz="0" w:space="0"/>
-              <w:right w:val="single" w:color="CCCCCC" w:sz="0" w:space="0"/>
-            </w:tcBorders>
-            <w:tcMar>
-              <w:top w:w="60" w:type="dxa"/>
-              <w:left w:w="100" w:type="dxa"/>
-              <w:bottom w:w="60" w:type="dxa"/>
-              <w:right w:w="100" w:type="dxa"/>
-            </w:tcMar>
-          </w:tcPr>
-          <w:p>
-            <w:r>
-              <w:rPr>
-                <w:rFonts w:ascii="宋体" w:hAnsi="宋体" w:eastAsia="宋体" w:cs="宋体"/>
-                <w:sz w:val="20"/>
-                <w:szCs w:val="20"/>
-              </w:rPr>
-              <w:t>组员4</w:t>
-            </w:r>
-          </w:p>
-        </w:tc>
-        <w:tc>
-          <w:tcPr>
-            <w:tcW w:w="1800" w:type="dxa"/>
-            <w:tcBorders>
-              <w:top w:val="single" w:color="CCCCCC" w:sz="0" w:space="0"/>
-              <w:left w:val="single" w:color="CCCCCC" w:sz="0" w:space="0"/>
-              <w:bottom w:val="single" w:color="CCCCCC" w:sz="0" w:space="0"/>
-              <w:right w:val="single" w:color="CCCCCC" w:sz="0" w:space="0"/>
-            </w:tcBorders>
-            <w:tcMar>
-              <w:top w:w="60" w:type="dxa"/>
-              <w:left w:w="100" w:type="dxa"/>
-              <w:bottom w:w="60" w:type="dxa"/>
-              <w:right w:w="100" w:type="dxa"/>
-            </w:tcMar>
-          </w:tcPr>
-          <w:p>
-            <w:r>
-              <w:rPr>
-                <w:rFonts w:ascii="宋体" w:hAnsi="宋体" w:eastAsia="宋体" w:cs="宋体"/>
-                <w:sz w:val="20"/>
-                <w:szCs w:val="20"/>
-              </w:rPr>
-              <w:t>通用工具服务开发</w:t>
-            </w:r>
-          </w:p>
-        </w:tc>
-        <w:tc>
-          <w:tcPr>
-            <w:tcW w:w="2500" w:type="dxa"/>
-            <w:tcBorders>
-              <w:top w:val="single" w:color="CCCCCC" w:sz="0" w:space="0"/>
-              <w:left w:val="single" w:color="CCCCCC" w:sz="0" w:space="0"/>
-              <w:bottom w:val="single" w:color="CCCCCC" w:sz="0" w:space="0"/>
-              <w:right w:val="single" w:color="CCCCCC" w:sz="0" w:space="0"/>
-            </w:tcBorders>
-            <w:tcMar>
-              <w:top w:w="60" w:type="dxa"/>
-              <w:left w:w="100" w:type="dxa"/>
-              <w:bottom w:w="60" w:type="dxa"/>
-              <w:right w:w="100" w:type="dxa"/>
-            </w:tcMar>
-          </w:tcPr>
-          <w:p>
-            <w:r>
-              <w:rPr>
-                <w:rFonts w:ascii="宋体" w:hAnsi="宋体" w:eastAsia="宋体" w:cs="宋体"/>
-                <w:sz w:val="20"/>
-                <w:szCs w:val="20"/>
-              </w:rPr>
-              <w:t>配置读取、日志系统、CSV/Excel/PDF 试验报告导出</w:t>
-            </w:r>
-          </w:p>
-        </w:tc>
-        <w:tc>
-          <w:tcPr>
-            <w:tcW w:w="2500" w:type="dxa"/>
-            <w:tcBorders>
-              <w:top w:val="single" w:color="CCCCCC" w:sz="0" w:space="0"/>
-              <w:left w:val="single" w:color="CCCCCC" w:sz="0" w:space="0"/>
-              <w:bottom w:val="single" w:color="CCCCCC" w:sz="0" w:space="0"/>
-              <w:right w:val="single" w:color="CCCCCC" w:sz="0" w:space="0"/>
-            </w:tcBorders>
-            <w:tcMar>
-              <w:top w:w="60" w:type="dxa"/>
-              <w:left w:w="100" w:type="dxa"/>
-              <w:bottom w:w="60" w:type="dxa"/>
-              <w:right w:w="100" w:type="dxa"/>
-            </w:tcMar>
-          </w:tcPr>
-          <w:p>
-            <w:r>
-              <w:rPr>
-                <w:rFonts w:ascii="宋体" w:hAnsi="宋体" w:eastAsia="宋体" w:cs="宋体"/>
-                <w:sz w:val="20"/>
-                <w:szCs w:val="20"/>
-              </w:rPr>
-              <w:t>src/main/java/com/project/service/ utils/</w:t>
-            </w:r>
-          </w:p>
-        </w:tc>
-        <w:tc>
-          <w:tcPr>
-            <w:tcW w:w="2906" w:type="dxa"/>
-            <w:tcBorders>
-              <w:top w:val="single" w:color="CCCCCC" w:sz="0" w:space="0"/>
-              <w:left w:val="single" w:color="CCCCCC" w:sz="0" w:space="0"/>
-              <w:bottom w:val="single" w:color="CCCCCC" w:sz="0" w:space="0"/>
-              <w:right w:val="single" w:color="CCCCCC" w:sz="0" w:space="0"/>
-            </w:tcBorders>
-            <w:tcMar>
-              <w:top w:w="60" w:type="dxa"/>
-              <w:left w:w="100" w:type="dxa"/>
-              <w:bottom w:w="60" w:type="dxa"/>
-              <w:right w:w="100" w:type="dxa"/>
-            </w:tcMar>
-          </w:tcPr>
-          <w:p>
-            <w:r>
-              <w:rPr>
-                <w:rFonts w:ascii="宋体" w:hAnsi="宋体" w:eastAsia="宋体" w:cs="宋体"/>
-                <w:sz w:val="20"/>
-                <w:szCs w:val="20"/>
-              </w:rPr>
-              <w:t>AppConfig、CsvDataService、ExcelReportService、PdfReportService 等 12 个文件</w:t>
-            </w:r>
-          </w:p>
-        </w:tc>
-      </w:tr>
-      <w:tr>
-        <w:tblPrEx>
-          <w:tblBorders>
-            <w:top w:val="single" w:color="auto" w:sz="4" w:space="0"/>
-            <w:left w:val="single" w:color="auto" w:sz="4" w:space="0"/>
-            <w:bottom w:val="single" w:color="auto" w:sz="4" w:space="0"/>
-            <w:right w:val="single" w:color="auto" w:sz="4" w:space="0"/>
-            <w:insideH w:val="single" w:color="auto" w:sz="4" w:space="0"/>
-            <w:insideV w:val="single" w:color="auto" w:sz="4" w:space="0"/>
-          </w:tblBorders>
-          <w:tblCellMar>
-            <w:top w:w="0" w:type="dxa"/>
-            <w:left w:w="10" w:type="dxa"/>
-            <w:bottom w:w="0" w:type="dxa"/>
-            <w:right w:w="10" w:type="dxa"/>
-          </w:tblCellMar>
-        </w:tblPrEx>
-        <w:tc>
-          <w:tcPr>
-            <w:tcW w:w="1200" w:type="dxa"/>
-            <w:tcBorders>
-              <w:top w:val="single" w:color="CCCCCC" w:sz="0" w:space="0"/>
-              <w:left w:val="single" w:color="CCCCCC" w:sz="0" w:space="0"/>
-              <w:bottom w:val="single" w:color="CCCCCC" w:sz="0" w:space="0"/>
-              <w:right w:val="single" w:color="CCCCCC" w:sz="0" w:space="0"/>
-            </w:tcBorders>
-            <w:tcMar>
-              <w:top w:w="60" w:type="dxa"/>
-              <w:left w:w="100" w:type="dxa"/>
-              <w:bottom w:w="60" w:type="dxa"/>
-              <w:right w:w="100" w:type="dxa"/>
-            </w:tcMar>
-          </w:tcPr>
-          <w:p>
-            <w:r>
-              <w:rPr>
-                <w:rFonts w:ascii="宋体" w:hAnsi="宋体" w:eastAsia="宋体" w:cs="宋体"/>
-                <w:sz w:val="20"/>
-                <w:szCs w:val="20"/>
-              </w:rPr>
-              <w:t>组员5</w:t>
-            </w:r>
-          </w:p>
-        </w:tc>
-        <w:tc>
-          <w:tcPr>
-            <w:tcW w:w="1800" w:type="dxa"/>
-            <w:tcBorders>
-              <w:top w:val="single" w:color="CCCCCC" w:sz="0" w:space="0"/>
-              <w:left w:val="single" w:color="CCCCCC" w:sz="0" w:space="0"/>
-              <w:bottom w:val="single" w:color="CCCCCC" w:sz="0" w:space="0"/>
-              <w:right w:val="single" w:color="CCCCCC" w:sz="0" w:space="0"/>
-            </w:tcBorders>
-            <w:tcMar>
-              <w:top w:w="60" w:type="dxa"/>
-              <w:left w:w="100" w:type="dxa"/>
-              <w:bottom w:w="60" w:type="dxa"/>
-              <w:right w:w="100" w:type="dxa"/>
-            </w:tcMar>
-          </w:tcPr>
-          <w:p>
-            <w:r>
-              <w:rPr>
-                <w:rFonts w:ascii="宋体" w:hAnsi="宋体" w:eastAsia="宋体" w:cs="宋体"/>
-                <w:sz w:val="20"/>
-                <w:szCs w:val="20"/>
-              </w:rPr>
-              <w:t>质量测试 &amp; 交付统筹</w:t>
-            </w:r>
-          </w:p>
-        </w:tc>
-        <w:tc>
-          <w:tcPr>
-            <w:tcW w:w="2500" w:type="dxa"/>
-            <w:tcBorders>
-              <w:top w:val="single" w:color="CCCCCC" w:sz="0" w:space="0"/>
-              <w:left w:val="single" w:color="CCCCCC" w:sz="0" w:space="0"/>
-              <w:bottom w:val="single" w:color="CCCCCC" w:sz="0" w:space="0"/>
-              <w:right w:val="single" w:color="CCCCCC" w:sz="0" w:space="0"/>
-            </w:tcBorders>
-            <w:tcMar>
-              <w:top w:w="60" w:type="dxa"/>
-              <w:left w:w="100" w:type="dxa"/>
-              <w:bottom w:w="60" w:type="dxa"/>
-              <w:right w:w="100" w:type="dxa"/>
-            </w:tcMar>
-          </w:tcPr>
-          <w:p>
-            <w:r>
-              <w:rPr>
-                <w:rFonts w:ascii="宋体" w:hAnsi="宋体" w:eastAsia="宋体" w:cs="宋体"/>
-                <w:sz w:val="20"/>
-                <w:szCs w:val="20"/>
-              </w:rPr>
-              <w:t>全套单元测试、JaCoCo 覆盖率门禁、5 份竞赛文档、答辩素材</w:t>
-            </w:r>
-          </w:p>
-        </w:tc>
-        <w:tc>
-          <w:tcPr>
-            <w:tcW w:w="2500" w:type="dxa"/>
-            <w:tcBorders>
-              <w:top w:val="single" w:color="CCCCCC" w:sz="0" w:space="0"/>
-              <w:left w:val="single" w:color="CCCCCC" w:sz="0" w:space="0"/>
-              <w:bottom w:val="single" w:color="CCCCCC" w:sz="0" w:space="0"/>
-              <w:right w:val="single" w:color="CCCCCC" w:sz="0" w:space="0"/>
-            </w:tcBorders>
-            <w:tcMar>
-              <w:top w:w="60" w:type="dxa"/>
-              <w:left w:w="100" w:type="dxa"/>
-              <w:bottom w:w="60" w:type="dxa"/>
-              <w:right w:w="100" w:type="dxa"/>
-            </w:tcMar>
-          </w:tcPr>
-          <w:p>
-            <w:r>
-              <w:rPr>
-                <w:rFonts w:ascii="宋体" w:hAnsi="宋体" w:eastAsia="宋体" w:cs="宋体"/>
-                <w:sz w:val="20"/>
-                <w:szCs w:val="20"/>
-              </w:rPr>
-              <w:t>src/test/java/ docs/</w:t>
-            </w:r>
-          </w:p>
-        </w:tc>
-        <w:tc>
-          <w:tcPr>
-            <w:tcW w:w="2906" w:type="dxa"/>
-            <w:tcBorders>
-              <w:top w:val="single" w:color="CCCCCC" w:sz="0" w:space="0"/>
-              <w:left w:val="single" w:color="CCCCCC" w:sz="0" w:space="0"/>
-              <w:bottom w:val="single" w:color="CCCCCC" w:sz="0" w:space="0"/>
-              <w:right w:val="single" w:color="CCCCCC" w:sz="0" w:space="0"/>
-            </w:tcBorders>
-            <w:tcMar>
-              <w:top w:w="60" w:type="dxa"/>
-              <w:left w:w="100" w:type="dxa"/>
-              <w:bottom w:w="60" w:type="dxa"/>
-              <w:right w:w="100" w:type="dxa"/>
-            </w:tcMar>
-          </w:tcPr>
-          <w:p>
-            <w:r>
-              <w:rPr>
-                <w:rFonts w:ascii="宋体" w:hAnsi="宋体" w:eastAsia="宋体" w:cs="宋体"/>
-                <w:sz w:val="20"/>
-                <w:szCs w:val="20"/>
-              </w:rPr>
-              <w:t>14 个测试类（140+ 用例）、JaCoCo 配置、5 份文档</w:t>
-            </w:r>
-          </w:p>
-        </w:tc>
-      </w:tr>
-    </w:tbl>
-    <w:p>
-      <w:pPr>
-        <w:pStyle w:val="4"/>
-        <w:spacing w:before="180" w:after="120"/>
-      </w:pPr>
-      <w:bookmarkStart w:id="22" w:name="_Toc14909"/>
+      <w:bookmarkStart w:id="22" w:name="_Toc2302"/>
       <w:r>
         <w:rPr>
           <w:rFonts w:ascii="黑体" w:hAnsi="黑体" w:eastAsia="黑体" w:cs="黑体"/>
@@ -10785,10 +9583,8 @@
         </w:tblCellMar>
       </w:tblPr>
       <w:tblGrid>
-        <w:gridCol w:w="2500"/>
-        <w:gridCol w:w="500"/>
-        <w:gridCol w:w="3703"/>
-        <w:gridCol w:w="297"/>
+        <w:gridCol w:w="3000"/>
+        <w:gridCol w:w="4000"/>
         <w:gridCol w:w="3906"/>
       </w:tblGrid>
       <w:tr>
@@ -10811,7 +9607,6 @@
         <w:tc>
           <w:tcPr>
             <w:tcW w:w="3000" w:type="dxa"/>
-            <w:gridSpan w:val="2"/>
             <w:tcBorders>
               <w:top w:val="single" w:color="CCCCCC" w:sz="0" w:space="0"/>
               <w:left w:val="single" w:color="CCCCCC" w:sz="0" w:space="0"/>
@@ -10845,7 +9640,6 @@
         <w:tc>
           <w:tcPr>
             <w:tcW w:w="4000" w:type="dxa"/>
-            <w:gridSpan w:val="2"/>
             <w:tcBorders>
               <w:top w:val="single" w:color="CCCCCC" w:sz="0" w:space="0"/>
               <w:left w:val="single" w:color="CCCCCC" w:sz="0" w:space="0"/>
@@ -10930,7 +9724,6 @@
         <w:tc>
           <w:tcPr>
             <w:tcW w:w="3000" w:type="dxa"/>
-            <w:gridSpan w:val="2"/>
             <w:tcBorders>
               <w:top w:val="single" w:color="CCCCCC" w:sz="0" w:space="0"/>
               <w:left w:val="single" w:color="CCCCCC" w:sz="0" w:space="0"/>
@@ -10958,7 +9751,6 @@
         <w:tc>
           <w:tcPr>
             <w:tcW w:w="4000" w:type="dxa"/>
-            <w:gridSpan w:val="2"/>
             <w:tcBorders>
               <w:top w:val="single" w:color="CCCCCC" w:sz="0" w:space="0"/>
               <w:left w:val="single" w:color="CCCCCC" w:sz="0" w:space="0"/>
@@ -11006,7 +9798,7 @@
                 <w:sz w:val="20"/>
                 <w:szCs w:val="20"/>
               </w:rPr>
-              <w:t>全国 200+ 开设相关专业高校</w:t>
+              <w:t>全国200+高校</w:t>
             </w:r>
           </w:p>
         </w:tc>
@@ -11031,7 +9823,6 @@
         <w:tc>
           <w:tcPr>
             <w:tcW w:w="3000" w:type="dxa"/>
-            <w:gridSpan w:val="2"/>
             <w:tcBorders>
               <w:top w:val="single" w:color="CCCCCC" w:sz="0" w:space="0"/>
               <w:left w:val="single" w:color="CCCCCC" w:sz="0" w:space="0"/>
@@ -11059,28 +9850,27 @@
         <w:tc>
           <w:tcPr>
             <w:tcW w:w="4000" w:type="dxa"/>
-            <w:gridSpan w:val="2"/>
-            <w:tcBorders>
-              <w:top w:val="single" w:color="CCCCCC" w:sz="0" w:space="0"/>
-              <w:left w:val="single" w:color="CCCCCC" w:sz="0" w:space="0"/>
-              <w:bottom w:val="single" w:color="CCCCCC" w:sz="0" w:space="0"/>
-              <w:right w:val="single" w:color="CCCCCC" w:sz="0" w:space="0"/>
-            </w:tcBorders>
-            <w:tcMar>
-              <w:top w:w="60" w:type="dxa"/>
-              <w:left w:w="100" w:type="dxa"/>
-              <w:bottom w:w="60" w:type="dxa"/>
-              <w:right w:w="100" w:type="dxa"/>
-            </w:tcMar>
-          </w:tcPr>
-          <w:p>
-            <w:r>
-              <w:rPr>
-                <w:rFonts w:ascii="宋体" w:hAnsi="宋体" w:eastAsia="宋体" w:cs="宋体"/>
-                <w:sz w:val="20"/>
-                <w:szCs w:val="20"/>
-              </w:rPr>
-              <w:t>新员工培训、标准流程教学</w:t>
+            <w:tcBorders>
+              <w:top w:val="single" w:color="CCCCCC" w:sz="0" w:space="0"/>
+              <w:left w:val="single" w:color="CCCCCC" w:sz="0" w:space="0"/>
+              <w:bottom w:val="single" w:color="CCCCCC" w:sz="0" w:space="0"/>
+              <w:right w:val="single" w:color="CCCCCC" w:sz="0" w:space="0"/>
+            </w:tcBorders>
+            <w:tcMar>
+              <w:top w:w="60" w:type="dxa"/>
+              <w:left w:w="100" w:type="dxa"/>
+              <w:bottom w:w="60" w:type="dxa"/>
+              <w:right w:w="100" w:type="dxa"/>
+            </w:tcMar>
+          </w:tcPr>
+          <w:p>
+            <w:r>
+              <w:rPr>
+                <w:rFonts w:ascii="宋体" w:hAnsi="宋体" w:eastAsia="宋体" w:cs="宋体"/>
+                <w:sz w:val="20"/>
+                <w:szCs w:val="20"/>
+              </w:rPr>
+              <w:t>新员工培训</w:t>
             </w:r>
           </w:p>
         </w:tc>
@@ -11107,7 +9897,7 @@
                 <w:sz w:val="20"/>
                 <w:szCs w:val="20"/>
               </w:rPr>
-              <w:t>各级质检站、第三方检测公司</w:t>
+              <w:t>各级质检站</w:t>
             </w:r>
           </w:p>
         </w:tc>
@@ -11132,7 +9922,6 @@
         <w:tc>
           <w:tcPr>
             <w:tcW w:w="3000" w:type="dxa"/>
-            <w:gridSpan w:val="2"/>
             <w:tcBorders>
               <w:top w:val="single" w:color="CCCCCC" w:sz="0" w:space="0"/>
               <w:left w:val="single" w:color="CCCCCC" w:sz="0" w:space="0"/>
@@ -11160,28 +9949,27 @@
         <w:tc>
           <w:tcPr>
             <w:tcW w:w="4000" w:type="dxa"/>
-            <w:gridSpan w:val="2"/>
-            <w:tcBorders>
-              <w:top w:val="single" w:color="CCCCCC" w:sz="0" w:space="0"/>
-              <w:left w:val="single" w:color="CCCCCC" w:sz="0" w:space="0"/>
-              <w:bottom w:val="single" w:color="CCCCCC" w:sz="0" w:space="0"/>
-              <w:right w:val="single" w:color="CCCCCC" w:sz="0" w:space="0"/>
-            </w:tcBorders>
-            <w:tcMar>
-              <w:top w:w="60" w:type="dxa"/>
-              <w:left w:w="100" w:type="dxa"/>
-              <w:bottom w:w="60" w:type="dxa"/>
-              <w:right w:w="100" w:type="dxa"/>
-            </w:tcMar>
-          </w:tcPr>
-          <w:p>
-            <w:r>
-              <w:rPr>
-                <w:rFonts w:ascii="宋体" w:hAnsi="宋体" w:eastAsia="宋体" w:cs="宋体"/>
-                <w:sz w:val="20"/>
-                <w:szCs w:val="20"/>
-              </w:rPr>
-              <w:t>建材检测员职业技能培训</w:t>
+            <w:tcBorders>
+              <w:top w:val="single" w:color="CCCCCC" w:sz="0" w:space="0"/>
+              <w:left w:val="single" w:color="CCCCCC" w:sz="0" w:space="0"/>
+              <w:bottom w:val="single" w:color="CCCCCC" w:sz="0" w:space="0"/>
+              <w:right w:val="single" w:color="CCCCCC" w:sz="0" w:space="0"/>
+            </w:tcBorders>
+            <w:tcMar>
+              <w:top w:w="60" w:type="dxa"/>
+              <w:left w:w="100" w:type="dxa"/>
+              <w:bottom w:w="60" w:type="dxa"/>
+              <w:right w:w="100" w:type="dxa"/>
+            </w:tcMar>
+          </w:tcPr>
+          <w:p>
+            <w:r>
+              <w:rPr>
+                <w:rFonts w:ascii="宋体" w:hAnsi="宋体" w:eastAsia="宋体" w:cs="宋体"/>
+                <w:sz w:val="20"/>
+                <w:szCs w:val="20"/>
+              </w:rPr>
+              <w:t>检测员培训</w:t>
             </w:r>
           </w:p>
         </w:tc>
@@ -11209,731 +9997,6 @@
                 <w:szCs w:val="20"/>
               </w:rPr>
               <w:t>全国建筑类职业院校</w:t>
-            </w:r>
-          </w:p>
-        </w:tc>
-      </w:tr>
-      <w:tr>
-        <w:tblPrEx>
-          <w:tblBorders>
-            <w:top w:val="single" w:color="auto" w:sz="4" w:space="0"/>
-            <w:left w:val="single" w:color="auto" w:sz="4" w:space="0"/>
-            <w:bottom w:val="single" w:color="auto" w:sz="4" w:space="0"/>
-            <w:right w:val="single" w:color="auto" w:sz="4" w:space="0"/>
-            <w:insideH w:val="single" w:color="auto" w:sz="4" w:space="0"/>
-            <w:insideV w:val="single" w:color="auto" w:sz="4" w:space="0"/>
-          </w:tblBorders>
-          <w:tblCellMar>
-            <w:top w:w="0" w:type="dxa"/>
-            <w:left w:w="10" w:type="dxa"/>
-            <w:bottom w:w="0" w:type="dxa"/>
-            <w:right w:w="10" w:type="dxa"/>
-          </w:tblCellMar>
-        </w:tblPrEx>
-        <w:tc>
-          <w:tcPr>
-            <w:tcW w:w="2500" w:type="dxa"/>
-            <w:tcBorders>
-              <w:top w:val="single" w:color="CCCCCC" w:sz="0" w:space="0"/>
-              <w:left w:val="single" w:color="CCCCCC" w:sz="0" w:space="0"/>
-              <w:bottom w:val="single" w:color="CCCCCC" w:sz="0" w:space="0"/>
-              <w:right w:val="single" w:color="CCCCCC" w:sz="0" w:space="0"/>
-            </w:tcBorders>
-            <w:shd w:val="clear" w:color="auto" w:fill="D5E8F0"/>
-            <w:tcMar>
-              <w:top w:w="60" w:type="dxa"/>
-              <w:left w:w="100" w:type="dxa"/>
-              <w:bottom w:w="60" w:type="dxa"/>
-              <w:right w:w="100" w:type="dxa"/>
-            </w:tcMar>
-          </w:tcPr>
-          <w:p>
-            <w:pPr>
-              <w:jc w:val="center"/>
-            </w:pPr>
-            <w:r>
-              <w:rPr>
-                <w:rFonts w:ascii="宋体" w:hAnsi="宋体" w:eastAsia="宋体" w:cs="宋体"/>
-                <w:b/>
-                <w:bCs/>
-                <w:sz w:val="20"/>
-                <w:szCs w:val="20"/>
-              </w:rPr>
-              <w:t>维度</w:t>
-            </w:r>
-          </w:p>
-        </w:tc>
-        <w:tc>
-          <w:tcPr>
-            <w:tcW w:w="4203" w:type="dxa"/>
-            <w:gridSpan w:val="2"/>
-            <w:tcBorders>
-              <w:top w:val="single" w:color="CCCCCC" w:sz="0" w:space="0"/>
-              <w:left w:val="single" w:color="CCCCCC" w:sz="0" w:space="0"/>
-              <w:bottom w:val="single" w:color="CCCCCC" w:sz="0" w:space="0"/>
-              <w:right w:val="single" w:color="CCCCCC" w:sz="0" w:space="0"/>
-            </w:tcBorders>
-            <w:shd w:val="clear" w:color="auto" w:fill="D5E8F0"/>
-            <w:tcMar>
-              <w:top w:w="60" w:type="dxa"/>
-              <w:left w:w="100" w:type="dxa"/>
-              <w:bottom w:w="60" w:type="dxa"/>
-              <w:right w:w="100" w:type="dxa"/>
-            </w:tcMar>
-          </w:tcPr>
-          <w:p>
-            <w:pPr>
-              <w:jc w:val="center"/>
-            </w:pPr>
-            <w:r>
-              <w:rPr>
-                <w:rFonts w:ascii="宋体" w:hAnsi="宋体" w:eastAsia="宋体" w:cs="宋体"/>
-                <w:b/>
-                <w:bCs/>
-                <w:sz w:val="20"/>
-                <w:szCs w:val="20"/>
-              </w:rPr>
-              <w:t>商业试验软件</w:t>
-            </w:r>
-          </w:p>
-        </w:tc>
-        <w:tc>
-          <w:tcPr>
-            <w:tcW w:w="4203" w:type="dxa"/>
-            <w:gridSpan w:val="2"/>
-            <w:tcBorders>
-              <w:top w:val="single" w:color="CCCCCC" w:sz="0" w:space="0"/>
-              <w:left w:val="single" w:color="CCCCCC" w:sz="0" w:space="0"/>
-              <w:bottom w:val="single" w:color="CCCCCC" w:sz="0" w:space="0"/>
-              <w:right w:val="single" w:color="CCCCCC" w:sz="0" w:space="0"/>
-            </w:tcBorders>
-            <w:shd w:val="clear" w:color="auto" w:fill="D5E8F0"/>
-            <w:tcMar>
-              <w:top w:w="60" w:type="dxa"/>
-              <w:left w:w="100" w:type="dxa"/>
-              <w:bottom w:w="60" w:type="dxa"/>
-              <w:right w:w="100" w:type="dxa"/>
-            </w:tcMar>
-          </w:tcPr>
-          <w:p>
-            <w:pPr>
-              <w:jc w:val="center"/>
-            </w:pPr>
-            <w:r>
-              <w:rPr>
-                <w:rFonts w:ascii="宋体" w:hAnsi="宋体" w:eastAsia="宋体" w:cs="宋体"/>
-                <w:b/>
-                <w:bCs/>
-                <w:sz w:val="20"/>
-                <w:szCs w:val="20"/>
-              </w:rPr>
-              <w:t>本系统</w:t>
-            </w:r>
-          </w:p>
-        </w:tc>
-      </w:tr>
-      <w:tr>
-        <w:tblPrEx>
-          <w:tblBorders>
-            <w:top w:val="single" w:color="auto" w:sz="4" w:space="0"/>
-            <w:left w:val="single" w:color="auto" w:sz="4" w:space="0"/>
-            <w:bottom w:val="single" w:color="auto" w:sz="4" w:space="0"/>
-            <w:right w:val="single" w:color="auto" w:sz="4" w:space="0"/>
-            <w:insideH w:val="single" w:color="auto" w:sz="4" w:space="0"/>
-            <w:insideV w:val="single" w:color="auto" w:sz="4" w:space="0"/>
-          </w:tblBorders>
-          <w:tblCellMar>
-            <w:top w:w="0" w:type="dxa"/>
-            <w:left w:w="10" w:type="dxa"/>
-            <w:bottom w:w="0" w:type="dxa"/>
-            <w:right w:w="10" w:type="dxa"/>
-          </w:tblCellMar>
-        </w:tblPrEx>
-        <w:tc>
-          <w:tcPr>
-            <w:tcW w:w="2500" w:type="dxa"/>
-            <w:tcBorders>
-              <w:top w:val="single" w:color="CCCCCC" w:sz="0" w:space="0"/>
-              <w:left w:val="single" w:color="CCCCCC" w:sz="0" w:space="0"/>
-              <w:bottom w:val="single" w:color="CCCCCC" w:sz="0" w:space="0"/>
-              <w:right w:val="single" w:color="CCCCCC" w:sz="0" w:space="0"/>
-            </w:tcBorders>
-            <w:tcMar>
-              <w:top w:w="60" w:type="dxa"/>
-              <w:left w:w="100" w:type="dxa"/>
-              <w:bottom w:w="60" w:type="dxa"/>
-              <w:right w:w="100" w:type="dxa"/>
-            </w:tcMar>
-          </w:tcPr>
-          <w:p>
-            <w:r>
-              <w:rPr>
-                <w:rFonts w:ascii="宋体" w:hAnsi="宋体" w:eastAsia="宋体" w:cs="宋体"/>
-                <w:sz w:val="20"/>
-                <w:szCs w:val="20"/>
-              </w:rPr>
-              <w:t>硬件依赖</w:t>
-            </w:r>
-          </w:p>
-        </w:tc>
-        <w:tc>
-          <w:tcPr>
-            <w:tcW w:w="4203" w:type="dxa"/>
-            <w:gridSpan w:val="2"/>
-            <w:tcBorders>
-              <w:top w:val="single" w:color="CCCCCC" w:sz="0" w:space="0"/>
-              <w:left w:val="single" w:color="CCCCCC" w:sz="0" w:space="0"/>
-              <w:bottom w:val="single" w:color="CCCCCC" w:sz="0" w:space="0"/>
-              <w:right w:val="single" w:color="CCCCCC" w:sz="0" w:space="0"/>
-            </w:tcBorders>
-            <w:tcMar>
-              <w:top w:w="60" w:type="dxa"/>
-              <w:left w:w="100" w:type="dxa"/>
-              <w:bottom w:w="60" w:type="dxa"/>
-              <w:right w:w="100" w:type="dxa"/>
-            </w:tcMar>
-          </w:tcPr>
-          <w:p>
-            <w:r>
-              <w:rPr>
-                <w:rFonts w:ascii="宋体" w:hAnsi="宋体" w:eastAsia="宋体" w:cs="宋体"/>
-                <w:sz w:val="20"/>
-                <w:szCs w:val="20"/>
-              </w:rPr>
-              <w:t>绑定特定品牌试验炉</w:t>
-            </w:r>
-          </w:p>
-        </w:tc>
-        <w:tc>
-          <w:tcPr>
-            <w:tcW w:w="4203" w:type="dxa"/>
-            <w:gridSpan w:val="2"/>
-            <w:tcBorders>
-              <w:top w:val="single" w:color="CCCCCC" w:sz="0" w:space="0"/>
-              <w:left w:val="single" w:color="CCCCCC" w:sz="0" w:space="0"/>
-              <w:bottom w:val="single" w:color="CCCCCC" w:sz="0" w:space="0"/>
-              <w:right w:val="single" w:color="CCCCCC" w:sz="0" w:space="0"/>
-            </w:tcBorders>
-            <w:tcMar>
-              <w:top w:w="60" w:type="dxa"/>
-              <w:left w:w="100" w:type="dxa"/>
-              <w:bottom w:w="60" w:type="dxa"/>
-              <w:right w:w="100" w:type="dxa"/>
-            </w:tcMar>
-          </w:tcPr>
-          <w:p>
-            <w:r>
-              <w:rPr>
-                <w:rFonts w:ascii="宋体" w:hAnsi="宋体" w:eastAsia="宋体" w:cs="宋体"/>
-                <w:sz w:val="20"/>
-                <w:szCs w:val="20"/>
-              </w:rPr>
-              <w:t>零硬件依赖</w:t>
-            </w:r>
-          </w:p>
-        </w:tc>
-      </w:tr>
-      <w:tr>
-        <w:tblPrEx>
-          <w:tblBorders>
-            <w:top w:val="single" w:color="auto" w:sz="4" w:space="0"/>
-            <w:left w:val="single" w:color="auto" w:sz="4" w:space="0"/>
-            <w:bottom w:val="single" w:color="auto" w:sz="4" w:space="0"/>
-            <w:right w:val="single" w:color="auto" w:sz="4" w:space="0"/>
-            <w:insideH w:val="single" w:color="auto" w:sz="4" w:space="0"/>
-            <w:insideV w:val="single" w:color="auto" w:sz="4" w:space="0"/>
-          </w:tblBorders>
-          <w:tblCellMar>
-            <w:top w:w="0" w:type="dxa"/>
-            <w:left w:w="10" w:type="dxa"/>
-            <w:bottom w:w="0" w:type="dxa"/>
-            <w:right w:w="10" w:type="dxa"/>
-          </w:tblCellMar>
-        </w:tblPrEx>
-        <w:tc>
-          <w:tcPr>
-            <w:tcW w:w="2500" w:type="dxa"/>
-            <w:tcBorders>
-              <w:top w:val="single" w:color="CCCCCC" w:sz="0" w:space="0"/>
-              <w:left w:val="single" w:color="CCCCCC" w:sz="0" w:space="0"/>
-              <w:bottom w:val="single" w:color="CCCCCC" w:sz="0" w:space="0"/>
-              <w:right w:val="single" w:color="CCCCCC" w:sz="0" w:space="0"/>
-            </w:tcBorders>
-            <w:tcMar>
-              <w:top w:w="60" w:type="dxa"/>
-              <w:left w:w="100" w:type="dxa"/>
-              <w:bottom w:w="60" w:type="dxa"/>
-              <w:right w:w="100" w:type="dxa"/>
-            </w:tcMar>
-          </w:tcPr>
-          <w:p>
-            <w:r>
-              <w:rPr>
-                <w:rFonts w:ascii="宋体" w:hAnsi="宋体" w:eastAsia="宋体" w:cs="宋体"/>
-                <w:sz w:val="20"/>
-                <w:szCs w:val="20"/>
-              </w:rPr>
-              <w:t>部署成本</w:t>
-            </w:r>
-          </w:p>
-        </w:tc>
-        <w:tc>
-          <w:tcPr>
-            <w:tcW w:w="4203" w:type="dxa"/>
-            <w:gridSpan w:val="2"/>
-            <w:tcBorders>
-              <w:top w:val="single" w:color="CCCCCC" w:sz="0" w:space="0"/>
-              <w:left w:val="single" w:color="CCCCCC" w:sz="0" w:space="0"/>
-              <w:bottom w:val="single" w:color="CCCCCC" w:sz="0" w:space="0"/>
-              <w:right w:val="single" w:color="CCCCCC" w:sz="0" w:space="0"/>
-            </w:tcBorders>
-            <w:tcMar>
-              <w:top w:w="60" w:type="dxa"/>
-              <w:left w:w="100" w:type="dxa"/>
-              <w:bottom w:w="60" w:type="dxa"/>
-              <w:right w:w="100" w:type="dxa"/>
-            </w:tcMar>
-          </w:tcPr>
-          <w:p>
-            <w:r>
-              <w:rPr>
-                <w:rFonts w:ascii="宋体" w:hAnsi="宋体" w:eastAsia="宋体" w:cs="宋体"/>
-                <w:sz w:val="20"/>
-                <w:szCs w:val="20"/>
-              </w:rPr>
-              <w:t>含硬件 20-50 万元</w:t>
-            </w:r>
-          </w:p>
-        </w:tc>
-        <w:tc>
-          <w:tcPr>
-            <w:tcW w:w="4203" w:type="dxa"/>
-            <w:gridSpan w:val="2"/>
-            <w:tcBorders>
-              <w:top w:val="single" w:color="CCCCCC" w:sz="0" w:space="0"/>
-              <w:left w:val="single" w:color="CCCCCC" w:sz="0" w:space="0"/>
-              <w:bottom w:val="single" w:color="CCCCCC" w:sz="0" w:space="0"/>
-              <w:right w:val="single" w:color="CCCCCC" w:sz="0" w:space="0"/>
-            </w:tcBorders>
-            <w:tcMar>
-              <w:top w:w="60" w:type="dxa"/>
-              <w:left w:w="100" w:type="dxa"/>
-              <w:bottom w:w="60" w:type="dxa"/>
-              <w:right w:w="100" w:type="dxa"/>
-            </w:tcMar>
-          </w:tcPr>
-          <w:p>
-            <w:r>
-              <w:rPr>
-                <w:rFonts w:ascii="宋体" w:hAnsi="宋体" w:eastAsia="宋体" w:cs="宋体"/>
-                <w:sz w:val="20"/>
-                <w:szCs w:val="20"/>
-              </w:rPr>
-              <w:t>免费开源</w:t>
-            </w:r>
-          </w:p>
-        </w:tc>
-      </w:tr>
-      <w:tr>
-        <w:tblPrEx>
-          <w:tblBorders>
-            <w:top w:val="single" w:color="auto" w:sz="4" w:space="0"/>
-            <w:left w:val="single" w:color="auto" w:sz="4" w:space="0"/>
-            <w:bottom w:val="single" w:color="auto" w:sz="4" w:space="0"/>
-            <w:right w:val="single" w:color="auto" w:sz="4" w:space="0"/>
-            <w:insideH w:val="single" w:color="auto" w:sz="4" w:space="0"/>
-            <w:insideV w:val="single" w:color="auto" w:sz="4" w:space="0"/>
-          </w:tblBorders>
-          <w:tblCellMar>
-            <w:top w:w="0" w:type="dxa"/>
-            <w:left w:w="10" w:type="dxa"/>
-            <w:bottom w:w="0" w:type="dxa"/>
-            <w:right w:w="10" w:type="dxa"/>
-          </w:tblCellMar>
-        </w:tblPrEx>
-        <w:tc>
-          <w:tcPr>
-            <w:tcW w:w="2500" w:type="dxa"/>
-            <w:tcBorders>
-              <w:top w:val="single" w:color="CCCCCC" w:sz="0" w:space="0"/>
-              <w:left w:val="single" w:color="CCCCCC" w:sz="0" w:space="0"/>
-              <w:bottom w:val="single" w:color="CCCCCC" w:sz="0" w:space="0"/>
-              <w:right w:val="single" w:color="CCCCCC" w:sz="0" w:space="0"/>
-            </w:tcBorders>
-            <w:tcMar>
-              <w:top w:w="60" w:type="dxa"/>
-              <w:left w:w="100" w:type="dxa"/>
-              <w:bottom w:w="60" w:type="dxa"/>
-              <w:right w:w="100" w:type="dxa"/>
-            </w:tcMar>
-          </w:tcPr>
-          <w:p>
-            <w:r>
-              <w:rPr>
-                <w:rFonts w:ascii="宋体" w:hAnsi="宋体" w:eastAsia="宋体" w:cs="宋体"/>
-                <w:sz w:val="20"/>
-                <w:szCs w:val="20"/>
-              </w:rPr>
-              <w:t>教学模式</w:t>
-            </w:r>
-          </w:p>
-        </w:tc>
-        <w:tc>
-          <w:tcPr>
-            <w:tcW w:w="4203" w:type="dxa"/>
-            <w:gridSpan w:val="2"/>
-            <w:tcBorders>
-              <w:top w:val="single" w:color="CCCCCC" w:sz="0" w:space="0"/>
-              <w:left w:val="single" w:color="CCCCCC" w:sz="0" w:space="0"/>
-              <w:bottom w:val="single" w:color="CCCCCC" w:sz="0" w:space="0"/>
-              <w:right w:val="single" w:color="CCCCCC" w:sz="0" w:space="0"/>
-            </w:tcBorders>
-            <w:tcMar>
-              <w:top w:w="60" w:type="dxa"/>
-              <w:left w:w="100" w:type="dxa"/>
-              <w:bottom w:w="60" w:type="dxa"/>
-              <w:right w:w="100" w:type="dxa"/>
-            </w:tcMar>
-          </w:tcPr>
-          <w:p>
-            <w:r>
-              <w:rPr>
-                <w:rFonts w:ascii="宋体" w:hAnsi="宋体" w:eastAsia="宋体" w:cs="宋体"/>
-                <w:sz w:val="20"/>
-                <w:szCs w:val="20"/>
-              </w:rPr>
-              <w:t>仅支持真实实验</w:t>
-            </w:r>
-          </w:p>
-        </w:tc>
-        <w:tc>
-          <w:tcPr>
-            <w:tcW w:w="4203" w:type="dxa"/>
-            <w:gridSpan w:val="2"/>
-            <w:tcBorders>
-              <w:top w:val="single" w:color="CCCCCC" w:sz="0" w:space="0"/>
-              <w:left w:val="single" w:color="CCCCCC" w:sz="0" w:space="0"/>
-              <w:bottom w:val="single" w:color="CCCCCC" w:sz="0" w:space="0"/>
-              <w:right w:val="single" w:color="CCCCCC" w:sz="0" w:space="0"/>
-            </w:tcBorders>
-            <w:tcMar>
-              <w:top w:w="60" w:type="dxa"/>
-              <w:left w:w="100" w:type="dxa"/>
-              <w:bottom w:w="60" w:type="dxa"/>
-              <w:right w:w="100" w:type="dxa"/>
-            </w:tcMar>
-          </w:tcPr>
-          <w:p>
-            <w:r>
-              <w:rPr>
-                <w:rFonts w:ascii="宋体" w:hAnsi="宋体" w:eastAsia="宋体" w:cs="宋体"/>
-                <w:sz w:val="20"/>
-                <w:szCs w:val="20"/>
-              </w:rPr>
-              <w:t>支持仿真 + 真实双模式</w:t>
-            </w:r>
-          </w:p>
-        </w:tc>
-      </w:tr>
-      <w:tr>
-        <w:tblPrEx>
-          <w:tblBorders>
-            <w:top w:val="single" w:color="auto" w:sz="4" w:space="0"/>
-            <w:left w:val="single" w:color="auto" w:sz="4" w:space="0"/>
-            <w:bottom w:val="single" w:color="auto" w:sz="4" w:space="0"/>
-            <w:right w:val="single" w:color="auto" w:sz="4" w:space="0"/>
-            <w:insideH w:val="single" w:color="auto" w:sz="4" w:space="0"/>
-            <w:insideV w:val="single" w:color="auto" w:sz="4" w:space="0"/>
-          </w:tblBorders>
-          <w:tblCellMar>
-            <w:top w:w="0" w:type="dxa"/>
-            <w:left w:w="10" w:type="dxa"/>
-            <w:bottom w:w="0" w:type="dxa"/>
-            <w:right w:w="10" w:type="dxa"/>
-          </w:tblCellMar>
-        </w:tblPrEx>
-        <w:tc>
-          <w:tcPr>
-            <w:tcW w:w="2500" w:type="dxa"/>
-            <w:tcBorders>
-              <w:top w:val="single" w:color="CCCCCC" w:sz="0" w:space="0"/>
-              <w:left w:val="single" w:color="CCCCCC" w:sz="0" w:space="0"/>
-              <w:bottom w:val="single" w:color="CCCCCC" w:sz="0" w:space="0"/>
-              <w:right w:val="single" w:color="CCCCCC" w:sz="0" w:space="0"/>
-            </w:tcBorders>
-            <w:tcMar>
-              <w:top w:w="60" w:type="dxa"/>
-              <w:left w:w="100" w:type="dxa"/>
-              <w:bottom w:w="60" w:type="dxa"/>
-              <w:right w:w="100" w:type="dxa"/>
-            </w:tcMar>
-          </w:tcPr>
-          <w:p>
-            <w:r>
-              <w:rPr>
-                <w:rFonts w:ascii="宋体" w:hAnsi="宋体" w:eastAsia="宋体" w:cs="宋体"/>
-                <w:sz w:val="20"/>
-                <w:szCs w:val="20"/>
-              </w:rPr>
-              <w:t>报告格式</w:t>
-            </w:r>
-          </w:p>
-        </w:tc>
-        <w:tc>
-          <w:tcPr>
-            <w:tcW w:w="4203" w:type="dxa"/>
-            <w:gridSpan w:val="2"/>
-            <w:tcBorders>
-              <w:top w:val="single" w:color="CCCCCC" w:sz="0" w:space="0"/>
-              <w:left w:val="single" w:color="CCCCCC" w:sz="0" w:space="0"/>
-              <w:bottom w:val="single" w:color="CCCCCC" w:sz="0" w:space="0"/>
-              <w:right w:val="single" w:color="CCCCCC" w:sz="0" w:space="0"/>
-            </w:tcBorders>
-            <w:tcMar>
-              <w:top w:w="60" w:type="dxa"/>
-              <w:left w:w="100" w:type="dxa"/>
-              <w:bottom w:w="60" w:type="dxa"/>
-              <w:right w:w="100" w:type="dxa"/>
-            </w:tcMar>
-          </w:tcPr>
-          <w:p>
-            <w:r>
-              <w:rPr>
-                <w:rFonts w:ascii="宋体" w:hAnsi="宋体" w:eastAsia="宋体" w:cs="宋体"/>
-                <w:sz w:val="20"/>
-                <w:szCs w:val="20"/>
-              </w:rPr>
-              <w:t>单一格式</w:t>
-            </w:r>
-          </w:p>
-        </w:tc>
-        <w:tc>
-          <w:tcPr>
-            <w:tcW w:w="4203" w:type="dxa"/>
-            <w:gridSpan w:val="2"/>
-            <w:tcBorders>
-              <w:top w:val="single" w:color="CCCCCC" w:sz="0" w:space="0"/>
-              <w:left w:val="single" w:color="CCCCCC" w:sz="0" w:space="0"/>
-              <w:bottom w:val="single" w:color="CCCCCC" w:sz="0" w:space="0"/>
-              <w:right w:val="single" w:color="CCCCCC" w:sz="0" w:space="0"/>
-            </w:tcBorders>
-            <w:tcMar>
-              <w:top w:w="60" w:type="dxa"/>
-              <w:left w:w="100" w:type="dxa"/>
-              <w:bottom w:w="60" w:type="dxa"/>
-              <w:right w:w="100" w:type="dxa"/>
-            </w:tcMar>
-          </w:tcPr>
-          <w:p>
-            <w:r>
-              <w:rPr>
-                <w:rFonts w:ascii="宋体" w:hAnsi="宋体" w:eastAsia="宋体" w:cs="宋体"/>
-                <w:sz w:val="20"/>
-                <w:szCs w:val="20"/>
-              </w:rPr>
-              <w:t>CSV + Excel + PDF 三格式</w:t>
-            </w:r>
-          </w:p>
-        </w:tc>
-      </w:tr>
-      <w:tr>
-        <w:tblPrEx>
-          <w:tblBorders>
-            <w:top w:val="single" w:color="auto" w:sz="4" w:space="0"/>
-            <w:left w:val="single" w:color="auto" w:sz="4" w:space="0"/>
-            <w:bottom w:val="single" w:color="auto" w:sz="4" w:space="0"/>
-            <w:right w:val="single" w:color="auto" w:sz="4" w:space="0"/>
-            <w:insideH w:val="single" w:color="auto" w:sz="4" w:space="0"/>
-            <w:insideV w:val="single" w:color="auto" w:sz="4" w:space="0"/>
-          </w:tblBorders>
-          <w:tblCellMar>
-            <w:top w:w="0" w:type="dxa"/>
-            <w:left w:w="10" w:type="dxa"/>
-            <w:bottom w:w="0" w:type="dxa"/>
-            <w:right w:w="10" w:type="dxa"/>
-          </w:tblCellMar>
-        </w:tblPrEx>
-        <w:tc>
-          <w:tcPr>
-            <w:tcW w:w="2500" w:type="dxa"/>
-            <w:tcBorders>
-              <w:top w:val="single" w:color="CCCCCC" w:sz="0" w:space="0"/>
-              <w:left w:val="single" w:color="CCCCCC" w:sz="0" w:space="0"/>
-              <w:bottom w:val="single" w:color="CCCCCC" w:sz="0" w:space="0"/>
-              <w:right w:val="single" w:color="CCCCCC" w:sz="0" w:space="0"/>
-            </w:tcBorders>
-            <w:tcMar>
-              <w:top w:w="60" w:type="dxa"/>
-              <w:left w:w="100" w:type="dxa"/>
-              <w:bottom w:w="60" w:type="dxa"/>
-              <w:right w:w="100" w:type="dxa"/>
-            </w:tcMar>
-          </w:tcPr>
-          <w:p>
-            <w:r>
-              <w:rPr>
-                <w:rFonts w:ascii="宋体" w:hAnsi="宋体" w:eastAsia="宋体" w:cs="宋体"/>
-                <w:sz w:val="20"/>
-                <w:szCs w:val="20"/>
-              </w:rPr>
-              <w:t>可定制性</w:t>
-            </w:r>
-          </w:p>
-        </w:tc>
-        <w:tc>
-          <w:tcPr>
-            <w:tcW w:w="4203" w:type="dxa"/>
-            <w:gridSpan w:val="2"/>
-            <w:tcBorders>
-              <w:top w:val="single" w:color="CCCCCC" w:sz="0" w:space="0"/>
-              <w:left w:val="single" w:color="CCCCCC" w:sz="0" w:space="0"/>
-              <w:bottom w:val="single" w:color="CCCCCC" w:sz="0" w:space="0"/>
-              <w:right w:val="single" w:color="CCCCCC" w:sz="0" w:space="0"/>
-            </w:tcBorders>
-            <w:tcMar>
-              <w:top w:w="60" w:type="dxa"/>
-              <w:left w:w="100" w:type="dxa"/>
-              <w:bottom w:w="60" w:type="dxa"/>
-              <w:right w:w="100" w:type="dxa"/>
-            </w:tcMar>
-          </w:tcPr>
-          <w:p>
-            <w:r>
-              <w:rPr>
-                <w:rFonts w:ascii="宋体" w:hAnsi="宋体" w:eastAsia="宋体" w:cs="宋体"/>
-                <w:sz w:val="20"/>
-                <w:szCs w:val="20"/>
-              </w:rPr>
-              <w:t>封闭商业软件</w:t>
-            </w:r>
-          </w:p>
-        </w:tc>
-        <w:tc>
-          <w:tcPr>
-            <w:tcW w:w="4203" w:type="dxa"/>
-            <w:gridSpan w:val="2"/>
-            <w:tcBorders>
-              <w:top w:val="single" w:color="CCCCCC" w:sz="0" w:space="0"/>
-              <w:left w:val="single" w:color="CCCCCC" w:sz="0" w:space="0"/>
-              <w:bottom w:val="single" w:color="CCCCCC" w:sz="0" w:space="0"/>
-              <w:right w:val="single" w:color="CCCCCC" w:sz="0" w:space="0"/>
-            </w:tcBorders>
-            <w:tcMar>
-              <w:top w:w="60" w:type="dxa"/>
-              <w:left w:w="100" w:type="dxa"/>
-              <w:bottom w:w="60" w:type="dxa"/>
-              <w:right w:w="100" w:type="dxa"/>
-            </w:tcMar>
-          </w:tcPr>
-          <w:p>
-            <w:r>
-              <w:rPr>
-                <w:rFonts w:ascii="宋体" w:hAnsi="宋体" w:eastAsia="宋体" w:cs="宋体"/>
-                <w:sz w:val="20"/>
-                <w:szCs w:val="20"/>
-              </w:rPr>
-              <w:t>开源，可二次开发</w:t>
-            </w:r>
-          </w:p>
-        </w:tc>
-      </w:tr>
-      <w:tr>
-        <w:tblPrEx>
-          <w:tblBorders>
-            <w:top w:val="single" w:color="auto" w:sz="4" w:space="0"/>
-            <w:left w:val="single" w:color="auto" w:sz="4" w:space="0"/>
-            <w:bottom w:val="single" w:color="auto" w:sz="4" w:space="0"/>
-            <w:right w:val="single" w:color="auto" w:sz="4" w:space="0"/>
-            <w:insideH w:val="single" w:color="auto" w:sz="4" w:space="0"/>
-            <w:insideV w:val="single" w:color="auto" w:sz="4" w:space="0"/>
-          </w:tblBorders>
-          <w:tblCellMar>
-            <w:top w:w="0" w:type="dxa"/>
-            <w:left w:w="10" w:type="dxa"/>
-            <w:bottom w:w="0" w:type="dxa"/>
-            <w:right w:w="10" w:type="dxa"/>
-          </w:tblCellMar>
-        </w:tblPrEx>
-        <w:tc>
-          <w:tcPr>
-            <w:tcW w:w="2500" w:type="dxa"/>
-            <w:tcBorders>
-              <w:top w:val="single" w:color="CCCCCC" w:sz="0" w:space="0"/>
-              <w:left w:val="single" w:color="CCCCCC" w:sz="0" w:space="0"/>
-              <w:bottom w:val="single" w:color="CCCCCC" w:sz="0" w:space="0"/>
-              <w:right w:val="single" w:color="CCCCCC" w:sz="0" w:space="0"/>
-            </w:tcBorders>
-            <w:tcMar>
-              <w:top w:w="60" w:type="dxa"/>
-              <w:left w:w="100" w:type="dxa"/>
-              <w:bottom w:w="60" w:type="dxa"/>
-              <w:right w:w="100" w:type="dxa"/>
-            </w:tcMar>
-          </w:tcPr>
-          <w:p>
-            <w:r>
-              <w:rPr>
-                <w:rFonts w:ascii="宋体" w:hAnsi="宋体" w:eastAsia="宋体" w:cs="宋体"/>
-                <w:sz w:val="20"/>
-                <w:szCs w:val="20"/>
-              </w:rPr>
-              <w:t>教学适用性</w:t>
-            </w:r>
-          </w:p>
-        </w:tc>
-        <w:tc>
-          <w:tcPr>
-            <w:tcW w:w="4203" w:type="dxa"/>
-            <w:gridSpan w:val="2"/>
-            <w:tcBorders>
-              <w:top w:val="single" w:color="CCCCCC" w:sz="0" w:space="0"/>
-              <w:left w:val="single" w:color="CCCCCC" w:sz="0" w:space="0"/>
-              <w:bottom w:val="single" w:color="CCCCCC" w:sz="0" w:space="0"/>
-              <w:right w:val="single" w:color="CCCCCC" w:sz="0" w:space="0"/>
-            </w:tcBorders>
-            <w:tcMar>
-              <w:top w:w="60" w:type="dxa"/>
-              <w:left w:w="100" w:type="dxa"/>
-              <w:bottom w:w="60" w:type="dxa"/>
-              <w:right w:w="100" w:type="dxa"/>
-            </w:tcMar>
-          </w:tcPr>
-          <w:p>
-            <w:r>
-              <w:rPr>
-                <w:rFonts w:ascii="宋体" w:hAnsi="宋体" w:eastAsia="宋体" w:cs="宋体"/>
-                <w:sz w:val="20"/>
-                <w:szCs w:val="20"/>
-              </w:rPr>
-              <w:t>面向生产，学习曲线陡</w:t>
-            </w:r>
-          </w:p>
-        </w:tc>
-        <w:tc>
-          <w:tcPr>
-            <w:tcW w:w="4203" w:type="dxa"/>
-            <w:gridSpan w:val="2"/>
-            <w:tcBorders>
-              <w:top w:val="single" w:color="CCCCCC" w:sz="0" w:space="0"/>
-              <w:left w:val="single" w:color="CCCCCC" w:sz="0" w:space="0"/>
-              <w:bottom w:val="single" w:color="CCCCCC" w:sz="0" w:space="0"/>
-              <w:right w:val="single" w:color="CCCCCC" w:sz="0" w:space="0"/>
-            </w:tcBorders>
-            <w:tcMar>
-              <w:top w:w="60" w:type="dxa"/>
-              <w:left w:w="100" w:type="dxa"/>
-              <w:bottom w:w="60" w:type="dxa"/>
-              <w:right w:w="100" w:type="dxa"/>
-            </w:tcMar>
-          </w:tcPr>
-          <w:p>
-            <w:r>
-              <w:rPr>
-                <w:rFonts w:ascii="宋体" w:hAnsi="宋体" w:eastAsia="宋体" w:cs="宋体"/>
-                <w:sz w:val="20"/>
-                <w:szCs w:val="20"/>
-              </w:rPr>
-              <w:t>面向教学，操作流程清晰</w:t>
             </w:r>
           </w:p>
         </w:tc>
@@ -11944,7 +10007,7 @@
         <w:pStyle w:val="3"/>
         <w:spacing w:before="240" w:after="180"/>
       </w:pPr>
-      <w:bookmarkStart w:id="23" w:name="_Toc19584"/>
+      <w:bookmarkStart w:id="23" w:name="_Toc27871"/>
       <w:r>
         <w:rPr>
           <w:rFonts w:ascii="黑体" w:hAnsi="黑体" w:eastAsia="黑体" w:cs="黑体"/>
@@ -11960,7 +10023,7 @@
     <w:tbl>
       <w:tblPr>
         <w:tblStyle w:val="14"/>
-        <w:tblW w:w="10906" w:type="dxa"/>
+        <w:tblW w:w="11306" w:type="dxa"/>
         <w:tblInd w:w="0" w:type="dxa"/>
         <w:tblBorders>
           <w:top w:val="single" w:color="auto" w:sz="4" w:space="0"/>
@@ -11981,9 +10044,12 @@
       <w:tblGrid>
         <w:gridCol w:w="2500"/>
         <w:gridCol w:w="1500"/>
-        <w:gridCol w:w="1200"/>
-        <w:gridCol w:w="3806"/>
-        <w:gridCol w:w="1900"/>
+        <w:gridCol w:w="2000"/>
+        <w:gridCol w:w="500"/>
+        <w:gridCol w:w="2500"/>
+        <w:gridCol w:w="406"/>
+        <w:gridCol w:w="1500"/>
+        <w:gridCol w:w="400"/>
       </w:tblGrid>
       <w:tr>
         <w:tblPrEx>
@@ -12070,7 +10136,7 @@
         </w:tc>
         <w:tc>
           <w:tcPr>
-            <w:tcW w:w="1200" w:type="dxa"/>
+            <w:tcW w:w="2000" w:type="dxa"/>
             <w:tcBorders>
               <w:top w:val="single" w:color="CCCCCC" w:sz="0" w:space="0"/>
               <w:left w:val="single" w:color="CCCCCC" w:sz="0" w:space="0"/>
@@ -12103,7 +10169,8 @@
         </w:tc>
         <w:tc>
           <w:tcPr>
-            <w:tcW w:w="3806" w:type="dxa"/>
+            <w:tcW w:w="3406" w:type="dxa"/>
+            <w:gridSpan w:val="3"/>
             <w:tcBorders>
               <w:top w:val="single" w:color="CCCCCC" w:sz="0" w:space="0"/>
               <w:left w:val="single" w:color="CCCCCC" w:sz="0" w:space="0"/>
@@ -12137,6 +10204,7 @@
         <w:tc>
           <w:tcPr>
             <w:tcW w:w="1900" w:type="dxa"/>
+            <w:gridSpan w:val="2"/>
             <w:tcBorders>
               <w:top w:val="single" w:color="CCCCCC" w:sz="0" w:space="0"/>
               <w:left w:val="single" w:color="CCCCCC" w:sz="0" w:space="0"/>
@@ -12208,7 +10276,7 @@
                 <w:sz w:val="20"/>
                 <w:szCs w:val="20"/>
               </w:rPr>
-              <w:t>阶段一：项目初始化</w:t>
+              <w:t>项目初始化</w:t>
             </w:r>
           </w:p>
         </w:tc>
@@ -12235,13 +10303,13 @@
                 <w:sz w:val="20"/>
                 <w:szCs w:val="20"/>
               </w:rPr>
-              <w:t>第 1 天</w:t>
-            </w:r>
-          </w:p>
-        </w:tc>
-        <w:tc>
-          <w:tcPr>
-            <w:tcW w:w="1200" w:type="dxa"/>
+              <w:t>第1天</w:t>
+            </w:r>
+          </w:p>
+        </w:tc>
+        <w:tc>
+          <w:tcPr>
+            <w:tcW w:w="2000" w:type="dxa"/>
             <w:tcBorders>
               <w:top w:val="single" w:color="CCCCCC" w:sz="0" w:space="0"/>
               <w:left w:val="single" w:color="CCCCCC" w:sz="0" w:space="0"/>
@@ -12268,55 +10336,57 @@
         </w:tc>
         <w:tc>
           <w:tcPr>
-            <w:tcW w:w="3806" w:type="dxa"/>
-            <w:tcBorders>
-              <w:top w:val="single" w:color="CCCCCC" w:sz="0" w:space="0"/>
-              <w:left w:val="single" w:color="CCCCCC" w:sz="0" w:space="0"/>
-              <w:bottom w:val="single" w:color="CCCCCC" w:sz="0" w:space="0"/>
-              <w:right w:val="single" w:color="CCCCCC" w:sz="0" w:space="0"/>
-            </w:tcBorders>
-            <w:tcMar>
-              <w:top w:w="60" w:type="dxa"/>
-              <w:left w:w="100" w:type="dxa"/>
-              <w:bottom w:w="60" w:type="dxa"/>
-              <w:right w:w="100" w:type="dxa"/>
-            </w:tcMar>
-          </w:tcPr>
-          <w:p>
-            <w:r>
-              <w:rPr>
-                <w:rFonts w:ascii="宋体" w:hAnsi="宋体" w:eastAsia="宋体" w:cs="宋体"/>
-                <w:sz w:val="20"/>
-                <w:szCs w:val="20"/>
-              </w:rPr>
-              <w:t>项目骨架搭建、Maven 配置、依赖引入、Git 目录划分</w:t>
+            <w:tcW w:w="3406" w:type="dxa"/>
+            <w:gridSpan w:val="3"/>
+            <w:tcBorders>
+              <w:top w:val="single" w:color="CCCCCC" w:sz="0" w:space="0"/>
+              <w:left w:val="single" w:color="CCCCCC" w:sz="0" w:space="0"/>
+              <w:bottom w:val="single" w:color="CCCCCC" w:sz="0" w:space="0"/>
+              <w:right w:val="single" w:color="CCCCCC" w:sz="0" w:space="0"/>
+            </w:tcBorders>
+            <w:tcMar>
+              <w:top w:w="60" w:type="dxa"/>
+              <w:left w:w="100" w:type="dxa"/>
+              <w:bottom w:w="60" w:type="dxa"/>
+              <w:right w:w="100" w:type="dxa"/>
+            </w:tcMar>
+          </w:tcPr>
+          <w:p>
+            <w:r>
+              <w:rPr>
+                <w:rFonts w:ascii="宋体" w:hAnsi="宋体" w:eastAsia="宋体" w:cs="宋体"/>
+                <w:sz w:val="20"/>
+                <w:szCs w:val="20"/>
+              </w:rPr>
+              <w:t>Maven骨架、依赖引入、Git目录划分</w:t>
             </w:r>
           </w:p>
         </w:tc>
         <w:tc>
           <w:tcPr>
             <w:tcW w:w="1900" w:type="dxa"/>
-            <w:tcBorders>
-              <w:top w:val="single" w:color="CCCCCC" w:sz="0" w:space="0"/>
-              <w:left w:val="single" w:color="CCCCCC" w:sz="0" w:space="0"/>
-              <w:bottom w:val="single" w:color="CCCCCC" w:sz="0" w:space="0"/>
-              <w:right w:val="single" w:color="CCCCCC" w:sz="0" w:space="0"/>
-            </w:tcBorders>
-            <w:tcMar>
-              <w:top w:w="60" w:type="dxa"/>
-              <w:left w:w="100" w:type="dxa"/>
-              <w:bottom w:w="60" w:type="dxa"/>
-              <w:right w:w="100" w:type="dxa"/>
-            </w:tcMar>
-          </w:tcPr>
-          <w:p>
-            <w:r>
-              <w:rPr>
-                <w:rFonts w:ascii="宋体" w:hAnsi="宋体" w:eastAsia="宋体" w:cs="宋体"/>
-                <w:sz w:val="20"/>
-                <w:szCs w:val="20"/>
-              </w:rPr>
-              <w:t>✅ 已完成</w:t>
+            <w:gridSpan w:val="2"/>
+            <w:tcBorders>
+              <w:top w:val="single" w:color="CCCCCC" w:sz="0" w:space="0"/>
+              <w:left w:val="single" w:color="CCCCCC" w:sz="0" w:space="0"/>
+              <w:bottom w:val="single" w:color="CCCCCC" w:sz="0" w:space="0"/>
+              <w:right w:val="single" w:color="CCCCCC" w:sz="0" w:space="0"/>
+            </w:tcBorders>
+            <w:tcMar>
+              <w:top w:w="60" w:type="dxa"/>
+              <w:left w:w="100" w:type="dxa"/>
+              <w:bottom w:w="60" w:type="dxa"/>
+              <w:right w:w="100" w:type="dxa"/>
+            </w:tcMar>
+          </w:tcPr>
+          <w:p>
+            <w:r>
+              <w:rPr>
+                <w:rFonts w:ascii="宋体" w:hAnsi="宋体" w:eastAsia="宋体" w:cs="宋体"/>
+                <w:sz w:val="20"/>
+                <w:szCs w:val="20"/>
+              </w:rPr>
+              <w:t>✅已完成</w:t>
             </w:r>
           </w:p>
         </w:tc>
@@ -12361,7 +10431,7 @@
                 <w:sz w:val="20"/>
                 <w:szCs w:val="20"/>
               </w:rPr>
-              <w:t>阶段二：核心引擎</w:t>
+              <w:t>核心引擎</w:t>
             </w:r>
           </w:p>
         </w:tc>
@@ -12388,88 +10458,90 @@
                 <w:sz w:val="20"/>
                 <w:szCs w:val="20"/>
               </w:rPr>
-              <w:t>第 2-3 天</w:t>
-            </w:r>
-          </w:p>
-        </w:tc>
-        <w:tc>
-          <w:tcPr>
-            <w:tcW w:w="1200" w:type="dxa"/>
-            <w:tcBorders>
-              <w:top w:val="single" w:color="CCCCCC" w:sz="0" w:space="0"/>
-              <w:left w:val="single" w:color="CCCCCC" w:sz="0" w:space="0"/>
-              <w:bottom w:val="single" w:color="CCCCCC" w:sz="0" w:space="0"/>
-              <w:right w:val="single" w:color="CCCCCC" w:sz="0" w:space="0"/>
-            </w:tcBorders>
-            <w:tcMar>
-              <w:top w:w="60" w:type="dxa"/>
-              <w:left w:w="100" w:type="dxa"/>
-              <w:bottom w:w="60" w:type="dxa"/>
-              <w:right w:w="100" w:type="dxa"/>
-            </w:tcMar>
-          </w:tcPr>
-          <w:p>
-            <w:r>
-              <w:rPr>
-                <w:rFonts w:ascii="宋体" w:hAnsi="宋体" w:eastAsia="宋体" w:cs="宋体"/>
-                <w:sz w:val="20"/>
-                <w:szCs w:val="20"/>
-              </w:rPr>
-              <w:t>组员1</w:t>
-            </w:r>
-          </w:p>
-        </w:tc>
-        <w:tc>
-          <w:tcPr>
-            <w:tcW w:w="3806" w:type="dxa"/>
-            <w:tcBorders>
-              <w:top w:val="single" w:color="CCCCCC" w:sz="0" w:space="0"/>
-              <w:left w:val="single" w:color="CCCCCC" w:sz="0" w:space="0"/>
-              <w:bottom w:val="single" w:color="CCCCCC" w:sz="0" w:space="0"/>
-              <w:right w:val="single" w:color="CCCCCC" w:sz="0" w:space="0"/>
-            </w:tcBorders>
-            <w:tcMar>
-              <w:top w:w="60" w:type="dxa"/>
-              <w:left w:w="100" w:type="dxa"/>
-              <w:bottom w:w="60" w:type="dxa"/>
-              <w:right w:w="100" w:type="dxa"/>
-            </w:tcMar>
-          </w:tcPr>
-          <w:p>
-            <w:r>
-              <w:rPr>
-                <w:rFonts w:ascii="宋体" w:hAnsi="宋体" w:eastAsia="宋体" w:cs="宋体"/>
-                <w:sz w:val="20"/>
-                <w:szCs w:val="20"/>
-              </w:rPr>
-              <w:t>状态机、仿真算法、主控制器完成</w:t>
+              <w:t>第2-3天</w:t>
+            </w:r>
+          </w:p>
+        </w:tc>
+        <w:tc>
+          <w:tcPr>
+            <w:tcW w:w="2000" w:type="dxa"/>
+            <w:tcBorders>
+              <w:top w:val="single" w:color="CCCCCC" w:sz="0" w:space="0"/>
+              <w:left w:val="single" w:color="CCCCCC" w:sz="0" w:space="0"/>
+              <w:bottom w:val="single" w:color="CCCCCC" w:sz="0" w:space="0"/>
+              <w:right w:val="single" w:color="CCCCCC" w:sz="0" w:space="0"/>
+            </w:tcBorders>
+            <w:tcMar>
+              <w:top w:w="60" w:type="dxa"/>
+              <w:left w:w="100" w:type="dxa"/>
+              <w:bottom w:w="60" w:type="dxa"/>
+              <w:right w:w="100" w:type="dxa"/>
+            </w:tcMar>
+          </w:tcPr>
+          <w:p>
+            <w:r>
+              <w:rPr>
+                <w:rFonts w:ascii="宋体" w:hAnsi="宋体" w:eastAsia="宋体" w:cs="宋体"/>
+                <w:sz w:val="20"/>
+                <w:szCs w:val="20"/>
+              </w:rPr>
+              <w:t>组员1（颜瑞）</w:t>
+            </w:r>
+          </w:p>
+        </w:tc>
+        <w:tc>
+          <w:tcPr>
+            <w:tcW w:w="3406" w:type="dxa"/>
+            <w:gridSpan w:val="3"/>
+            <w:tcBorders>
+              <w:top w:val="single" w:color="CCCCCC" w:sz="0" w:space="0"/>
+              <w:left w:val="single" w:color="CCCCCC" w:sz="0" w:space="0"/>
+              <w:bottom w:val="single" w:color="CCCCCC" w:sz="0" w:space="0"/>
+              <w:right w:val="single" w:color="CCCCCC" w:sz="0" w:space="0"/>
+            </w:tcBorders>
+            <w:tcMar>
+              <w:top w:w="60" w:type="dxa"/>
+              <w:left w:w="100" w:type="dxa"/>
+              <w:bottom w:w="60" w:type="dxa"/>
+              <w:right w:w="100" w:type="dxa"/>
+            </w:tcMar>
+          </w:tcPr>
+          <w:p>
+            <w:r>
+              <w:rPr>
+                <w:rFonts w:ascii="宋体" w:hAnsi="宋体" w:eastAsia="宋体" w:cs="宋体"/>
+                <w:sz w:val="20"/>
+                <w:szCs w:val="20"/>
+              </w:rPr>
+              <w:t>状态机、仿真算法、主控制器</w:t>
             </w:r>
           </w:p>
         </w:tc>
         <w:tc>
           <w:tcPr>
             <w:tcW w:w="1900" w:type="dxa"/>
-            <w:tcBorders>
-              <w:top w:val="single" w:color="CCCCCC" w:sz="0" w:space="0"/>
-              <w:left w:val="single" w:color="CCCCCC" w:sz="0" w:space="0"/>
-              <w:bottom w:val="single" w:color="CCCCCC" w:sz="0" w:space="0"/>
-              <w:right w:val="single" w:color="CCCCCC" w:sz="0" w:space="0"/>
-            </w:tcBorders>
-            <w:tcMar>
-              <w:top w:w="60" w:type="dxa"/>
-              <w:left w:w="100" w:type="dxa"/>
-              <w:bottom w:w="60" w:type="dxa"/>
-              <w:right w:w="100" w:type="dxa"/>
-            </w:tcMar>
-          </w:tcPr>
-          <w:p>
-            <w:r>
-              <w:rPr>
-                <w:rFonts w:ascii="宋体" w:hAnsi="宋体" w:eastAsia="宋体" w:cs="宋体"/>
-                <w:sz w:val="20"/>
-                <w:szCs w:val="20"/>
-              </w:rPr>
-              <w:t>✅ 已完成</w:t>
+            <w:gridSpan w:val="2"/>
+            <w:tcBorders>
+              <w:top w:val="single" w:color="CCCCCC" w:sz="0" w:space="0"/>
+              <w:left w:val="single" w:color="CCCCCC" w:sz="0" w:space="0"/>
+              <w:bottom w:val="single" w:color="CCCCCC" w:sz="0" w:space="0"/>
+              <w:right w:val="single" w:color="CCCCCC" w:sz="0" w:space="0"/>
+            </w:tcBorders>
+            <w:tcMar>
+              <w:top w:w="60" w:type="dxa"/>
+              <w:left w:w="100" w:type="dxa"/>
+              <w:bottom w:w="60" w:type="dxa"/>
+              <w:right w:w="100" w:type="dxa"/>
+            </w:tcMar>
+          </w:tcPr>
+          <w:p>
+            <w:r>
+              <w:rPr>
+                <w:rFonts w:ascii="宋体" w:hAnsi="宋体" w:eastAsia="宋体" w:cs="宋体"/>
+                <w:sz w:val="20"/>
+                <w:szCs w:val="20"/>
+              </w:rPr>
+              <w:t>✅已完成</w:t>
             </w:r>
           </w:p>
         </w:tc>
@@ -12514,7 +10586,7 @@
                 <w:sz w:val="20"/>
                 <w:szCs w:val="20"/>
               </w:rPr>
-              <w:t>阶段三：数据持久层</w:t>
+              <w:t>数据持久层</w:t>
             </w:r>
           </w:p>
         </w:tc>
@@ -12541,88 +10613,90 @@
                 <w:sz w:val="20"/>
                 <w:szCs w:val="20"/>
               </w:rPr>
-              <w:t>第 3-4 天</w:t>
-            </w:r>
-          </w:p>
-        </w:tc>
-        <w:tc>
-          <w:tcPr>
-            <w:tcW w:w="1200" w:type="dxa"/>
-            <w:tcBorders>
-              <w:top w:val="single" w:color="CCCCCC" w:sz="0" w:space="0"/>
-              <w:left w:val="single" w:color="CCCCCC" w:sz="0" w:space="0"/>
-              <w:bottom w:val="single" w:color="CCCCCC" w:sz="0" w:space="0"/>
-              <w:right w:val="single" w:color="CCCCCC" w:sz="0" w:space="0"/>
-            </w:tcBorders>
-            <w:tcMar>
-              <w:top w:w="60" w:type="dxa"/>
-              <w:left w:w="100" w:type="dxa"/>
-              <w:bottom w:w="60" w:type="dxa"/>
-              <w:right w:w="100" w:type="dxa"/>
-            </w:tcMar>
-          </w:tcPr>
-          <w:p>
-            <w:r>
-              <w:rPr>
-                <w:rFonts w:ascii="宋体" w:hAnsi="宋体" w:eastAsia="宋体" w:cs="宋体"/>
-                <w:sz w:val="20"/>
-                <w:szCs w:val="20"/>
-              </w:rPr>
-              <w:t>组员2</w:t>
-            </w:r>
-          </w:p>
-        </w:tc>
-        <w:tc>
-          <w:tcPr>
-            <w:tcW w:w="3806" w:type="dxa"/>
-            <w:tcBorders>
-              <w:top w:val="single" w:color="CCCCCC" w:sz="0" w:space="0"/>
-              <w:left w:val="single" w:color="CCCCCC" w:sz="0" w:space="0"/>
-              <w:bottom w:val="single" w:color="CCCCCC" w:sz="0" w:space="0"/>
-              <w:right w:val="single" w:color="CCCCCC" w:sz="0" w:space="0"/>
-            </w:tcBorders>
-            <w:tcMar>
-              <w:top w:w="60" w:type="dxa"/>
-              <w:left w:w="100" w:type="dxa"/>
-              <w:bottom w:w="60" w:type="dxa"/>
-              <w:right w:w="100" w:type="dxa"/>
-            </w:tcMar>
-          </w:tcPr>
-          <w:p>
-            <w:r>
-              <w:rPr>
-                <w:rFonts w:ascii="宋体" w:hAnsi="宋体" w:eastAsia="宋体" w:cs="宋体"/>
-                <w:sz w:val="20"/>
-                <w:szCs w:val="20"/>
-              </w:rPr>
-              <w:t>6 张表建表、DAO 层 CRUD、事务管理</w:t>
+              <w:t>第3-4天</w:t>
+            </w:r>
+          </w:p>
+        </w:tc>
+        <w:tc>
+          <w:tcPr>
+            <w:tcW w:w="2000" w:type="dxa"/>
+            <w:tcBorders>
+              <w:top w:val="single" w:color="CCCCCC" w:sz="0" w:space="0"/>
+              <w:left w:val="single" w:color="CCCCCC" w:sz="0" w:space="0"/>
+              <w:bottom w:val="single" w:color="CCCCCC" w:sz="0" w:space="0"/>
+              <w:right w:val="single" w:color="CCCCCC" w:sz="0" w:space="0"/>
+            </w:tcBorders>
+            <w:tcMar>
+              <w:top w:w="60" w:type="dxa"/>
+              <w:left w:w="100" w:type="dxa"/>
+              <w:bottom w:w="60" w:type="dxa"/>
+              <w:right w:w="100" w:type="dxa"/>
+            </w:tcMar>
+          </w:tcPr>
+          <w:p>
+            <w:r>
+              <w:rPr>
+                <w:rFonts w:ascii="宋体" w:hAnsi="宋体" w:eastAsia="宋体" w:cs="宋体"/>
+                <w:sz w:val="20"/>
+                <w:szCs w:val="20"/>
+              </w:rPr>
+              <w:t>组员2（陈培钦）</w:t>
+            </w:r>
+          </w:p>
+        </w:tc>
+        <w:tc>
+          <w:tcPr>
+            <w:tcW w:w="3406" w:type="dxa"/>
+            <w:gridSpan w:val="3"/>
+            <w:tcBorders>
+              <w:top w:val="single" w:color="CCCCCC" w:sz="0" w:space="0"/>
+              <w:left w:val="single" w:color="CCCCCC" w:sz="0" w:space="0"/>
+              <w:bottom w:val="single" w:color="CCCCCC" w:sz="0" w:space="0"/>
+              <w:right w:val="single" w:color="CCCCCC" w:sz="0" w:space="0"/>
+            </w:tcBorders>
+            <w:tcMar>
+              <w:top w:w="60" w:type="dxa"/>
+              <w:left w:w="100" w:type="dxa"/>
+              <w:bottom w:w="60" w:type="dxa"/>
+              <w:right w:w="100" w:type="dxa"/>
+            </w:tcMar>
+          </w:tcPr>
+          <w:p>
+            <w:r>
+              <w:rPr>
+                <w:rFonts w:ascii="宋体" w:hAnsi="宋体" w:eastAsia="宋体" w:cs="宋体"/>
+                <w:sz w:val="20"/>
+                <w:szCs w:val="20"/>
+              </w:rPr>
+              <w:t>6张表建表、DAO CRUD、事务</w:t>
             </w:r>
           </w:p>
         </w:tc>
         <w:tc>
           <w:tcPr>
             <w:tcW w:w="1900" w:type="dxa"/>
-            <w:tcBorders>
-              <w:top w:val="single" w:color="CCCCCC" w:sz="0" w:space="0"/>
-              <w:left w:val="single" w:color="CCCCCC" w:sz="0" w:space="0"/>
-              <w:bottom w:val="single" w:color="CCCCCC" w:sz="0" w:space="0"/>
-              <w:right w:val="single" w:color="CCCCCC" w:sz="0" w:space="0"/>
-            </w:tcBorders>
-            <w:tcMar>
-              <w:top w:w="60" w:type="dxa"/>
-              <w:left w:w="100" w:type="dxa"/>
-              <w:bottom w:w="60" w:type="dxa"/>
-              <w:right w:w="100" w:type="dxa"/>
-            </w:tcMar>
-          </w:tcPr>
-          <w:p>
-            <w:r>
-              <w:rPr>
-                <w:rFonts w:ascii="宋体" w:hAnsi="宋体" w:eastAsia="宋体" w:cs="宋体"/>
-                <w:sz w:val="20"/>
-                <w:szCs w:val="20"/>
-              </w:rPr>
-              <w:t>✅ 已完成</w:t>
+            <w:gridSpan w:val="2"/>
+            <w:tcBorders>
+              <w:top w:val="single" w:color="CCCCCC" w:sz="0" w:space="0"/>
+              <w:left w:val="single" w:color="CCCCCC" w:sz="0" w:space="0"/>
+              <w:bottom w:val="single" w:color="CCCCCC" w:sz="0" w:space="0"/>
+              <w:right w:val="single" w:color="CCCCCC" w:sz="0" w:space="0"/>
+            </w:tcBorders>
+            <w:tcMar>
+              <w:top w:w="60" w:type="dxa"/>
+              <w:left w:w="100" w:type="dxa"/>
+              <w:bottom w:w="60" w:type="dxa"/>
+              <w:right w:w="100" w:type="dxa"/>
+            </w:tcMar>
+          </w:tcPr>
+          <w:p>
+            <w:r>
+              <w:rPr>
+                <w:rFonts w:ascii="宋体" w:hAnsi="宋体" w:eastAsia="宋体" w:cs="宋体"/>
+                <w:sz w:val="20"/>
+                <w:szCs w:val="20"/>
+              </w:rPr>
+              <w:t>✅已完成</w:t>
             </w:r>
           </w:p>
         </w:tc>
@@ -12667,7 +10741,7 @@
                 <w:sz w:val="20"/>
                 <w:szCs w:val="20"/>
               </w:rPr>
-              <w:t>阶段四：UI 可视化</w:t>
+              <w:t>UI可视化</w:t>
             </w:r>
           </w:p>
         </w:tc>
@@ -12694,88 +10768,90 @@
                 <w:sz w:val="20"/>
                 <w:szCs w:val="20"/>
               </w:rPr>
-              <w:t>第 4-5 天</w:t>
-            </w:r>
-          </w:p>
-        </w:tc>
-        <w:tc>
-          <w:tcPr>
-            <w:tcW w:w="1200" w:type="dxa"/>
-            <w:tcBorders>
-              <w:top w:val="single" w:color="CCCCCC" w:sz="0" w:space="0"/>
-              <w:left w:val="single" w:color="CCCCCC" w:sz="0" w:space="0"/>
-              <w:bottom w:val="single" w:color="CCCCCC" w:sz="0" w:space="0"/>
-              <w:right w:val="single" w:color="CCCCCC" w:sz="0" w:space="0"/>
-            </w:tcBorders>
-            <w:tcMar>
-              <w:top w:w="60" w:type="dxa"/>
-              <w:left w:w="100" w:type="dxa"/>
-              <w:bottom w:w="60" w:type="dxa"/>
-              <w:right w:w="100" w:type="dxa"/>
-            </w:tcMar>
-          </w:tcPr>
-          <w:p>
-            <w:r>
-              <w:rPr>
-                <w:rFonts w:ascii="宋体" w:hAnsi="宋体" w:eastAsia="宋体" w:cs="宋体"/>
-                <w:sz w:val="20"/>
-                <w:szCs w:val="20"/>
-              </w:rPr>
-              <w:t>组员3</w:t>
-            </w:r>
-          </w:p>
-        </w:tc>
-        <w:tc>
-          <w:tcPr>
-            <w:tcW w:w="3806" w:type="dxa"/>
-            <w:tcBorders>
-              <w:top w:val="single" w:color="CCCCCC" w:sz="0" w:space="0"/>
-              <w:left w:val="single" w:color="CCCCCC" w:sz="0" w:space="0"/>
-              <w:bottom w:val="single" w:color="CCCCCC" w:sz="0" w:space="0"/>
-              <w:right w:val="single" w:color="CCCCCC" w:sz="0" w:space="0"/>
-            </w:tcBorders>
-            <w:tcMar>
-              <w:top w:w="60" w:type="dxa"/>
-              <w:left w:w="100" w:type="dxa"/>
-              <w:bottom w:w="60" w:type="dxa"/>
-              <w:right w:w="100" w:type="dxa"/>
-            </w:tcMar>
-          </w:tcPr>
-          <w:p>
-            <w:r>
-              <w:rPr>
-                <w:rFonts w:ascii="宋体" w:hAnsi="宋体" w:eastAsia="宋体" w:cs="宋体"/>
-                <w:sz w:val="20"/>
-                <w:szCs w:val="20"/>
-              </w:rPr>
-              <w:t>JavaFX 界面、实时曲线、业务弹窗</w:t>
+              <w:t>第4-5天</w:t>
+            </w:r>
+          </w:p>
+        </w:tc>
+        <w:tc>
+          <w:tcPr>
+            <w:tcW w:w="2000" w:type="dxa"/>
+            <w:tcBorders>
+              <w:top w:val="single" w:color="CCCCCC" w:sz="0" w:space="0"/>
+              <w:left w:val="single" w:color="CCCCCC" w:sz="0" w:space="0"/>
+              <w:bottom w:val="single" w:color="CCCCCC" w:sz="0" w:space="0"/>
+              <w:right w:val="single" w:color="CCCCCC" w:sz="0" w:space="0"/>
+            </w:tcBorders>
+            <w:tcMar>
+              <w:top w:w="60" w:type="dxa"/>
+              <w:left w:w="100" w:type="dxa"/>
+              <w:bottom w:w="60" w:type="dxa"/>
+              <w:right w:w="100" w:type="dxa"/>
+            </w:tcMar>
+          </w:tcPr>
+          <w:p>
+            <w:r>
+              <w:rPr>
+                <w:rFonts w:ascii="宋体" w:hAnsi="宋体" w:eastAsia="宋体" w:cs="宋体"/>
+                <w:sz w:val="20"/>
+                <w:szCs w:val="20"/>
+              </w:rPr>
+              <w:t>组员3（杨晋宇）</w:t>
+            </w:r>
+          </w:p>
+        </w:tc>
+        <w:tc>
+          <w:tcPr>
+            <w:tcW w:w="3406" w:type="dxa"/>
+            <w:gridSpan w:val="3"/>
+            <w:tcBorders>
+              <w:top w:val="single" w:color="CCCCCC" w:sz="0" w:space="0"/>
+              <w:left w:val="single" w:color="CCCCCC" w:sz="0" w:space="0"/>
+              <w:bottom w:val="single" w:color="CCCCCC" w:sz="0" w:space="0"/>
+              <w:right w:val="single" w:color="CCCCCC" w:sz="0" w:space="0"/>
+            </w:tcBorders>
+            <w:tcMar>
+              <w:top w:w="60" w:type="dxa"/>
+              <w:left w:w="100" w:type="dxa"/>
+              <w:bottom w:w="60" w:type="dxa"/>
+              <w:right w:w="100" w:type="dxa"/>
+            </w:tcMar>
+          </w:tcPr>
+          <w:p>
+            <w:r>
+              <w:rPr>
+                <w:rFonts w:ascii="宋体" w:hAnsi="宋体" w:eastAsia="宋体" w:cs="宋体"/>
+                <w:sz w:val="20"/>
+                <w:szCs w:val="20"/>
+              </w:rPr>
+              <w:t>JavaFX界面、实时曲线</w:t>
             </w:r>
           </w:p>
         </w:tc>
         <w:tc>
           <w:tcPr>
             <w:tcW w:w="1900" w:type="dxa"/>
-            <w:tcBorders>
-              <w:top w:val="single" w:color="CCCCCC" w:sz="0" w:space="0"/>
-              <w:left w:val="single" w:color="CCCCCC" w:sz="0" w:space="0"/>
-              <w:bottom w:val="single" w:color="CCCCCC" w:sz="0" w:space="0"/>
-              <w:right w:val="single" w:color="CCCCCC" w:sz="0" w:space="0"/>
-            </w:tcBorders>
-            <w:tcMar>
-              <w:top w:w="60" w:type="dxa"/>
-              <w:left w:w="100" w:type="dxa"/>
-              <w:bottom w:w="60" w:type="dxa"/>
-              <w:right w:w="100" w:type="dxa"/>
-            </w:tcMar>
-          </w:tcPr>
-          <w:p>
-            <w:r>
-              <w:rPr>
-                <w:rFonts w:ascii="宋体" w:hAnsi="宋体" w:eastAsia="宋体" w:cs="宋体"/>
-                <w:sz w:val="20"/>
-                <w:szCs w:val="20"/>
-              </w:rPr>
-              <w:t>✅ 已完成</w:t>
+            <w:gridSpan w:val="2"/>
+            <w:tcBorders>
+              <w:top w:val="single" w:color="CCCCCC" w:sz="0" w:space="0"/>
+              <w:left w:val="single" w:color="CCCCCC" w:sz="0" w:space="0"/>
+              <w:bottom w:val="single" w:color="CCCCCC" w:sz="0" w:space="0"/>
+              <w:right w:val="single" w:color="CCCCCC" w:sz="0" w:space="0"/>
+            </w:tcBorders>
+            <w:tcMar>
+              <w:top w:w="60" w:type="dxa"/>
+              <w:left w:w="100" w:type="dxa"/>
+              <w:bottom w:w="60" w:type="dxa"/>
+              <w:right w:w="100" w:type="dxa"/>
+            </w:tcMar>
+          </w:tcPr>
+          <w:p>
+            <w:r>
+              <w:rPr>
+                <w:rFonts w:ascii="宋体" w:hAnsi="宋体" w:eastAsia="宋体" w:cs="宋体"/>
+                <w:sz w:val="20"/>
+                <w:szCs w:val="20"/>
+              </w:rPr>
+              <w:t>✅已完成</w:t>
             </w:r>
           </w:p>
         </w:tc>
@@ -12820,7 +10896,7 @@
                 <w:sz w:val="20"/>
                 <w:szCs w:val="20"/>
               </w:rPr>
-              <w:t>阶段五：工具服务层</w:t>
+              <w:t>工具服务层</w:t>
             </w:r>
           </w:p>
         </w:tc>
@@ -12847,88 +10923,90 @@
                 <w:sz w:val="20"/>
                 <w:szCs w:val="20"/>
               </w:rPr>
-              <w:t>第 5-6 天</w:t>
-            </w:r>
-          </w:p>
-        </w:tc>
-        <w:tc>
-          <w:tcPr>
-            <w:tcW w:w="1200" w:type="dxa"/>
-            <w:tcBorders>
-              <w:top w:val="single" w:color="CCCCCC" w:sz="0" w:space="0"/>
-              <w:left w:val="single" w:color="CCCCCC" w:sz="0" w:space="0"/>
-              <w:bottom w:val="single" w:color="CCCCCC" w:sz="0" w:space="0"/>
-              <w:right w:val="single" w:color="CCCCCC" w:sz="0" w:space="0"/>
-            </w:tcBorders>
-            <w:tcMar>
-              <w:top w:w="60" w:type="dxa"/>
-              <w:left w:w="100" w:type="dxa"/>
-              <w:bottom w:w="60" w:type="dxa"/>
-              <w:right w:w="100" w:type="dxa"/>
-            </w:tcMar>
-          </w:tcPr>
-          <w:p>
-            <w:r>
-              <w:rPr>
-                <w:rFonts w:ascii="宋体" w:hAnsi="宋体" w:eastAsia="宋体" w:cs="宋体"/>
-                <w:sz w:val="20"/>
-                <w:szCs w:val="20"/>
-              </w:rPr>
-              <w:t>组员4</w:t>
-            </w:r>
-          </w:p>
-        </w:tc>
-        <w:tc>
-          <w:tcPr>
-            <w:tcW w:w="3806" w:type="dxa"/>
-            <w:tcBorders>
-              <w:top w:val="single" w:color="CCCCCC" w:sz="0" w:space="0"/>
-              <w:left w:val="single" w:color="CCCCCC" w:sz="0" w:space="0"/>
-              <w:bottom w:val="single" w:color="CCCCCC" w:sz="0" w:space="0"/>
-              <w:right w:val="single" w:color="CCCCCC" w:sz="0" w:space="0"/>
-            </w:tcBorders>
-            <w:tcMar>
-              <w:top w:w="60" w:type="dxa"/>
-              <w:left w:w="100" w:type="dxa"/>
-              <w:bottom w:w="60" w:type="dxa"/>
-              <w:right w:w="100" w:type="dxa"/>
-            </w:tcMar>
-          </w:tcPr>
-          <w:p>
-            <w:r>
-              <w:rPr>
-                <w:rFonts w:ascii="宋体" w:hAnsi="宋体" w:eastAsia="宋体" w:cs="宋体"/>
-                <w:sz w:val="20"/>
-                <w:szCs w:val="20"/>
-              </w:rPr>
-              <w:t>配置管理、日志、CSV/Excel/PDF 导出</w:t>
+              <w:t>第5-6天</w:t>
+            </w:r>
+          </w:p>
+        </w:tc>
+        <w:tc>
+          <w:tcPr>
+            <w:tcW w:w="2000" w:type="dxa"/>
+            <w:tcBorders>
+              <w:top w:val="single" w:color="CCCCCC" w:sz="0" w:space="0"/>
+              <w:left w:val="single" w:color="CCCCCC" w:sz="0" w:space="0"/>
+              <w:bottom w:val="single" w:color="CCCCCC" w:sz="0" w:space="0"/>
+              <w:right w:val="single" w:color="CCCCCC" w:sz="0" w:space="0"/>
+            </w:tcBorders>
+            <w:tcMar>
+              <w:top w:w="60" w:type="dxa"/>
+              <w:left w:w="100" w:type="dxa"/>
+              <w:bottom w:w="60" w:type="dxa"/>
+              <w:right w:w="100" w:type="dxa"/>
+            </w:tcMar>
+          </w:tcPr>
+          <w:p>
+            <w:r>
+              <w:rPr>
+                <w:rFonts w:ascii="宋体" w:hAnsi="宋体" w:eastAsia="宋体" w:cs="宋体"/>
+                <w:sz w:val="20"/>
+                <w:szCs w:val="20"/>
+              </w:rPr>
+              <w:t>组员4（王润廷）</w:t>
+            </w:r>
+          </w:p>
+        </w:tc>
+        <w:tc>
+          <w:tcPr>
+            <w:tcW w:w="3406" w:type="dxa"/>
+            <w:gridSpan w:val="3"/>
+            <w:tcBorders>
+              <w:top w:val="single" w:color="CCCCCC" w:sz="0" w:space="0"/>
+              <w:left w:val="single" w:color="CCCCCC" w:sz="0" w:space="0"/>
+              <w:bottom w:val="single" w:color="CCCCCC" w:sz="0" w:space="0"/>
+              <w:right w:val="single" w:color="CCCCCC" w:sz="0" w:space="0"/>
+            </w:tcBorders>
+            <w:tcMar>
+              <w:top w:w="60" w:type="dxa"/>
+              <w:left w:w="100" w:type="dxa"/>
+              <w:bottom w:w="60" w:type="dxa"/>
+              <w:right w:w="100" w:type="dxa"/>
+            </w:tcMar>
+          </w:tcPr>
+          <w:p>
+            <w:r>
+              <w:rPr>
+                <w:rFonts w:ascii="宋体" w:hAnsi="宋体" w:eastAsia="宋体" w:cs="宋体"/>
+                <w:sz w:val="20"/>
+                <w:szCs w:val="20"/>
+              </w:rPr>
+              <w:t>配置、日志、CSV/Excel/PDF导出</w:t>
             </w:r>
           </w:p>
         </w:tc>
         <w:tc>
           <w:tcPr>
             <w:tcW w:w="1900" w:type="dxa"/>
-            <w:tcBorders>
-              <w:top w:val="single" w:color="CCCCCC" w:sz="0" w:space="0"/>
-              <w:left w:val="single" w:color="CCCCCC" w:sz="0" w:space="0"/>
-              <w:bottom w:val="single" w:color="CCCCCC" w:sz="0" w:space="0"/>
-              <w:right w:val="single" w:color="CCCCCC" w:sz="0" w:space="0"/>
-            </w:tcBorders>
-            <w:tcMar>
-              <w:top w:w="60" w:type="dxa"/>
-              <w:left w:w="100" w:type="dxa"/>
-              <w:bottom w:w="60" w:type="dxa"/>
-              <w:right w:w="100" w:type="dxa"/>
-            </w:tcMar>
-          </w:tcPr>
-          <w:p>
-            <w:r>
-              <w:rPr>
-                <w:rFonts w:ascii="宋体" w:hAnsi="宋体" w:eastAsia="宋体" w:cs="宋体"/>
-                <w:sz w:val="20"/>
-                <w:szCs w:val="20"/>
-              </w:rPr>
-              <w:t>✅ 已完成</w:t>
+            <w:gridSpan w:val="2"/>
+            <w:tcBorders>
+              <w:top w:val="single" w:color="CCCCCC" w:sz="0" w:space="0"/>
+              <w:left w:val="single" w:color="CCCCCC" w:sz="0" w:space="0"/>
+              <w:bottom w:val="single" w:color="CCCCCC" w:sz="0" w:space="0"/>
+              <w:right w:val="single" w:color="CCCCCC" w:sz="0" w:space="0"/>
+            </w:tcBorders>
+            <w:tcMar>
+              <w:top w:w="60" w:type="dxa"/>
+              <w:left w:w="100" w:type="dxa"/>
+              <w:bottom w:w="60" w:type="dxa"/>
+              <w:right w:w="100" w:type="dxa"/>
+            </w:tcMar>
+          </w:tcPr>
+          <w:p>
+            <w:r>
+              <w:rPr>
+                <w:rFonts w:ascii="宋体" w:hAnsi="宋体" w:eastAsia="宋体" w:cs="宋体"/>
+                <w:sz w:val="20"/>
+                <w:szCs w:val="20"/>
+              </w:rPr>
+              <w:t>✅已完成</w:t>
             </w:r>
           </w:p>
         </w:tc>
@@ -12973,7 +11051,7 @@
                 <w:sz w:val="20"/>
                 <w:szCs w:val="20"/>
               </w:rPr>
-              <w:t>阶段六：质量测试</w:t>
+              <w:t>质量测试</w:t>
             </w:r>
           </w:p>
         </w:tc>
@@ -13000,88 +11078,90 @@
                 <w:sz w:val="20"/>
                 <w:szCs w:val="20"/>
               </w:rPr>
-              <w:t>第 6-7 天</w:t>
-            </w:r>
-          </w:p>
-        </w:tc>
-        <w:tc>
-          <w:tcPr>
-            <w:tcW w:w="1200" w:type="dxa"/>
-            <w:tcBorders>
-              <w:top w:val="single" w:color="CCCCCC" w:sz="0" w:space="0"/>
-              <w:left w:val="single" w:color="CCCCCC" w:sz="0" w:space="0"/>
-              <w:bottom w:val="single" w:color="CCCCCC" w:sz="0" w:space="0"/>
-              <w:right w:val="single" w:color="CCCCCC" w:sz="0" w:space="0"/>
-            </w:tcBorders>
-            <w:tcMar>
-              <w:top w:w="60" w:type="dxa"/>
-              <w:left w:w="100" w:type="dxa"/>
-              <w:bottom w:w="60" w:type="dxa"/>
-              <w:right w:w="100" w:type="dxa"/>
-            </w:tcMar>
-          </w:tcPr>
-          <w:p>
-            <w:r>
-              <w:rPr>
-                <w:rFonts w:ascii="宋体" w:hAnsi="宋体" w:eastAsia="宋体" w:cs="宋体"/>
-                <w:sz w:val="20"/>
-                <w:szCs w:val="20"/>
-              </w:rPr>
-              <w:t>组员5</w:t>
-            </w:r>
-          </w:p>
-        </w:tc>
-        <w:tc>
-          <w:tcPr>
-            <w:tcW w:w="3806" w:type="dxa"/>
-            <w:tcBorders>
-              <w:top w:val="single" w:color="CCCCCC" w:sz="0" w:space="0"/>
-              <w:left w:val="single" w:color="CCCCCC" w:sz="0" w:space="0"/>
-              <w:bottom w:val="single" w:color="CCCCCC" w:sz="0" w:space="0"/>
-              <w:right w:val="single" w:color="CCCCCC" w:sz="0" w:space="0"/>
-            </w:tcBorders>
-            <w:tcMar>
-              <w:top w:w="60" w:type="dxa"/>
-              <w:left w:w="100" w:type="dxa"/>
-              <w:bottom w:w="60" w:type="dxa"/>
-              <w:right w:w="100" w:type="dxa"/>
-            </w:tcMar>
-          </w:tcPr>
-          <w:p>
-            <w:r>
-              <w:rPr>
-                <w:rFonts w:ascii="宋体" w:hAnsi="宋体" w:eastAsia="宋体" w:cs="宋体"/>
-                <w:sz w:val="20"/>
-                <w:szCs w:val="20"/>
-              </w:rPr>
-              <w:t>全部单元测试、JaCoCo 门禁、覆盖率达标</w:t>
+              <w:t>第6-7天</w:t>
+            </w:r>
+          </w:p>
+        </w:tc>
+        <w:tc>
+          <w:tcPr>
+            <w:tcW w:w="2000" w:type="dxa"/>
+            <w:tcBorders>
+              <w:top w:val="single" w:color="CCCCCC" w:sz="0" w:space="0"/>
+              <w:left w:val="single" w:color="CCCCCC" w:sz="0" w:space="0"/>
+              <w:bottom w:val="single" w:color="CCCCCC" w:sz="0" w:space="0"/>
+              <w:right w:val="single" w:color="CCCCCC" w:sz="0" w:space="0"/>
+            </w:tcBorders>
+            <w:tcMar>
+              <w:top w:w="60" w:type="dxa"/>
+              <w:left w:w="100" w:type="dxa"/>
+              <w:bottom w:w="60" w:type="dxa"/>
+              <w:right w:w="100" w:type="dxa"/>
+            </w:tcMar>
+          </w:tcPr>
+          <w:p>
+            <w:r>
+              <w:rPr>
+                <w:rFonts w:ascii="宋体" w:hAnsi="宋体" w:eastAsia="宋体" w:cs="宋体"/>
+                <w:sz w:val="20"/>
+                <w:szCs w:val="20"/>
+              </w:rPr>
+              <w:t>组员5（柯康锐）</w:t>
+            </w:r>
+          </w:p>
+        </w:tc>
+        <w:tc>
+          <w:tcPr>
+            <w:tcW w:w="3406" w:type="dxa"/>
+            <w:gridSpan w:val="3"/>
+            <w:tcBorders>
+              <w:top w:val="single" w:color="CCCCCC" w:sz="0" w:space="0"/>
+              <w:left w:val="single" w:color="CCCCCC" w:sz="0" w:space="0"/>
+              <w:bottom w:val="single" w:color="CCCCCC" w:sz="0" w:space="0"/>
+              <w:right w:val="single" w:color="CCCCCC" w:sz="0" w:space="0"/>
+            </w:tcBorders>
+            <w:tcMar>
+              <w:top w:w="60" w:type="dxa"/>
+              <w:left w:w="100" w:type="dxa"/>
+              <w:bottom w:w="60" w:type="dxa"/>
+              <w:right w:w="100" w:type="dxa"/>
+            </w:tcMar>
+          </w:tcPr>
+          <w:p>
+            <w:r>
+              <w:rPr>
+                <w:rFonts w:ascii="宋体" w:hAnsi="宋体" w:eastAsia="宋体" w:cs="宋体"/>
+                <w:sz w:val="20"/>
+                <w:szCs w:val="20"/>
+              </w:rPr>
+              <w:t>14个测试类、JaCoCo门禁</w:t>
             </w:r>
           </w:p>
         </w:tc>
         <w:tc>
           <w:tcPr>
             <w:tcW w:w="1900" w:type="dxa"/>
-            <w:tcBorders>
-              <w:top w:val="single" w:color="CCCCCC" w:sz="0" w:space="0"/>
-              <w:left w:val="single" w:color="CCCCCC" w:sz="0" w:space="0"/>
-              <w:bottom w:val="single" w:color="CCCCCC" w:sz="0" w:space="0"/>
-              <w:right w:val="single" w:color="CCCCCC" w:sz="0" w:space="0"/>
-            </w:tcBorders>
-            <w:tcMar>
-              <w:top w:w="60" w:type="dxa"/>
-              <w:left w:w="100" w:type="dxa"/>
-              <w:bottom w:w="60" w:type="dxa"/>
-              <w:right w:w="100" w:type="dxa"/>
-            </w:tcMar>
-          </w:tcPr>
-          <w:p>
-            <w:r>
-              <w:rPr>
-                <w:rFonts w:ascii="宋体" w:hAnsi="宋体" w:eastAsia="宋体" w:cs="宋体"/>
-                <w:sz w:val="20"/>
-                <w:szCs w:val="20"/>
-              </w:rPr>
-              <w:t>✅ 已完成</w:t>
+            <w:gridSpan w:val="2"/>
+            <w:tcBorders>
+              <w:top w:val="single" w:color="CCCCCC" w:sz="0" w:space="0"/>
+              <w:left w:val="single" w:color="CCCCCC" w:sz="0" w:space="0"/>
+              <w:bottom w:val="single" w:color="CCCCCC" w:sz="0" w:space="0"/>
+              <w:right w:val="single" w:color="CCCCCC" w:sz="0" w:space="0"/>
+            </w:tcBorders>
+            <w:tcMar>
+              <w:top w:w="60" w:type="dxa"/>
+              <w:left w:w="100" w:type="dxa"/>
+              <w:bottom w:w="60" w:type="dxa"/>
+              <w:right w:w="100" w:type="dxa"/>
+            </w:tcMar>
+          </w:tcPr>
+          <w:p>
+            <w:r>
+              <w:rPr>
+                <w:rFonts w:ascii="宋体" w:hAnsi="宋体" w:eastAsia="宋体" w:cs="宋体"/>
+                <w:sz w:val="20"/>
+                <w:szCs w:val="20"/>
+              </w:rPr>
+              <w:t>✅已完成</w:t>
             </w:r>
           </w:p>
         </w:tc>
@@ -13126,7 +11206,7 @@
                 <w:sz w:val="20"/>
                 <w:szCs w:val="20"/>
               </w:rPr>
-              <w:t>阶段七：文档撰写</w:t>
+              <w:t>文档撰写</w:t>
             </w:r>
           </w:p>
         </w:tc>
@@ -13153,88 +11233,90 @@
                 <w:sz w:val="20"/>
                 <w:szCs w:val="20"/>
               </w:rPr>
-              <w:t>第 7-8 天</w:t>
-            </w:r>
-          </w:p>
-        </w:tc>
-        <w:tc>
-          <w:tcPr>
-            <w:tcW w:w="1200" w:type="dxa"/>
-            <w:tcBorders>
-              <w:top w:val="single" w:color="CCCCCC" w:sz="0" w:space="0"/>
-              <w:left w:val="single" w:color="CCCCCC" w:sz="0" w:space="0"/>
-              <w:bottom w:val="single" w:color="CCCCCC" w:sz="0" w:space="0"/>
-              <w:right w:val="single" w:color="CCCCCC" w:sz="0" w:space="0"/>
-            </w:tcBorders>
-            <w:tcMar>
-              <w:top w:w="60" w:type="dxa"/>
-              <w:left w:w="100" w:type="dxa"/>
-              <w:bottom w:w="60" w:type="dxa"/>
-              <w:right w:w="100" w:type="dxa"/>
-            </w:tcMar>
-          </w:tcPr>
-          <w:p>
-            <w:r>
-              <w:rPr>
-                <w:rFonts w:ascii="宋体" w:hAnsi="宋体" w:eastAsia="宋体" w:cs="宋体"/>
-                <w:sz w:val="20"/>
-                <w:szCs w:val="20"/>
-              </w:rPr>
-              <w:t>组员5+全员</w:t>
-            </w:r>
-          </w:p>
-        </w:tc>
-        <w:tc>
-          <w:tcPr>
-            <w:tcW w:w="3806" w:type="dxa"/>
-            <w:tcBorders>
-              <w:top w:val="single" w:color="CCCCCC" w:sz="0" w:space="0"/>
-              <w:left w:val="single" w:color="CCCCCC" w:sz="0" w:space="0"/>
-              <w:bottom w:val="single" w:color="CCCCCC" w:sz="0" w:space="0"/>
-              <w:right w:val="single" w:color="CCCCCC" w:sz="0" w:space="0"/>
-            </w:tcBorders>
-            <w:tcMar>
-              <w:top w:w="60" w:type="dxa"/>
-              <w:left w:w="100" w:type="dxa"/>
-              <w:bottom w:w="60" w:type="dxa"/>
-              <w:right w:w="100" w:type="dxa"/>
-            </w:tcMar>
-          </w:tcPr>
-          <w:p>
-            <w:r>
-              <w:rPr>
-                <w:rFonts w:ascii="宋体" w:hAnsi="宋体" w:eastAsia="宋体" w:cs="宋体"/>
-                <w:sz w:val="20"/>
-                <w:szCs w:val="20"/>
-              </w:rPr>
-              <w:t>5 份大赛文档、答辩 PPT</w:t>
+              <w:t>第7-8天</w:t>
+            </w:r>
+          </w:p>
+        </w:tc>
+        <w:tc>
+          <w:tcPr>
+            <w:tcW w:w="2000" w:type="dxa"/>
+            <w:tcBorders>
+              <w:top w:val="single" w:color="CCCCCC" w:sz="0" w:space="0"/>
+              <w:left w:val="single" w:color="CCCCCC" w:sz="0" w:space="0"/>
+              <w:bottom w:val="single" w:color="CCCCCC" w:sz="0" w:space="0"/>
+              <w:right w:val="single" w:color="CCCCCC" w:sz="0" w:space="0"/>
+            </w:tcBorders>
+            <w:tcMar>
+              <w:top w:w="60" w:type="dxa"/>
+              <w:left w:w="100" w:type="dxa"/>
+              <w:bottom w:w="60" w:type="dxa"/>
+              <w:right w:w="100" w:type="dxa"/>
+            </w:tcMar>
+          </w:tcPr>
+          <w:p>
+            <w:r>
+              <w:rPr>
+                <w:rFonts w:ascii="宋体" w:hAnsi="宋体" w:eastAsia="宋体" w:cs="宋体"/>
+                <w:sz w:val="20"/>
+                <w:szCs w:val="20"/>
+              </w:rPr>
+              <w:t>组员5（柯康锐）+全员</w:t>
+            </w:r>
+          </w:p>
+        </w:tc>
+        <w:tc>
+          <w:tcPr>
+            <w:tcW w:w="3406" w:type="dxa"/>
+            <w:gridSpan w:val="3"/>
+            <w:tcBorders>
+              <w:top w:val="single" w:color="CCCCCC" w:sz="0" w:space="0"/>
+              <w:left w:val="single" w:color="CCCCCC" w:sz="0" w:space="0"/>
+              <w:bottom w:val="single" w:color="CCCCCC" w:sz="0" w:space="0"/>
+              <w:right w:val="single" w:color="CCCCCC" w:sz="0" w:space="0"/>
+            </w:tcBorders>
+            <w:tcMar>
+              <w:top w:w="60" w:type="dxa"/>
+              <w:left w:w="100" w:type="dxa"/>
+              <w:bottom w:w="60" w:type="dxa"/>
+              <w:right w:w="100" w:type="dxa"/>
+            </w:tcMar>
+          </w:tcPr>
+          <w:p>
+            <w:r>
+              <w:rPr>
+                <w:rFonts w:ascii="宋体" w:hAnsi="宋体" w:eastAsia="宋体" w:cs="宋体"/>
+                <w:sz w:val="20"/>
+                <w:szCs w:val="20"/>
+              </w:rPr>
+              <w:t>5份大赛文档</w:t>
             </w:r>
           </w:p>
         </w:tc>
         <w:tc>
           <w:tcPr>
             <w:tcW w:w="1900" w:type="dxa"/>
-            <w:tcBorders>
-              <w:top w:val="single" w:color="CCCCCC" w:sz="0" w:space="0"/>
-              <w:left w:val="single" w:color="CCCCCC" w:sz="0" w:space="0"/>
-              <w:bottom w:val="single" w:color="CCCCCC" w:sz="0" w:space="0"/>
-              <w:right w:val="single" w:color="CCCCCC" w:sz="0" w:space="0"/>
-            </w:tcBorders>
-            <w:tcMar>
-              <w:top w:w="60" w:type="dxa"/>
-              <w:left w:w="100" w:type="dxa"/>
-              <w:bottom w:w="60" w:type="dxa"/>
-              <w:right w:w="100" w:type="dxa"/>
-            </w:tcMar>
-          </w:tcPr>
-          <w:p>
-            <w:r>
-              <w:rPr>
-                <w:rFonts w:ascii="宋体" w:hAnsi="宋体" w:eastAsia="宋体" w:cs="宋体"/>
-                <w:sz w:val="20"/>
-                <w:szCs w:val="20"/>
-              </w:rPr>
-              <w:t>🟡 进行中</w:t>
+            <w:gridSpan w:val="2"/>
+            <w:tcBorders>
+              <w:top w:val="single" w:color="CCCCCC" w:sz="0" w:space="0"/>
+              <w:left w:val="single" w:color="CCCCCC" w:sz="0" w:space="0"/>
+              <w:bottom w:val="single" w:color="CCCCCC" w:sz="0" w:space="0"/>
+              <w:right w:val="single" w:color="CCCCCC" w:sz="0" w:space="0"/>
+            </w:tcBorders>
+            <w:tcMar>
+              <w:top w:w="60" w:type="dxa"/>
+              <w:left w:w="100" w:type="dxa"/>
+              <w:bottom w:w="60" w:type="dxa"/>
+              <w:right w:w="100" w:type="dxa"/>
+            </w:tcMar>
+          </w:tcPr>
+          <w:p>
+            <w:r>
+              <w:rPr>
+                <w:rFonts w:ascii="宋体" w:hAnsi="宋体" w:eastAsia="宋体" w:cs="宋体"/>
+                <w:sz w:val="20"/>
+                <w:szCs w:val="20"/>
+              </w:rPr>
+              <w:t>🟡进行中</w:t>
             </w:r>
           </w:p>
         </w:tc>
@@ -13279,7 +11361,7 @@
                 <w:sz w:val="20"/>
                 <w:szCs w:val="20"/>
               </w:rPr>
-              <w:t>阶段八：集成联调</w:t>
+              <w:t>集成联调</w:t>
             </w:r>
           </w:p>
         </w:tc>
@@ -13306,13 +11388,13 @@
                 <w:sz w:val="20"/>
                 <w:szCs w:val="20"/>
               </w:rPr>
-              <w:t>第 8-9 天</w:t>
-            </w:r>
-          </w:p>
-        </w:tc>
-        <w:tc>
-          <w:tcPr>
-            <w:tcW w:w="1200" w:type="dxa"/>
+              <w:t>第8-9天</w:t>
+            </w:r>
+          </w:p>
+        </w:tc>
+        <w:tc>
+          <w:tcPr>
+            <w:tcW w:w="2000" w:type="dxa"/>
             <w:tcBorders>
               <w:top w:val="single" w:color="CCCCCC" w:sz="0" w:space="0"/>
               <w:left w:val="single" w:color="CCCCCC" w:sz="0" w:space="0"/>
@@ -13339,55 +11421,57 @@
         </w:tc>
         <w:tc>
           <w:tcPr>
-            <w:tcW w:w="3806" w:type="dxa"/>
-            <w:tcBorders>
-              <w:top w:val="single" w:color="CCCCCC" w:sz="0" w:space="0"/>
-              <w:left w:val="single" w:color="CCCCCC" w:sz="0" w:space="0"/>
-              <w:bottom w:val="single" w:color="CCCCCC" w:sz="0" w:space="0"/>
-              <w:right w:val="single" w:color="CCCCCC" w:sz="0" w:space="0"/>
-            </w:tcBorders>
-            <w:tcMar>
-              <w:top w:w="60" w:type="dxa"/>
-              <w:left w:w="100" w:type="dxa"/>
-              <w:bottom w:w="60" w:type="dxa"/>
-              <w:right w:w="100" w:type="dxa"/>
-            </w:tcMar>
-          </w:tcPr>
-          <w:p>
-            <w:r>
-              <w:rPr>
-                <w:rFonts w:ascii="宋体" w:hAnsi="宋体" w:eastAsia="宋体" w:cs="宋体"/>
-                <w:sz w:val="20"/>
-                <w:szCs w:val="20"/>
-              </w:rPr>
-              <w:t>端到端集成测试、Bug 修复</w:t>
+            <w:tcW w:w="3406" w:type="dxa"/>
+            <w:gridSpan w:val="3"/>
+            <w:tcBorders>
+              <w:top w:val="single" w:color="CCCCCC" w:sz="0" w:space="0"/>
+              <w:left w:val="single" w:color="CCCCCC" w:sz="0" w:space="0"/>
+              <w:bottom w:val="single" w:color="CCCCCC" w:sz="0" w:space="0"/>
+              <w:right w:val="single" w:color="CCCCCC" w:sz="0" w:space="0"/>
+            </w:tcBorders>
+            <w:tcMar>
+              <w:top w:w="60" w:type="dxa"/>
+              <w:left w:w="100" w:type="dxa"/>
+              <w:bottom w:w="60" w:type="dxa"/>
+              <w:right w:w="100" w:type="dxa"/>
+            </w:tcMar>
+          </w:tcPr>
+          <w:p>
+            <w:r>
+              <w:rPr>
+                <w:rFonts w:ascii="宋体" w:hAnsi="宋体" w:eastAsia="宋体" w:cs="宋体"/>
+                <w:sz w:val="20"/>
+                <w:szCs w:val="20"/>
+              </w:rPr>
+              <w:t>端到端测试</w:t>
             </w:r>
           </w:p>
         </w:tc>
         <w:tc>
           <w:tcPr>
             <w:tcW w:w="1900" w:type="dxa"/>
-            <w:tcBorders>
-              <w:top w:val="single" w:color="CCCCCC" w:sz="0" w:space="0"/>
-              <w:left w:val="single" w:color="CCCCCC" w:sz="0" w:space="0"/>
-              <w:bottom w:val="single" w:color="CCCCCC" w:sz="0" w:space="0"/>
-              <w:right w:val="single" w:color="CCCCCC" w:sz="0" w:space="0"/>
-            </w:tcBorders>
-            <w:tcMar>
-              <w:top w:w="60" w:type="dxa"/>
-              <w:left w:w="100" w:type="dxa"/>
-              <w:bottom w:w="60" w:type="dxa"/>
-              <w:right w:w="100" w:type="dxa"/>
-            </w:tcMar>
-          </w:tcPr>
-          <w:p>
-            <w:r>
-              <w:rPr>
-                <w:rFonts w:ascii="宋体" w:hAnsi="宋体" w:eastAsia="宋体" w:cs="宋体"/>
-                <w:sz w:val="20"/>
-                <w:szCs w:val="20"/>
-              </w:rPr>
-              <w:t>⬜ 待进行</w:t>
+            <w:gridSpan w:val="2"/>
+            <w:tcBorders>
+              <w:top w:val="single" w:color="CCCCCC" w:sz="0" w:space="0"/>
+              <w:left w:val="single" w:color="CCCCCC" w:sz="0" w:space="0"/>
+              <w:bottom w:val="single" w:color="CCCCCC" w:sz="0" w:space="0"/>
+              <w:right w:val="single" w:color="CCCCCC" w:sz="0" w:space="0"/>
+            </w:tcBorders>
+            <w:tcMar>
+              <w:top w:w="60" w:type="dxa"/>
+              <w:left w:w="100" w:type="dxa"/>
+              <w:bottom w:w="60" w:type="dxa"/>
+              <w:right w:w="100" w:type="dxa"/>
+            </w:tcMar>
+          </w:tcPr>
+          <w:p>
+            <w:r>
+              <w:rPr>
+                <w:rFonts w:ascii="宋体" w:hAnsi="宋体" w:eastAsia="宋体" w:cs="宋体"/>
+                <w:sz w:val="20"/>
+                <w:szCs w:val="20"/>
+              </w:rPr>
+              <w:t>⬜待进行</w:t>
             </w:r>
           </w:p>
         </w:tc>
@@ -13432,7 +11516,7 @@
                 <w:sz w:val="20"/>
                 <w:szCs w:val="20"/>
               </w:rPr>
-              <w:t>阶段九：交付准备</w:t>
+              <w:t>交付准备</w:t>
             </w:r>
           </w:p>
         </w:tc>
@@ -13459,279 +11543,90 @@
                 <w:sz w:val="20"/>
                 <w:szCs w:val="20"/>
               </w:rPr>
-              <w:t>第 10 天</w:t>
-            </w:r>
-          </w:p>
-        </w:tc>
-        <w:tc>
-          <w:tcPr>
-            <w:tcW w:w="1200" w:type="dxa"/>
-            <w:tcBorders>
-              <w:top w:val="single" w:color="CCCCCC" w:sz="0" w:space="0"/>
-              <w:left w:val="single" w:color="CCCCCC" w:sz="0" w:space="0"/>
-              <w:bottom w:val="single" w:color="CCCCCC" w:sz="0" w:space="0"/>
-              <w:right w:val="single" w:color="CCCCCC" w:sz="0" w:space="0"/>
-            </w:tcBorders>
-            <w:tcMar>
-              <w:top w:w="60" w:type="dxa"/>
-              <w:left w:w="100" w:type="dxa"/>
-              <w:bottom w:w="60" w:type="dxa"/>
-              <w:right w:w="100" w:type="dxa"/>
-            </w:tcMar>
-          </w:tcPr>
-          <w:p>
-            <w:r>
-              <w:rPr>
-                <w:rFonts w:ascii="宋体" w:hAnsi="宋体" w:eastAsia="宋体" w:cs="宋体"/>
-                <w:sz w:val="20"/>
-                <w:szCs w:val="20"/>
-              </w:rPr>
-              <w:t>组员5</w:t>
-            </w:r>
-          </w:p>
-        </w:tc>
-        <w:tc>
-          <w:tcPr>
-            <w:tcW w:w="3806" w:type="dxa"/>
-            <w:tcBorders>
-              <w:top w:val="single" w:color="CCCCCC" w:sz="0" w:space="0"/>
-              <w:left w:val="single" w:color="CCCCCC" w:sz="0" w:space="0"/>
-              <w:bottom w:val="single" w:color="CCCCCC" w:sz="0" w:space="0"/>
-              <w:right w:val="single" w:color="CCCCCC" w:sz="0" w:space="0"/>
-            </w:tcBorders>
-            <w:tcMar>
-              <w:top w:w="60" w:type="dxa"/>
-              <w:left w:w="100" w:type="dxa"/>
-              <w:bottom w:w="60" w:type="dxa"/>
-              <w:right w:w="100" w:type="dxa"/>
-            </w:tcMar>
-          </w:tcPr>
-          <w:p>
-            <w:r>
-              <w:rPr>
-                <w:rFonts w:ascii="宋体" w:hAnsi="宋体" w:eastAsia="宋体" w:cs="宋体"/>
-                <w:sz w:val="20"/>
-                <w:szCs w:val="20"/>
-              </w:rPr>
-              <w:t>项目打包、交付物整理、Git 贡献统计</w:t>
+              <w:t>第10天</w:t>
+            </w:r>
+          </w:p>
+        </w:tc>
+        <w:tc>
+          <w:tcPr>
+            <w:tcW w:w="2000" w:type="dxa"/>
+            <w:tcBorders>
+              <w:top w:val="single" w:color="CCCCCC" w:sz="0" w:space="0"/>
+              <w:left w:val="single" w:color="CCCCCC" w:sz="0" w:space="0"/>
+              <w:bottom w:val="single" w:color="CCCCCC" w:sz="0" w:space="0"/>
+              <w:right w:val="single" w:color="CCCCCC" w:sz="0" w:space="0"/>
+            </w:tcBorders>
+            <w:tcMar>
+              <w:top w:w="60" w:type="dxa"/>
+              <w:left w:w="100" w:type="dxa"/>
+              <w:bottom w:w="60" w:type="dxa"/>
+              <w:right w:w="100" w:type="dxa"/>
+            </w:tcMar>
+          </w:tcPr>
+          <w:p>
+            <w:r>
+              <w:rPr>
+                <w:rFonts w:ascii="宋体" w:hAnsi="宋体" w:eastAsia="宋体" w:cs="宋体"/>
+                <w:sz w:val="20"/>
+                <w:szCs w:val="20"/>
+              </w:rPr>
+              <w:t>组员5（柯康锐）</w:t>
+            </w:r>
+          </w:p>
+        </w:tc>
+        <w:tc>
+          <w:tcPr>
+            <w:tcW w:w="3406" w:type="dxa"/>
+            <w:gridSpan w:val="3"/>
+            <w:tcBorders>
+              <w:top w:val="single" w:color="CCCCCC" w:sz="0" w:space="0"/>
+              <w:left w:val="single" w:color="CCCCCC" w:sz="0" w:space="0"/>
+              <w:bottom w:val="single" w:color="CCCCCC" w:sz="0" w:space="0"/>
+              <w:right w:val="single" w:color="CCCCCC" w:sz="0" w:space="0"/>
+            </w:tcBorders>
+            <w:tcMar>
+              <w:top w:w="60" w:type="dxa"/>
+              <w:left w:w="100" w:type="dxa"/>
+              <w:bottom w:w="60" w:type="dxa"/>
+              <w:right w:w="100" w:type="dxa"/>
+            </w:tcMar>
+          </w:tcPr>
+          <w:p>
+            <w:r>
+              <w:rPr>
+                <w:rFonts w:ascii="宋体" w:hAnsi="宋体" w:eastAsia="宋体" w:cs="宋体"/>
+                <w:sz w:val="20"/>
+                <w:szCs w:val="20"/>
+              </w:rPr>
+              <w:t>打包、交付物整理</w:t>
             </w:r>
           </w:p>
         </w:tc>
         <w:tc>
           <w:tcPr>
             <w:tcW w:w="1900" w:type="dxa"/>
-            <w:tcBorders>
-              <w:top w:val="single" w:color="CCCCCC" w:sz="0" w:space="0"/>
-              <w:left w:val="single" w:color="CCCCCC" w:sz="0" w:space="0"/>
-              <w:bottom w:val="single" w:color="CCCCCC" w:sz="0" w:space="0"/>
-              <w:right w:val="single" w:color="CCCCCC" w:sz="0" w:space="0"/>
-            </w:tcBorders>
-            <w:tcMar>
-              <w:top w:w="60" w:type="dxa"/>
-              <w:left w:w="100" w:type="dxa"/>
-              <w:bottom w:w="60" w:type="dxa"/>
-              <w:right w:w="100" w:type="dxa"/>
-            </w:tcMar>
-          </w:tcPr>
-          <w:p>
-            <w:r>
-              <w:rPr>
-                <w:rFonts w:ascii="宋体" w:hAnsi="宋体" w:eastAsia="宋体" w:cs="宋体"/>
-                <w:sz w:val="20"/>
-                <w:szCs w:val="20"/>
-              </w:rPr>
-              <w:t>⬜ 待进行</w:t>
-            </w:r>
-          </w:p>
-        </w:tc>
-      </w:tr>
-    </w:tbl>
-    <w:p>
-      <w:pPr>
-        <w:spacing w:after="120" w:line="360" w:lineRule="auto"/>
-      </w:pPr>
-      <w:r>
-        <w:rPr>
-          <w:rFonts w:ascii="宋体" w:hAnsi="宋体" w:eastAsia="宋体" w:cs="宋体"/>
-          <w:sz w:val="24"/>
-          <w:szCs w:val="24"/>
-        </w:rPr>
-        <w:t>当前进度摘要：</w:t>
-      </w:r>
-    </w:p>
-    <w:tbl>
-      <w:tblPr>
-        <w:tblStyle w:val="14"/>
-        <w:tblW w:w="10906" w:type="dxa"/>
-        <w:tblInd w:w="0" w:type="dxa"/>
-        <w:tblBorders>
-          <w:top w:val="single" w:color="auto" w:sz="4" w:space="0"/>
-          <w:left w:val="single" w:color="auto" w:sz="4" w:space="0"/>
-          <w:bottom w:val="single" w:color="auto" w:sz="4" w:space="0"/>
-          <w:right w:val="single" w:color="auto" w:sz="4" w:space="0"/>
-          <w:insideH w:val="single" w:color="auto" w:sz="4" w:space="0"/>
-          <w:insideV w:val="single" w:color="auto" w:sz="4" w:space="0"/>
-        </w:tblBorders>
-        <w:tblLayout w:type="autofit"/>
-        <w:tblCellMar>
-          <w:top w:w="0" w:type="dxa"/>
-          <w:left w:w="10" w:type="dxa"/>
-          <w:bottom w:w="0" w:type="dxa"/>
-          <w:right w:w="10" w:type="dxa"/>
-        </w:tblCellMar>
-      </w:tblPr>
-      <w:tblGrid>
-        <w:gridCol w:w="4000"/>
-        <w:gridCol w:w="2500"/>
-        <w:gridCol w:w="2500"/>
-        <w:gridCol w:w="1906"/>
-      </w:tblGrid>
-      <w:tr>
-        <w:tblPrEx>
-          <w:tblBorders>
-            <w:top w:val="single" w:color="auto" w:sz="4" w:space="0"/>
-            <w:left w:val="single" w:color="auto" w:sz="4" w:space="0"/>
-            <w:bottom w:val="single" w:color="auto" w:sz="4" w:space="0"/>
-            <w:right w:val="single" w:color="auto" w:sz="4" w:space="0"/>
-            <w:insideH w:val="single" w:color="auto" w:sz="4" w:space="0"/>
-            <w:insideV w:val="single" w:color="auto" w:sz="4" w:space="0"/>
-          </w:tblBorders>
-          <w:tblCellMar>
-            <w:top w:w="0" w:type="dxa"/>
-            <w:left w:w="10" w:type="dxa"/>
-            <w:bottom w:w="0" w:type="dxa"/>
-            <w:right w:w="10" w:type="dxa"/>
-          </w:tblCellMar>
-        </w:tblPrEx>
-        <w:tc>
-          <w:tcPr>
-            <w:tcW w:w="4000" w:type="dxa"/>
-            <w:tcBorders>
-              <w:top w:val="single" w:color="CCCCCC" w:sz="0" w:space="0"/>
-              <w:left w:val="single" w:color="CCCCCC" w:sz="0" w:space="0"/>
-              <w:bottom w:val="single" w:color="CCCCCC" w:sz="0" w:space="0"/>
-              <w:right w:val="single" w:color="CCCCCC" w:sz="0" w:space="0"/>
-            </w:tcBorders>
-            <w:shd w:val="clear" w:color="auto" w:fill="D5E8F0"/>
-            <w:tcMar>
-              <w:top w:w="60" w:type="dxa"/>
-              <w:left w:w="100" w:type="dxa"/>
-              <w:bottom w:w="60" w:type="dxa"/>
-              <w:right w:w="100" w:type="dxa"/>
-            </w:tcMar>
-          </w:tcPr>
-          <w:p>
-            <w:pPr>
-              <w:jc w:val="center"/>
-            </w:pPr>
-            <w:r>
-              <w:rPr>
-                <w:rFonts w:ascii="宋体" w:hAnsi="宋体" w:eastAsia="宋体" w:cs="宋体"/>
-                <w:b/>
-                <w:bCs/>
-                <w:sz w:val="20"/>
-                <w:szCs w:val="20"/>
-              </w:rPr>
-              <w:t>模块</w:t>
-            </w:r>
-          </w:p>
-        </w:tc>
-        <w:tc>
-          <w:tcPr>
-            <w:tcW w:w="2500" w:type="dxa"/>
-            <w:tcBorders>
-              <w:top w:val="single" w:color="CCCCCC" w:sz="0" w:space="0"/>
-              <w:left w:val="single" w:color="CCCCCC" w:sz="0" w:space="0"/>
-              <w:bottom w:val="single" w:color="CCCCCC" w:sz="0" w:space="0"/>
-              <w:right w:val="single" w:color="CCCCCC" w:sz="0" w:space="0"/>
-            </w:tcBorders>
-            <w:shd w:val="clear" w:color="auto" w:fill="D5E8F0"/>
-            <w:tcMar>
-              <w:top w:w="60" w:type="dxa"/>
-              <w:left w:w="100" w:type="dxa"/>
-              <w:bottom w:w="60" w:type="dxa"/>
-              <w:right w:w="100" w:type="dxa"/>
-            </w:tcMar>
-          </w:tcPr>
-          <w:p>
-            <w:pPr>
-              <w:jc w:val="center"/>
-            </w:pPr>
-            <w:r>
-              <w:rPr>
-                <w:rFonts w:ascii="宋体" w:hAnsi="宋体" w:eastAsia="宋体" w:cs="宋体"/>
-                <w:b/>
-                <w:bCs/>
-                <w:sz w:val="20"/>
-                <w:szCs w:val="20"/>
-              </w:rPr>
-              <w:t>代码行数</w:t>
-            </w:r>
-          </w:p>
-        </w:tc>
-        <w:tc>
-          <w:tcPr>
-            <w:tcW w:w="2500" w:type="dxa"/>
-            <w:tcBorders>
-              <w:top w:val="single" w:color="CCCCCC" w:sz="0" w:space="0"/>
-              <w:left w:val="single" w:color="CCCCCC" w:sz="0" w:space="0"/>
-              <w:bottom w:val="single" w:color="CCCCCC" w:sz="0" w:space="0"/>
-              <w:right w:val="single" w:color="CCCCCC" w:sz="0" w:space="0"/>
-            </w:tcBorders>
-            <w:shd w:val="clear" w:color="auto" w:fill="D5E8F0"/>
-            <w:tcMar>
-              <w:top w:w="60" w:type="dxa"/>
-              <w:left w:w="100" w:type="dxa"/>
-              <w:bottom w:w="60" w:type="dxa"/>
-              <w:right w:w="100" w:type="dxa"/>
-            </w:tcMar>
-          </w:tcPr>
-          <w:p>
-            <w:pPr>
-              <w:jc w:val="center"/>
-            </w:pPr>
-            <w:r>
-              <w:rPr>
-                <w:rFonts w:ascii="宋体" w:hAnsi="宋体" w:eastAsia="宋体" w:cs="宋体"/>
-                <w:b/>
-                <w:bCs/>
-                <w:sz w:val="20"/>
-                <w:szCs w:val="20"/>
-              </w:rPr>
-              <w:t>测试用例数</w:t>
-            </w:r>
-          </w:p>
-        </w:tc>
-        <w:tc>
-          <w:tcPr>
-            <w:tcW w:w="1906" w:type="dxa"/>
-            <w:tcBorders>
-              <w:top w:val="single" w:color="CCCCCC" w:sz="0" w:space="0"/>
-              <w:left w:val="single" w:color="CCCCCC" w:sz="0" w:space="0"/>
-              <w:bottom w:val="single" w:color="CCCCCC" w:sz="0" w:space="0"/>
-              <w:right w:val="single" w:color="CCCCCC" w:sz="0" w:space="0"/>
-            </w:tcBorders>
-            <w:shd w:val="clear" w:color="auto" w:fill="D5E8F0"/>
-            <w:tcMar>
-              <w:top w:w="60" w:type="dxa"/>
-              <w:left w:w="100" w:type="dxa"/>
-              <w:bottom w:w="60" w:type="dxa"/>
-              <w:right w:w="100" w:type="dxa"/>
-            </w:tcMar>
-          </w:tcPr>
-          <w:p>
-            <w:pPr>
-              <w:jc w:val="center"/>
-            </w:pPr>
-            <w:r>
-              <w:rPr>
-                <w:rFonts w:ascii="宋体" w:hAnsi="宋体" w:eastAsia="宋体" w:cs="宋体"/>
-                <w:b/>
-                <w:bCs/>
-                <w:sz w:val="20"/>
-                <w:szCs w:val="20"/>
-              </w:rPr>
-              <w:t>完成度</w:t>
+            <w:gridSpan w:val="2"/>
+            <w:tcBorders>
+              <w:top w:val="single" w:color="CCCCCC" w:sz="0" w:space="0"/>
+              <w:left w:val="single" w:color="CCCCCC" w:sz="0" w:space="0"/>
+              <w:bottom w:val="single" w:color="CCCCCC" w:sz="0" w:space="0"/>
+              <w:right w:val="single" w:color="CCCCCC" w:sz="0" w:space="0"/>
+            </w:tcBorders>
+            <w:tcMar>
+              <w:top w:w="60" w:type="dxa"/>
+              <w:left w:w="100" w:type="dxa"/>
+              <w:bottom w:w="60" w:type="dxa"/>
+              <w:right w:w="100" w:type="dxa"/>
+            </w:tcMar>
+          </w:tcPr>
+          <w:p>
+            <w:r>
+              <w:rPr>
+                <w:rFonts w:ascii="宋体" w:hAnsi="宋体" w:eastAsia="宋体" w:cs="宋体"/>
+                <w:sz w:val="20"/>
+                <w:szCs w:val="20"/>
+              </w:rPr>
+              <w:t>⬜待进行</w:t>
             </w:r>
           </w:p>
         </w:tc>
@@ -13753,57 +11648,74 @@
             <w:right w:w="10" w:type="dxa"/>
           </w:tblCellMar>
         </w:tblPrEx>
+        <w:trPr>
+          <w:gridAfter w:val="1"/>
+        </w:trPr>
         <w:tc>
           <w:tcPr>
             <w:tcW w:w="4000" w:type="dxa"/>
-            <w:tcBorders>
-              <w:top w:val="single" w:color="CCCCCC" w:sz="0" w:space="0"/>
-              <w:left w:val="single" w:color="CCCCCC" w:sz="0" w:space="0"/>
-              <w:bottom w:val="single" w:color="CCCCCC" w:sz="0" w:space="0"/>
-              <w:right w:val="single" w:color="CCCCCC" w:sz="0" w:space="0"/>
-            </w:tcBorders>
-            <w:tcMar>
-              <w:top w:w="60" w:type="dxa"/>
-              <w:left w:w="100" w:type="dxa"/>
-              <w:bottom w:w="60" w:type="dxa"/>
-              <w:right w:w="100" w:type="dxa"/>
-            </w:tcMar>
-          </w:tcPr>
-          <w:p>
-            <w:r>
-              <w:rPr>
-                <w:rFonts w:ascii="宋体" w:hAnsi="宋体" w:eastAsia="宋体" w:cs="宋体"/>
-                <w:sz w:val="20"/>
-                <w:szCs w:val="20"/>
-              </w:rPr>
-              <w:t>核心引擎 (core)</w:t>
+            <w:gridSpan w:val="2"/>
+            <w:tcBorders>
+              <w:top w:val="single" w:color="CCCCCC" w:sz="0" w:space="0"/>
+              <w:left w:val="single" w:color="CCCCCC" w:sz="0" w:space="0"/>
+              <w:bottom w:val="single" w:color="CCCCCC" w:sz="0" w:space="0"/>
+              <w:right w:val="single" w:color="CCCCCC" w:sz="0" w:space="0"/>
+            </w:tcBorders>
+            <w:shd w:val="clear" w:color="auto" w:fill="D5E8F0"/>
+            <w:tcMar>
+              <w:top w:w="60" w:type="dxa"/>
+              <w:left w:w="100" w:type="dxa"/>
+              <w:bottom w:w="60" w:type="dxa"/>
+              <w:right w:w="100" w:type="dxa"/>
+            </w:tcMar>
+          </w:tcPr>
+          <w:p>
+            <w:pPr>
+              <w:jc w:val="center"/>
+            </w:pPr>
+            <w:r>
+              <w:rPr>
+                <w:rFonts w:ascii="宋体" w:hAnsi="宋体" w:eastAsia="宋体" w:cs="宋体"/>
+                <w:b/>
+                <w:bCs/>
+                <w:sz w:val="20"/>
+                <w:szCs w:val="20"/>
+              </w:rPr>
+              <w:t>模块</w:t>
             </w:r>
           </w:p>
         </w:tc>
         <w:tc>
           <w:tcPr>
             <w:tcW w:w="2500" w:type="dxa"/>
-            <w:tcBorders>
-              <w:top w:val="single" w:color="CCCCCC" w:sz="0" w:space="0"/>
-              <w:left w:val="single" w:color="CCCCCC" w:sz="0" w:space="0"/>
-              <w:bottom w:val="single" w:color="CCCCCC" w:sz="0" w:space="0"/>
-              <w:right w:val="single" w:color="CCCCCC" w:sz="0" w:space="0"/>
-            </w:tcBorders>
-            <w:tcMar>
-              <w:top w:w="60" w:type="dxa"/>
-              <w:left w:w="100" w:type="dxa"/>
-              <w:bottom w:w="60" w:type="dxa"/>
-              <w:right w:w="100" w:type="dxa"/>
-            </w:tcMar>
-          </w:tcPr>
-          <w:p>
-            <w:r>
-              <w:rPr>
-                <w:rFonts w:ascii="宋体" w:hAnsi="宋体" w:eastAsia="宋体" w:cs="宋体"/>
-                <w:sz w:val="20"/>
-                <w:szCs w:val="20"/>
-              </w:rPr>
-              <w:t>3,026</w:t>
+            <w:gridSpan w:val="2"/>
+            <w:tcBorders>
+              <w:top w:val="single" w:color="CCCCCC" w:sz="0" w:space="0"/>
+              <w:left w:val="single" w:color="CCCCCC" w:sz="0" w:space="0"/>
+              <w:bottom w:val="single" w:color="CCCCCC" w:sz="0" w:space="0"/>
+              <w:right w:val="single" w:color="CCCCCC" w:sz="0" w:space="0"/>
+            </w:tcBorders>
+            <w:shd w:val="clear" w:color="auto" w:fill="D5E8F0"/>
+            <w:tcMar>
+              <w:top w:w="60" w:type="dxa"/>
+              <w:left w:w="100" w:type="dxa"/>
+              <w:bottom w:w="60" w:type="dxa"/>
+              <w:right w:w="100" w:type="dxa"/>
+            </w:tcMar>
+          </w:tcPr>
+          <w:p>
+            <w:pPr>
+              <w:jc w:val="center"/>
+            </w:pPr>
+            <w:r>
+              <w:rPr>
+                <w:rFonts w:ascii="宋体" w:hAnsi="宋体" w:eastAsia="宋体" w:cs="宋体"/>
+                <w:b/>
+                <w:bCs/>
+                <w:sz w:val="20"/>
+                <w:szCs w:val="20"/>
+              </w:rPr>
+              <w:t>代码行数</w:t>
             </w:r>
           </w:p>
         </w:tc>
@@ -13816,48 +11728,61 @@
               <w:bottom w:val="single" w:color="CCCCCC" w:sz="0" w:space="0"/>
               <w:right w:val="single" w:color="CCCCCC" w:sz="0" w:space="0"/>
             </w:tcBorders>
-            <w:tcMar>
-              <w:top w:w="60" w:type="dxa"/>
-              <w:left w:w="100" w:type="dxa"/>
-              <w:bottom w:w="60" w:type="dxa"/>
-              <w:right w:w="100" w:type="dxa"/>
-            </w:tcMar>
-          </w:tcPr>
-          <w:p>
-            <w:r>
-              <w:rPr>
-                <w:rFonts w:ascii="宋体" w:hAnsi="宋体" w:eastAsia="宋体" w:cs="宋体"/>
-                <w:sz w:val="20"/>
-                <w:szCs w:val="20"/>
-              </w:rPr>
-              <w:t>55+</w:t>
+            <w:shd w:val="clear" w:color="auto" w:fill="D5E8F0"/>
+            <w:tcMar>
+              <w:top w:w="60" w:type="dxa"/>
+              <w:left w:w="100" w:type="dxa"/>
+              <w:bottom w:w="60" w:type="dxa"/>
+              <w:right w:w="100" w:type="dxa"/>
+            </w:tcMar>
+          </w:tcPr>
+          <w:p>
+            <w:pPr>
+              <w:jc w:val="center"/>
+            </w:pPr>
+            <w:r>
+              <w:rPr>
+                <w:rFonts w:ascii="宋体" w:hAnsi="宋体" w:eastAsia="宋体" w:cs="宋体"/>
+                <w:b/>
+                <w:bCs/>
+                <w:sz w:val="20"/>
+                <w:szCs w:val="20"/>
+              </w:rPr>
+              <w:t>测试用例数</w:t>
             </w:r>
           </w:p>
         </w:tc>
         <w:tc>
           <w:tcPr>
             <w:tcW w:w="1906" w:type="dxa"/>
-            <w:tcBorders>
-              <w:top w:val="single" w:color="CCCCCC" w:sz="0" w:space="0"/>
-              <w:left w:val="single" w:color="CCCCCC" w:sz="0" w:space="0"/>
-              <w:bottom w:val="single" w:color="CCCCCC" w:sz="0" w:space="0"/>
-              <w:right w:val="single" w:color="CCCCCC" w:sz="0" w:space="0"/>
-            </w:tcBorders>
-            <w:tcMar>
-              <w:top w:w="60" w:type="dxa"/>
-              <w:left w:w="100" w:type="dxa"/>
-              <w:bottom w:w="60" w:type="dxa"/>
-              <w:right w:w="100" w:type="dxa"/>
-            </w:tcMar>
-          </w:tcPr>
-          <w:p>
-            <w:r>
-              <w:rPr>
-                <w:rFonts w:ascii="宋体" w:hAnsi="宋体" w:eastAsia="宋体" w:cs="宋体"/>
-                <w:sz w:val="20"/>
-                <w:szCs w:val="20"/>
-              </w:rPr>
-              <w:t>100%</w:t>
+            <w:gridSpan w:val="2"/>
+            <w:tcBorders>
+              <w:top w:val="single" w:color="CCCCCC" w:sz="0" w:space="0"/>
+              <w:left w:val="single" w:color="CCCCCC" w:sz="0" w:space="0"/>
+              <w:bottom w:val="single" w:color="CCCCCC" w:sz="0" w:space="0"/>
+              <w:right w:val="single" w:color="CCCCCC" w:sz="0" w:space="0"/>
+            </w:tcBorders>
+            <w:shd w:val="clear" w:color="auto" w:fill="D5E8F0"/>
+            <w:tcMar>
+              <w:top w:w="60" w:type="dxa"/>
+              <w:left w:w="100" w:type="dxa"/>
+              <w:bottom w:w="60" w:type="dxa"/>
+              <w:right w:w="100" w:type="dxa"/>
+            </w:tcMar>
+          </w:tcPr>
+          <w:p>
+            <w:pPr>
+              <w:jc w:val="center"/>
+            </w:pPr>
+            <w:r>
+              <w:rPr>
+                <w:rFonts w:ascii="宋体" w:hAnsi="宋体" w:eastAsia="宋体" w:cs="宋体"/>
+                <w:b/>
+                <w:bCs/>
+                <w:sz w:val="20"/>
+                <w:szCs w:val="20"/>
+              </w:rPr>
+              <w:t>完成度</w:t>
             </w:r>
           </w:p>
         </w:tc>
@@ -13879,57 +11804,62 @@
             <w:right w:w="10" w:type="dxa"/>
           </w:tblCellMar>
         </w:tblPrEx>
+        <w:trPr>
+          <w:gridAfter w:val="1"/>
+        </w:trPr>
         <w:tc>
           <w:tcPr>
             <w:tcW w:w="4000" w:type="dxa"/>
-            <w:tcBorders>
-              <w:top w:val="single" w:color="CCCCCC" w:sz="0" w:space="0"/>
-              <w:left w:val="single" w:color="CCCCCC" w:sz="0" w:space="0"/>
-              <w:bottom w:val="single" w:color="CCCCCC" w:sz="0" w:space="0"/>
-              <w:right w:val="single" w:color="CCCCCC" w:sz="0" w:space="0"/>
-            </w:tcBorders>
-            <w:tcMar>
-              <w:top w:w="60" w:type="dxa"/>
-              <w:left w:w="100" w:type="dxa"/>
-              <w:bottom w:w="60" w:type="dxa"/>
-              <w:right w:w="100" w:type="dxa"/>
-            </w:tcMar>
-          </w:tcPr>
-          <w:p>
-            <w:r>
-              <w:rPr>
-                <w:rFonts w:ascii="宋体" w:hAnsi="宋体" w:eastAsia="宋体" w:cs="宋体"/>
-                <w:sz w:val="20"/>
-                <w:szCs w:val="20"/>
-              </w:rPr>
-              <w:t>数据持久层 (dao)</w:t>
+            <w:gridSpan w:val="2"/>
+            <w:tcBorders>
+              <w:top w:val="single" w:color="CCCCCC" w:sz="0" w:space="0"/>
+              <w:left w:val="single" w:color="CCCCCC" w:sz="0" w:space="0"/>
+              <w:bottom w:val="single" w:color="CCCCCC" w:sz="0" w:space="0"/>
+              <w:right w:val="single" w:color="CCCCCC" w:sz="0" w:space="0"/>
+            </w:tcBorders>
+            <w:tcMar>
+              <w:top w:w="60" w:type="dxa"/>
+              <w:left w:w="100" w:type="dxa"/>
+              <w:bottom w:w="60" w:type="dxa"/>
+              <w:right w:w="100" w:type="dxa"/>
+            </w:tcMar>
+          </w:tcPr>
+          <w:p>
+            <w:r>
+              <w:rPr>
+                <w:rFonts w:ascii="宋体" w:hAnsi="宋体" w:eastAsia="宋体" w:cs="宋体"/>
+                <w:sz w:val="20"/>
+                <w:szCs w:val="20"/>
+              </w:rPr>
+              <w:t>核心引擎(core)</w:t>
             </w:r>
           </w:p>
         </w:tc>
         <w:tc>
           <w:tcPr>
             <w:tcW w:w="2500" w:type="dxa"/>
-            <w:tcBorders>
-              <w:top w:val="single" w:color="CCCCCC" w:sz="0" w:space="0"/>
-              <w:left w:val="single" w:color="CCCCCC" w:sz="0" w:space="0"/>
-              <w:bottom w:val="single" w:color="CCCCCC" w:sz="0" w:space="0"/>
-              <w:right w:val="single" w:color="CCCCCC" w:sz="0" w:space="0"/>
-            </w:tcBorders>
-            <w:tcMar>
-              <w:top w:w="60" w:type="dxa"/>
-              <w:left w:w="100" w:type="dxa"/>
-              <w:bottom w:w="60" w:type="dxa"/>
-              <w:right w:w="100" w:type="dxa"/>
-            </w:tcMar>
-          </w:tcPr>
-          <w:p>
-            <w:r>
-              <w:rPr>
-                <w:rFonts w:ascii="宋体" w:hAnsi="宋体" w:eastAsia="宋体" w:cs="宋体"/>
-                <w:sz w:val="20"/>
-                <w:szCs w:val="20"/>
-              </w:rPr>
-              <w:t>3,327</w:t>
+            <w:gridSpan w:val="2"/>
+            <w:tcBorders>
+              <w:top w:val="single" w:color="CCCCCC" w:sz="0" w:space="0"/>
+              <w:left w:val="single" w:color="CCCCCC" w:sz="0" w:space="0"/>
+              <w:bottom w:val="single" w:color="CCCCCC" w:sz="0" w:space="0"/>
+              <w:right w:val="single" w:color="CCCCCC" w:sz="0" w:space="0"/>
+            </w:tcBorders>
+            <w:tcMar>
+              <w:top w:w="60" w:type="dxa"/>
+              <w:left w:w="100" w:type="dxa"/>
+              <w:bottom w:w="60" w:type="dxa"/>
+              <w:right w:w="100" w:type="dxa"/>
+            </w:tcMar>
+          </w:tcPr>
+          <w:p>
+            <w:r>
+              <w:rPr>
+                <w:rFonts w:ascii="宋体" w:hAnsi="宋体" w:eastAsia="宋体" w:cs="宋体"/>
+                <w:sz w:val="20"/>
+                <w:szCs w:val="20"/>
+              </w:rPr>
+              <w:t>3,026</w:t>
             </w:r>
           </w:p>
         </w:tc>
@@ -13956,13 +11886,14 @@
                 <w:sz w:val="20"/>
                 <w:szCs w:val="20"/>
               </w:rPr>
-              <w:t>35+</w:t>
+              <w:t>55+</w:t>
             </w:r>
           </w:p>
         </w:tc>
         <w:tc>
           <w:tcPr>
             <w:tcW w:w="1906" w:type="dxa"/>
+            <w:gridSpan w:val="2"/>
             <w:tcBorders>
               <w:top w:val="single" w:color="CCCCCC" w:sz="0" w:space="0"/>
               <w:left w:val="single" w:color="CCCCCC" w:sz="0" w:space="0"/>
@@ -14005,57 +11936,62 @@
             <w:right w:w="10" w:type="dxa"/>
           </w:tblCellMar>
         </w:tblPrEx>
+        <w:trPr>
+          <w:gridAfter w:val="1"/>
+        </w:trPr>
         <w:tc>
           <w:tcPr>
             <w:tcW w:w="4000" w:type="dxa"/>
-            <w:tcBorders>
-              <w:top w:val="single" w:color="CCCCCC" w:sz="0" w:space="0"/>
-              <w:left w:val="single" w:color="CCCCCC" w:sz="0" w:space="0"/>
-              <w:bottom w:val="single" w:color="CCCCCC" w:sz="0" w:space="0"/>
-              <w:right w:val="single" w:color="CCCCCC" w:sz="0" w:space="0"/>
-            </w:tcBorders>
-            <w:tcMar>
-              <w:top w:w="60" w:type="dxa"/>
-              <w:left w:w="100" w:type="dxa"/>
-              <w:bottom w:w="60" w:type="dxa"/>
-              <w:right w:w="100" w:type="dxa"/>
-            </w:tcMar>
-          </w:tcPr>
-          <w:p>
-            <w:r>
-              <w:rPr>
-                <w:rFonts w:ascii="宋体" w:hAnsi="宋体" w:eastAsia="宋体" w:cs="宋体"/>
-                <w:sz w:val="20"/>
-                <w:szCs w:val="20"/>
-              </w:rPr>
-              <w:t>UI 可视化 (ui)</w:t>
+            <w:gridSpan w:val="2"/>
+            <w:tcBorders>
+              <w:top w:val="single" w:color="CCCCCC" w:sz="0" w:space="0"/>
+              <w:left w:val="single" w:color="CCCCCC" w:sz="0" w:space="0"/>
+              <w:bottom w:val="single" w:color="CCCCCC" w:sz="0" w:space="0"/>
+              <w:right w:val="single" w:color="CCCCCC" w:sz="0" w:space="0"/>
+            </w:tcBorders>
+            <w:tcMar>
+              <w:top w:w="60" w:type="dxa"/>
+              <w:left w:w="100" w:type="dxa"/>
+              <w:bottom w:w="60" w:type="dxa"/>
+              <w:right w:w="100" w:type="dxa"/>
+            </w:tcMar>
+          </w:tcPr>
+          <w:p>
+            <w:r>
+              <w:rPr>
+                <w:rFonts w:ascii="宋体" w:hAnsi="宋体" w:eastAsia="宋体" w:cs="宋体"/>
+                <w:sz w:val="20"/>
+                <w:szCs w:val="20"/>
+              </w:rPr>
+              <w:t>数据持久层(dao)</w:t>
             </w:r>
           </w:p>
         </w:tc>
         <w:tc>
           <w:tcPr>
             <w:tcW w:w="2500" w:type="dxa"/>
-            <w:tcBorders>
-              <w:top w:val="single" w:color="CCCCCC" w:sz="0" w:space="0"/>
-              <w:left w:val="single" w:color="CCCCCC" w:sz="0" w:space="0"/>
-              <w:bottom w:val="single" w:color="CCCCCC" w:sz="0" w:space="0"/>
-              <w:right w:val="single" w:color="CCCCCC" w:sz="0" w:space="0"/>
-            </w:tcBorders>
-            <w:tcMar>
-              <w:top w:w="60" w:type="dxa"/>
-              <w:left w:w="100" w:type="dxa"/>
-              <w:bottom w:w="60" w:type="dxa"/>
-              <w:right w:w="100" w:type="dxa"/>
-            </w:tcMar>
-          </w:tcPr>
-          <w:p>
-            <w:r>
-              <w:rPr>
-                <w:rFonts w:ascii="宋体" w:hAnsi="宋体" w:eastAsia="宋体" w:cs="宋体"/>
-                <w:sz w:val="20"/>
-                <w:szCs w:val="20"/>
-              </w:rPr>
-              <w:t>1,177</w:t>
+            <w:gridSpan w:val="2"/>
+            <w:tcBorders>
+              <w:top w:val="single" w:color="CCCCCC" w:sz="0" w:space="0"/>
+              <w:left w:val="single" w:color="CCCCCC" w:sz="0" w:space="0"/>
+              <w:bottom w:val="single" w:color="CCCCCC" w:sz="0" w:space="0"/>
+              <w:right w:val="single" w:color="CCCCCC" w:sz="0" w:space="0"/>
+            </w:tcBorders>
+            <w:tcMar>
+              <w:top w:w="60" w:type="dxa"/>
+              <w:left w:w="100" w:type="dxa"/>
+              <w:bottom w:w="60" w:type="dxa"/>
+              <w:right w:w="100" w:type="dxa"/>
+            </w:tcMar>
+          </w:tcPr>
+          <w:p>
+            <w:r>
+              <w:rPr>
+                <w:rFonts w:ascii="宋体" w:hAnsi="宋体" w:eastAsia="宋体" w:cs="宋体"/>
+                <w:sz w:val="20"/>
+                <w:szCs w:val="20"/>
+              </w:rPr>
+              <w:t>3,327</w:t>
             </w:r>
           </w:p>
         </w:tc>
@@ -14082,13 +12018,14 @@
                 <w:sz w:val="20"/>
                 <w:szCs w:val="20"/>
               </w:rPr>
-              <w:t>—</w:t>
+              <w:t>35+</w:t>
             </w:r>
           </w:p>
         </w:tc>
         <w:tc>
           <w:tcPr>
             <w:tcW w:w="1906" w:type="dxa"/>
+            <w:gridSpan w:val="2"/>
             <w:tcBorders>
               <w:top w:val="single" w:color="CCCCCC" w:sz="0" w:space="0"/>
               <w:left w:val="single" w:color="CCCCCC" w:sz="0" w:space="0"/>
@@ -14131,57 +12068,62 @@
             <w:right w:w="10" w:type="dxa"/>
           </w:tblCellMar>
         </w:tblPrEx>
+        <w:trPr>
+          <w:gridAfter w:val="1"/>
+        </w:trPr>
         <w:tc>
           <w:tcPr>
             <w:tcW w:w="4000" w:type="dxa"/>
-            <w:tcBorders>
-              <w:top w:val="single" w:color="CCCCCC" w:sz="0" w:space="0"/>
-              <w:left w:val="single" w:color="CCCCCC" w:sz="0" w:space="0"/>
-              <w:bottom w:val="single" w:color="CCCCCC" w:sz="0" w:space="0"/>
-              <w:right w:val="single" w:color="CCCCCC" w:sz="0" w:space="0"/>
-            </w:tcBorders>
-            <w:tcMar>
-              <w:top w:w="60" w:type="dxa"/>
-              <w:left w:w="100" w:type="dxa"/>
-              <w:bottom w:w="60" w:type="dxa"/>
-              <w:right w:w="100" w:type="dxa"/>
-            </w:tcMar>
-          </w:tcPr>
-          <w:p>
-            <w:r>
-              <w:rPr>
-                <w:rFonts w:ascii="宋体" w:hAnsi="宋体" w:eastAsia="宋体" w:cs="宋体"/>
-                <w:sz w:val="20"/>
-                <w:szCs w:val="20"/>
-              </w:rPr>
-              <w:t>工具服务层 (service/utils)</w:t>
+            <w:gridSpan w:val="2"/>
+            <w:tcBorders>
+              <w:top w:val="single" w:color="CCCCCC" w:sz="0" w:space="0"/>
+              <w:left w:val="single" w:color="CCCCCC" w:sz="0" w:space="0"/>
+              <w:bottom w:val="single" w:color="CCCCCC" w:sz="0" w:space="0"/>
+              <w:right w:val="single" w:color="CCCCCC" w:sz="0" w:space="0"/>
+            </w:tcBorders>
+            <w:tcMar>
+              <w:top w:w="60" w:type="dxa"/>
+              <w:left w:w="100" w:type="dxa"/>
+              <w:bottom w:w="60" w:type="dxa"/>
+              <w:right w:w="100" w:type="dxa"/>
+            </w:tcMar>
+          </w:tcPr>
+          <w:p>
+            <w:r>
+              <w:rPr>
+                <w:rFonts w:ascii="宋体" w:hAnsi="宋体" w:eastAsia="宋体" w:cs="宋体"/>
+                <w:sz w:val="20"/>
+                <w:szCs w:val="20"/>
+              </w:rPr>
+              <w:t>UI可视化(ui)</w:t>
             </w:r>
           </w:p>
         </w:tc>
         <w:tc>
           <w:tcPr>
             <w:tcW w:w="2500" w:type="dxa"/>
-            <w:tcBorders>
-              <w:top w:val="single" w:color="CCCCCC" w:sz="0" w:space="0"/>
-              <w:left w:val="single" w:color="CCCCCC" w:sz="0" w:space="0"/>
-              <w:bottom w:val="single" w:color="CCCCCC" w:sz="0" w:space="0"/>
-              <w:right w:val="single" w:color="CCCCCC" w:sz="0" w:space="0"/>
-            </w:tcBorders>
-            <w:tcMar>
-              <w:top w:w="60" w:type="dxa"/>
-              <w:left w:w="100" w:type="dxa"/>
-              <w:bottom w:w="60" w:type="dxa"/>
-              <w:right w:w="100" w:type="dxa"/>
-            </w:tcMar>
-          </w:tcPr>
-          <w:p>
-            <w:r>
-              <w:rPr>
-                <w:rFonts w:ascii="宋体" w:hAnsi="宋体" w:eastAsia="宋体" w:cs="宋体"/>
-                <w:sz w:val="20"/>
-                <w:szCs w:val="20"/>
-              </w:rPr>
-              <w:t>4,631</w:t>
+            <w:gridSpan w:val="2"/>
+            <w:tcBorders>
+              <w:top w:val="single" w:color="CCCCCC" w:sz="0" w:space="0"/>
+              <w:left w:val="single" w:color="CCCCCC" w:sz="0" w:space="0"/>
+              <w:bottom w:val="single" w:color="CCCCCC" w:sz="0" w:space="0"/>
+              <w:right w:val="single" w:color="CCCCCC" w:sz="0" w:space="0"/>
+            </w:tcBorders>
+            <w:tcMar>
+              <w:top w:w="60" w:type="dxa"/>
+              <w:left w:w="100" w:type="dxa"/>
+              <w:bottom w:w="60" w:type="dxa"/>
+              <w:right w:w="100" w:type="dxa"/>
+            </w:tcMar>
+          </w:tcPr>
+          <w:p>
+            <w:r>
+              <w:rPr>
+                <w:rFonts w:ascii="宋体" w:hAnsi="宋体" w:eastAsia="宋体" w:cs="宋体"/>
+                <w:sz w:val="20"/>
+                <w:szCs w:val="20"/>
+              </w:rPr>
+              <w:t>1,177</w:t>
             </w:r>
           </w:p>
         </w:tc>
@@ -14208,13 +12150,14 @@
                 <w:sz w:val="20"/>
                 <w:szCs w:val="20"/>
               </w:rPr>
-              <w:t>85+</w:t>
+              <w:t>—</w:t>
             </w:r>
           </w:p>
         </w:tc>
         <w:tc>
           <w:tcPr>
             <w:tcW w:w="1906" w:type="dxa"/>
+            <w:gridSpan w:val="2"/>
             <w:tcBorders>
               <w:top w:val="single" w:color="CCCCCC" w:sz="0" w:space="0"/>
               <w:left w:val="single" w:color="CCCCCC" w:sz="0" w:space="0"/>
@@ -14257,57 +12200,62 @@
             <w:right w:w="10" w:type="dxa"/>
           </w:tblCellMar>
         </w:tblPrEx>
+        <w:trPr>
+          <w:gridAfter w:val="1"/>
+        </w:trPr>
         <w:tc>
           <w:tcPr>
             <w:tcW w:w="4000" w:type="dxa"/>
-            <w:tcBorders>
-              <w:top w:val="single" w:color="CCCCCC" w:sz="0" w:space="0"/>
-              <w:left w:val="single" w:color="CCCCCC" w:sz="0" w:space="0"/>
-              <w:bottom w:val="single" w:color="CCCCCC" w:sz="0" w:space="0"/>
-              <w:right w:val="single" w:color="CCCCCC" w:sz="0" w:space="0"/>
-            </w:tcBorders>
-            <w:tcMar>
-              <w:top w:w="60" w:type="dxa"/>
-              <w:left w:w="100" w:type="dxa"/>
-              <w:bottom w:w="60" w:type="dxa"/>
-              <w:right w:w="100" w:type="dxa"/>
-            </w:tcMar>
-          </w:tcPr>
-          <w:p>
-            <w:r>
-              <w:rPr>
-                <w:rFonts w:ascii="宋体" w:hAnsi="宋体" w:eastAsia="宋体" w:cs="宋体"/>
-                <w:sz w:val="20"/>
-                <w:szCs w:val="20"/>
-              </w:rPr>
-              <w:t>质量测试 (test)</w:t>
+            <w:gridSpan w:val="2"/>
+            <w:tcBorders>
+              <w:top w:val="single" w:color="CCCCCC" w:sz="0" w:space="0"/>
+              <w:left w:val="single" w:color="CCCCCC" w:sz="0" w:space="0"/>
+              <w:bottom w:val="single" w:color="CCCCCC" w:sz="0" w:space="0"/>
+              <w:right w:val="single" w:color="CCCCCC" w:sz="0" w:space="0"/>
+            </w:tcBorders>
+            <w:tcMar>
+              <w:top w:w="60" w:type="dxa"/>
+              <w:left w:w="100" w:type="dxa"/>
+              <w:bottom w:w="60" w:type="dxa"/>
+              <w:right w:w="100" w:type="dxa"/>
+            </w:tcMar>
+          </w:tcPr>
+          <w:p>
+            <w:r>
+              <w:rPr>
+                <w:rFonts w:ascii="宋体" w:hAnsi="宋体" w:eastAsia="宋体" w:cs="宋体"/>
+                <w:sz w:val="20"/>
+                <w:szCs w:val="20"/>
+              </w:rPr>
+              <w:t>工具服务层(service/utils)</w:t>
             </w:r>
           </w:p>
         </w:tc>
         <w:tc>
           <w:tcPr>
             <w:tcW w:w="2500" w:type="dxa"/>
-            <w:tcBorders>
-              <w:top w:val="single" w:color="CCCCCC" w:sz="0" w:space="0"/>
-              <w:left w:val="single" w:color="CCCCCC" w:sz="0" w:space="0"/>
-              <w:bottom w:val="single" w:color="CCCCCC" w:sz="0" w:space="0"/>
-              <w:right w:val="single" w:color="CCCCCC" w:sz="0" w:space="0"/>
-            </w:tcBorders>
-            <w:tcMar>
-              <w:top w:w="60" w:type="dxa"/>
-              <w:left w:w="100" w:type="dxa"/>
-              <w:bottom w:w="60" w:type="dxa"/>
-              <w:right w:w="100" w:type="dxa"/>
-            </w:tcMar>
-          </w:tcPr>
-          <w:p>
-            <w:r>
-              <w:rPr>
-                <w:rFonts w:ascii="宋体" w:hAnsi="宋体" w:eastAsia="宋体" w:cs="宋体"/>
-                <w:sz w:val="20"/>
-                <w:szCs w:val="20"/>
-              </w:rPr>
-              <w:t>3,948</w:t>
+            <w:gridSpan w:val="2"/>
+            <w:tcBorders>
+              <w:top w:val="single" w:color="CCCCCC" w:sz="0" w:space="0"/>
+              <w:left w:val="single" w:color="CCCCCC" w:sz="0" w:space="0"/>
+              <w:bottom w:val="single" w:color="CCCCCC" w:sz="0" w:space="0"/>
+              <w:right w:val="single" w:color="CCCCCC" w:sz="0" w:space="0"/>
+            </w:tcBorders>
+            <w:tcMar>
+              <w:top w:w="60" w:type="dxa"/>
+              <w:left w:w="100" w:type="dxa"/>
+              <w:bottom w:w="60" w:type="dxa"/>
+              <w:right w:w="100" w:type="dxa"/>
+            </w:tcMar>
+          </w:tcPr>
+          <w:p>
+            <w:r>
+              <w:rPr>
+                <w:rFonts w:ascii="宋体" w:hAnsi="宋体" w:eastAsia="宋体" w:cs="宋体"/>
+                <w:sz w:val="20"/>
+                <w:szCs w:val="20"/>
+              </w:rPr>
+              <w:t>4,631</w:t>
             </w:r>
           </w:p>
         </w:tc>
@@ -14334,34 +12282,35 @@
                 <w:sz w:val="20"/>
                 <w:szCs w:val="20"/>
               </w:rPr>
-              <w:t>140+</w:t>
+              <w:t>85+</w:t>
             </w:r>
           </w:p>
         </w:tc>
         <w:tc>
           <w:tcPr>
             <w:tcW w:w="1906" w:type="dxa"/>
-            <w:tcBorders>
-              <w:top w:val="single" w:color="CCCCCC" w:sz="0" w:space="0"/>
-              <w:left w:val="single" w:color="CCCCCC" w:sz="0" w:space="0"/>
-              <w:bottom w:val="single" w:color="CCCCCC" w:sz="0" w:space="0"/>
-              <w:right w:val="single" w:color="CCCCCC" w:sz="0" w:space="0"/>
-            </w:tcBorders>
-            <w:tcMar>
-              <w:top w:w="60" w:type="dxa"/>
-              <w:left w:w="100" w:type="dxa"/>
-              <w:bottom w:w="60" w:type="dxa"/>
-              <w:right w:w="100" w:type="dxa"/>
-            </w:tcMar>
-          </w:tcPr>
-          <w:p>
-            <w:r>
-              <w:rPr>
-                <w:rFonts w:ascii="宋体" w:hAnsi="宋体" w:eastAsia="宋体" w:cs="宋体"/>
-                <w:sz w:val="20"/>
-                <w:szCs w:val="20"/>
-              </w:rPr>
-              <w:t>95%</w:t>
+            <w:gridSpan w:val="2"/>
+            <w:tcBorders>
+              <w:top w:val="single" w:color="CCCCCC" w:sz="0" w:space="0"/>
+              <w:left w:val="single" w:color="CCCCCC" w:sz="0" w:space="0"/>
+              <w:bottom w:val="single" w:color="CCCCCC" w:sz="0" w:space="0"/>
+              <w:right w:val="single" w:color="CCCCCC" w:sz="0" w:space="0"/>
+            </w:tcBorders>
+            <w:tcMar>
+              <w:top w:w="60" w:type="dxa"/>
+              <w:left w:w="100" w:type="dxa"/>
+              <w:bottom w:w="60" w:type="dxa"/>
+              <w:right w:w="100" w:type="dxa"/>
+            </w:tcMar>
+          </w:tcPr>
+          <w:p>
+            <w:r>
+              <w:rPr>
+                <w:rFonts w:ascii="宋体" w:hAnsi="宋体" w:eastAsia="宋体" w:cs="宋体"/>
+                <w:sz w:val="20"/>
+                <w:szCs w:val="20"/>
+              </w:rPr>
+              <w:t>100%</w:t>
             </w:r>
           </w:p>
         </w:tc>
@@ -14383,9 +12332,145 @@
             <w:right w:w="10" w:type="dxa"/>
           </w:tblCellMar>
         </w:tblPrEx>
+        <w:trPr>
+          <w:gridAfter w:val="1"/>
+        </w:trPr>
         <w:tc>
           <w:tcPr>
             <w:tcW w:w="4000" w:type="dxa"/>
+            <w:gridSpan w:val="2"/>
+            <w:tcBorders>
+              <w:top w:val="single" w:color="CCCCCC" w:sz="0" w:space="0"/>
+              <w:left w:val="single" w:color="CCCCCC" w:sz="0" w:space="0"/>
+              <w:bottom w:val="single" w:color="CCCCCC" w:sz="0" w:space="0"/>
+              <w:right w:val="single" w:color="CCCCCC" w:sz="0" w:space="0"/>
+            </w:tcBorders>
+            <w:tcMar>
+              <w:top w:w="60" w:type="dxa"/>
+              <w:left w:w="100" w:type="dxa"/>
+              <w:bottom w:w="60" w:type="dxa"/>
+              <w:right w:w="100" w:type="dxa"/>
+            </w:tcMar>
+          </w:tcPr>
+          <w:p>
+            <w:r>
+              <w:rPr>
+                <w:rFonts w:ascii="宋体" w:hAnsi="宋体" w:eastAsia="宋体" w:cs="宋体"/>
+                <w:sz w:val="20"/>
+                <w:szCs w:val="20"/>
+              </w:rPr>
+              <w:t>质量测试(test)</w:t>
+            </w:r>
+          </w:p>
+        </w:tc>
+        <w:tc>
+          <w:tcPr>
+            <w:tcW w:w="2500" w:type="dxa"/>
+            <w:gridSpan w:val="2"/>
+            <w:tcBorders>
+              <w:top w:val="single" w:color="CCCCCC" w:sz="0" w:space="0"/>
+              <w:left w:val="single" w:color="CCCCCC" w:sz="0" w:space="0"/>
+              <w:bottom w:val="single" w:color="CCCCCC" w:sz="0" w:space="0"/>
+              <w:right w:val="single" w:color="CCCCCC" w:sz="0" w:space="0"/>
+            </w:tcBorders>
+            <w:tcMar>
+              <w:top w:w="60" w:type="dxa"/>
+              <w:left w:w="100" w:type="dxa"/>
+              <w:bottom w:w="60" w:type="dxa"/>
+              <w:right w:w="100" w:type="dxa"/>
+            </w:tcMar>
+          </w:tcPr>
+          <w:p>
+            <w:r>
+              <w:rPr>
+                <w:rFonts w:ascii="宋体" w:hAnsi="宋体" w:eastAsia="宋体" w:cs="宋体"/>
+                <w:sz w:val="20"/>
+                <w:szCs w:val="20"/>
+              </w:rPr>
+              <w:t>3,948</w:t>
+            </w:r>
+          </w:p>
+        </w:tc>
+        <w:tc>
+          <w:tcPr>
+            <w:tcW w:w="2500" w:type="dxa"/>
+            <w:tcBorders>
+              <w:top w:val="single" w:color="CCCCCC" w:sz="0" w:space="0"/>
+              <w:left w:val="single" w:color="CCCCCC" w:sz="0" w:space="0"/>
+              <w:bottom w:val="single" w:color="CCCCCC" w:sz="0" w:space="0"/>
+              <w:right w:val="single" w:color="CCCCCC" w:sz="0" w:space="0"/>
+            </w:tcBorders>
+            <w:tcMar>
+              <w:top w:w="60" w:type="dxa"/>
+              <w:left w:w="100" w:type="dxa"/>
+              <w:bottom w:w="60" w:type="dxa"/>
+              <w:right w:w="100" w:type="dxa"/>
+            </w:tcMar>
+          </w:tcPr>
+          <w:p>
+            <w:r>
+              <w:rPr>
+                <w:rFonts w:ascii="宋体" w:hAnsi="宋体" w:eastAsia="宋体" w:cs="宋体"/>
+                <w:sz w:val="20"/>
+                <w:szCs w:val="20"/>
+              </w:rPr>
+              <w:t>140+</w:t>
+            </w:r>
+          </w:p>
+        </w:tc>
+        <w:tc>
+          <w:tcPr>
+            <w:tcW w:w="1906" w:type="dxa"/>
+            <w:gridSpan w:val="2"/>
+            <w:tcBorders>
+              <w:top w:val="single" w:color="CCCCCC" w:sz="0" w:space="0"/>
+              <w:left w:val="single" w:color="CCCCCC" w:sz="0" w:space="0"/>
+              <w:bottom w:val="single" w:color="CCCCCC" w:sz="0" w:space="0"/>
+              <w:right w:val="single" w:color="CCCCCC" w:sz="0" w:space="0"/>
+            </w:tcBorders>
+            <w:tcMar>
+              <w:top w:w="60" w:type="dxa"/>
+              <w:left w:w="100" w:type="dxa"/>
+              <w:bottom w:w="60" w:type="dxa"/>
+              <w:right w:w="100" w:type="dxa"/>
+            </w:tcMar>
+          </w:tcPr>
+          <w:p>
+            <w:r>
+              <w:rPr>
+                <w:rFonts w:ascii="宋体" w:hAnsi="宋体" w:eastAsia="宋体" w:cs="宋体"/>
+                <w:sz w:val="20"/>
+                <w:szCs w:val="20"/>
+              </w:rPr>
+              <w:t>95%</w:t>
+            </w:r>
+          </w:p>
+        </w:tc>
+      </w:tr>
+      <w:tr>
+        <w:tblPrEx>
+          <w:tblBorders>
+            <w:top w:val="single" w:color="auto" w:sz="4" w:space="0"/>
+            <w:left w:val="single" w:color="auto" w:sz="4" w:space="0"/>
+            <w:bottom w:val="single" w:color="auto" w:sz="4" w:space="0"/>
+            <w:right w:val="single" w:color="auto" w:sz="4" w:space="0"/>
+            <w:insideH w:val="single" w:color="auto" w:sz="4" w:space="0"/>
+            <w:insideV w:val="single" w:color="auto" w:sz="4" w:space="0"/>
+          </w:tblBorders>
+          <w:tblCellMar>
+            <w:top w:w="0" w:type="dxa"/>
+            <w:left w:w="10" w:type="dxa"/>
+            <w:bottom w:w="0" w:type="dxa"/>
+            <w:right w:w="10" w:type="dxa"/>
+          </w:tblCellMar>
+        </w:tblPrEx>
+        <w:trPr>
+          <w:gridAfter w:val="1"/>
+        </w:trPr>
+        <w:tc>
+          <w:tcPr>
+            <w:tcW w:w="4000" w:type="dxa"/>
+            <w:gridSpan w:val="2"/>
             <w:tcBorders>
               <w:top w:val="single" w:color="CCCCCC" w:sz="0" w:space="0"/>
               <w:left w:val="single" w:color="CCCCCC" w:sz="0" w:space="0"/>
@@ -14413,6 +12498,7 @@
         <w:tc>
           <w:tcPr>
             <w:tcW w:w="2500" w:type="dxa"/>
+            <w:gridSpan w:val="2"/>
             <w:tcBorders>
               <w:top w:val="single" w:color="CCCCCC" w:sz="0" w:space="0"/>
               <w:left w:val="single" w:color="CCCCCC" w:sz="0" w:space="0"/>
@@ -14467,6 +12553,7 @@
         <w:tc>
           <w:tcPr>
             <w:tcW w:w="1906" w:type="dxa"/>
+            <w:gridSpan w:val="2"/>
             <w:tcBorders>
               <w:top w:val="single" w:color="CCCCCC" w:sz="0" w:space="0"/>
               <w:left w:val="single" w:color="CCCCCC" w:sz="0" w:space="0"/>
@@ -14503,7 +12590,7 @@
         <w:pStyle w:val="2"/>
         <w:spacing w:before="360" w:after="240"/>
       </w:pPr>
-      <w:bookmarkStart w:id="24" w:name="_Toc14797"/>
+      <w:bookmarkStart w:id="24" w:name="_Toc10995"/>
       <w:r>
         <w:rPr>
           <w:rFonts w:ascii="黑体" w:hAnsi="黑体" w:eastAsia="黑体" w:cs="黑体"/>
@@ -14521,7 +12608,7 @@
         <w:pStyle w:val="3"/>
         <w:spacing w:before="240" w:after="180"/>
       </w:pPr>
-      <w:bookmarkStart w:id="25" w:name="_Toc26645"/>
+      <w:bookmarkStart w:id="25" w:name="_Toc13695"/>
       <w:r>
         <w:rPr>
           <w:rFonts w:ascii="黑体" w:hAnsi="黑体" w:eastAsia="黑体" w:cs="黑体"/>
@@ -14544,33 +12631,7 @@
           <w:sz w:val="24"/>
           <w:szCs w:val="24"/>
         </w:rPr>
-        <w:t>1. 技术可行：全部技术选型为业界成熟方案，核心技术难点均已完成代码实现并通过单元测试验证</w:t>
-      </w:r>
-    </w:p>
-    <w:p>
-      <w:pPr>
-        <w:spacing w:after="120" w:line="360" w:lineRule="auto"/>
-      </w:pPr>
-      <w:r>
-        <w:rPr>
-          <w:rFonts w:ascii="宋体" w:hAnsi="宋体" w:eastAsia="宋体" w:cs="宋体"/>
-          <w:sz w:val="24"/>
-          <w:szCs w:val="24"/>
-        </w:rPr>
-        <w:t>2. 资源可行：5 人模块化分工模式运转良好，代码已交付 16,000+ 行，测试覆盖 140+ 用例</w:t>
-      </w:r>
-    </w:p>
-    <w:p>
-      <w:pPr>
-        <w:spacing w:after="120" w:line="360" w:lineRule="auto"/>
-      </w:pPr>
-      <w:r>
-        <w:rPr>
-          <w:rFonts w:ascii="宋体" w:hAnsi="宋体" w:eastAsia="宋体" w:cs="宋体"/>
-          <w:sz w:val="24"/>
-          <w:szCs w:val="24"/>
-        </w:rPr>
-        <w:t>3. 市场可行：面向高校实验教学场景，填补了开源 ISO 11820 仿真软件的空白</w:t>
+        <w:t>技术可行：全部选型业界成熟，核心难点已突破。资源可行：5人模块化分工运转良好，16,000+行代码，140+用例。市场可行：填补开源ISO 11820仿真软件空白。</w:t>
       </w:r>
     </w:p>
     <w:p>
@@ -14578,7 +12639,7 @@
         <w:pStyle w:val="3"/>
         <w:spacing w:before="240" w:after="180"/>
       </w:pPr>
-      <w:bookmarkStart w:id="26" w:name="_Toc4963"/>
+      <w:bookmarkStart w:id="26" w:name="_Toc432"/>
       <w:r>
         <w:rPr>
           <w:rFonts w:ascii="黑体" w:hAnsi="黑体" w:eastAsia="黑体" w:cs="黑体"/>
@@ -14601,46 +12662,7 @@
           <w:sz w:val="24"/>
           <w:szCs w:val="24"/>
         </w:rPr>
-        <w:t>1. 硬件模式对接：当前架构已预留 EnableSimulation 开关，可通过实现 Modbus 采集接口对接真实试验炉</w:t>
-      </w:r>
-    </w:p>
-    <w:p>
-      <w:pPr>
-        <w:spacing w:after="120" w:line="360" w:lineRule="auto"/>
-      </w:pPr>
-      <w:r>
-        <w:rPr>
-          <w:rFonts w:ascii="宋体" w:hAnsi="宋体" w:eastAsia="宋体" w:cs="宋体"/>
-          <w:sz w:val="24"/>
-          <w:szCs w:val="24"/>
-        </w:rPr>
-        <w:t>2. 多炉同时控制：通过状态机实例化扩展可支持多炉并行试验</w:t>
-      </w:r>
-    </w:p>
-    <w:p>
-      <w:pPr>
-        <w:spacing w:after="120" w:line="360" w:lineRule="auto"/>
-      </w:pPr>
-      <w:r>
-        <w:rPr>
-          <w:rFonts w:ascii="宋体" w:hAnsi="宋体" w:eastAsia="宋体" w:cs="宋体"/>
-          <w:sz w:val="24"/>
-          <w:szCs w:val="24"/>
-        </w:rPr>
-        <w:t>3. 云端数据管理：可扩展后端服务，将试验数据同步至云端</w:t>
-      </w:r>
-    </w:p>
-    <w:p>
-      <w:pPr>
-        <w:spacing w:after="120" w:line="360" w:lineRule="auto"/>
-      </w:pPr>
-      <w:r>
-        <w:rPr>
-          <w:rFonts w:ascii="宋体" w:hAnsi="宋体" w:eastAsia="宋体" w:cs="宋体"/>
-          <w:sz w:val="24"/>
-          <w:szCs w:val="24"/>
-        </w:rPr>
-        <w:t>4. 开源社区建设：计划将项目开源，吸引建材检测领域开发者贡献代码</w:t>
+        <w:t>1.硬件模式对接(预留EnableSimulation开关) 2.多炉同时控制(状态机实例化扩展) 3.云端数据管理 4.开源社区建设</w:t>
       </w:r>
     </w:p>
     <w:p>
@@ -14648,7 +12670,7 @@
         <w:pStyle w:val="2"/>
         <w:spacing w:before="360" w:after="240"/>
       </w:pPr>
-      <w:bookmarkStart w:id="27" w:name="_Toc25850"/>
+      <w:bookmarkStart w:id="27" w:name="_Toc27406"/>
       <w:r>
         <w:rPr>
           <w:rFonts w:ascii="黑体" w:hAnsi="黑体" w:eastAsia="黑体" w:cs="黑体"/>
@@ -14671,98 +12693,7 @@
           <w:sz w:val="24"/>
           <w:szCs w:val="24"/>
         </w:rPr>
-        <w:t>1. ISO 11820:2022 — Reaction to fire tests for building products — Non-combustibility test</w:t>
-      </w:r>
-    </w:p>
-    <w:p>
-      <w:pPr>
-        <w:spacing w:after="120" w:line="360" w:lineRule="auto"/>
-      </w:pPr>
-      <w:r>
-        <w:rPr>
-          <w:rFonts w:ascii="宋体" w:hAnsi="宋体" w:eastAsia="宋体" w:cs="宋体"/>
-          <w:sz w:val="24"/>
-          <w:szCs w:val="24"/>
-        </w:rPr>
-        <w:t>2. JavaFX 21 官方文档 — https://openjfx.io/</w:t>
-      </w:r>
-    </w:p>
-    <w:p>
-      <w:pPr>
-        <w:spacing w:after="120" w:line="360" w:lineRule="auto"/>
-      </w:pPr>
-      <w:r>
-        <w:rPr>
-          <w:rFonts w:ascii="宋体" w:hAnsi="宋体" w:eastAsia="宋体" w:cs="宋体"/>
-          <w:sz w:val="24"/>
-          <w:szCs w:val="24"/>
-        </w:rPr>
-        <w:t>3. XChart 用户指南 — https://knowm.org/open-source/xchart/</w:t>
-      </w:r>
-    </w:p>
-    <w:p>
-      <w:pPr>
-        <w:spacing w:after="120" w:line="360" w:lineRule="auto"/>
-      </w:pPr>
-      <w:r>
-        <w:rPr>
-          <w:rFonts w:ascii="宋体" w:hAnsi="宋体" w:eastAsia="宋体" w:cs="宋体"/>
-          <w:sz w:val="24"/>
-          <w:szCs w:val="24"/>
-        </w:rPr>
-        <w:t>4. SQLite 官方文档 — https://www.sqlite.org/docs.html</w:t>
-      </w:r>
-    </w:p>
-    <w:p>
-      <w:pPr>
-        <w:spacing w:after="120" w:line="360" w:lineRule="auto"/>
-      </w:pPr>
-      <w:r>
-        <w:rPr>
-          <w:rFonts w:ascii="宋体" w:hAnsi="宋体" w:eastAsia="宋体" w:cs="宋体"/>
-          <w:sz w:val="24"/>
-          <w:szCs w:val="24"/>
-        </w:rPr>
-        <w:t>5. JUnit 5 用户指南 — https://junit.org/junit5/docs/current/user-guide/</w:t>
-      </w:r>
-    </w:p>
-    <w:p>
-      <w:pPr>
-        <w:spacing w:after="120" w:line="360" w:lineRule="auto"/>
-      </w:pPr>
-      <w:r>
-        <w:rPr>
-          <w:rFonts w:ascii="宋体" w:hAnsi="宋体" w:eastAsia="宋体" w:cs="宋体"/>
-          <w:sz w:val="24"/>
-          <w:szCs w:val="24"/>
-        </w:rPr>
-        <w:t>6. JaCoCo 官方文档 — https://www.jacoco.org/jacoco/trunk/doc/</w:t>
-      </w:r>
-    </w:p>
-    <w:p>
-      <w:pPr>
-        <w:spacing w:after="120" w:line="360" w:lineRule="auto"/>
-      </w:pPr>
-      <w:r>
-        <w:rPr>
-          <w:rFonts w:ascii="宋体" w:hAnsi="宋体" w:eastAsia="宋体" w:cs="宋体"/>
-          <w:sz w:val="24"/>
-          <w:szCs w:val="24"/>
-        </w:rPr>
-        <w:t>7. Apache POI 文档 — https://poi.apache.org/</w:t>
-      </w:r>
-    </w:p>
-    <w:p>
-      <w:pPr>
-        <w:spacing w:after="120" w:line="360" w:lineRule="auto"/>
-      </w:pPr>
-      <w:r>
-        <w:rPr>
-          <w:rFonts w:ascii="宋体" w:hAnsi="宋体" w:eastAsia="宋体" w:cs="宋体"/>
-          <w:sz w:val="24"/>
-          <w:szCs w:val="24"/>
-        </w:rPr>
-        <w:t>8. iText 7 文档 — https://itextpdf.com/</w:t>
+        <w:t>ISO 11820:2022 | JavaFX 21 | XChart | SQLite | JUnit 5 | JaCoCo | Apache POI | iText 7</w:t>
       </w:r>
     </w:p>
     <w:p>
@@ -14775,7 +12706,7 @@
         <w:pStyle w:val="2"/>
         <w:spacing w:before="360" w:after="240"/>
       </w:pPr>
-      <w:bookmarkStart w:id="28" w:name="_Toc21473"/>
+      <w:bookmarkStart w:id="28" w:name="_Toc20695"/>
       <w:r>
         <w:rPr>
           <w:rFonts w:ascii="黑体" w:hAnsi="黑体" w:eastAsia="黑体" w:cs="黑体"/>
@@ -14793,7 +12724,7 @@
         <w:pStyle w:val="3"/>
         <w:spacing w:before="240" w:after="180"/>
       </w:pPr>
-      <w:bookmarkStart w:id="29" w:name="_Toc410"/>
+      <w:bookmarkStart w:id="29" w:name="_Toc22212"/>
       <w:r>
         <w:rPr>
           <w:rFonts w:ascii="黑体" w:hAnsi="黑体" w:eastAsia="黑体" w:cs="黑体"/>
@@ -15057,7 +12988,7 @@
                 <w:sz w:val="20"/>
                 <w:szCs w:val="20"/>
               </w:rPr>
-              <w:t>组员1</w:t>
+              <w:t>组员1（颜瑞）</w:t>
             </w:r>
           </w:p>
         </w:tc>
@@ -15111,7 +13042,7 @@
                 <w:sz w:val="20"/>
                 <w:szCs w:val="20"/>
               </w:rPr>
-              <w:t>试验状态机(5状态)、多阶段温度仿真算法(四阶段)、试验主调度控制器(800ms迭代)</w:t>
+              <w:t>状态机(5状态)、多阶段温度仿真算法(四阶段)、主调度控制器(800ms)</w:t>
             </w:r>
           </w:p>
         </w:tc>
@@ -15165,7 +13096,7 @@
                 <w:sz w:val="20"/>
                 <w:szCs w:val="20"/>
               </w:rPr>
-              <w:t>55+ 用例</w:t>
+              <w:t>55+用例</w:t>
             </w:r>
           </w:p>
         </w:tc>
@@ -15210,7 +13141,7 @@
                 <w:sz w:val="20"/>
                 <w:szCs w:val="20"/>
               </w:rPr>
-              <w:t>组员2</w:t>
+              <w:t>组员2（陈培钦）</w:t>
             </w:r>
           </w:p>
         </w:tc>
@@ -15264,7 +13195,7 @@
                 <w:sz w:val="20"/>
                 <w:szCs w:val="20"/>
               </w:rPr>
-              <w:t>SQLite 6表建表与初始化数据、泛型 BaseDao&lt;T&gt; CRUD 封装、6个DAO接口+实现</w:t>
+              <w:t>SQLite 6表建表、泛型BaseDao&lt;T&gt; CRUD、6个DAO+实现</w:t>
             </w:r>
           </w:p>
         </w:tc>
@@ -15318,7 +13249,7 @@
                 <w:sz w:val="20"/>
                 <w:szCs w:val="20"/>
               </w:rPr>
-              <w:t>35+ 用例</w:t>
+              <w:t>35+用例</w:t>
             </w:r>
           </w:p>
         </w:tc>
@@ -15363,7 +13294,7 @@
                 <w:sz w:val="20"/>
                 <w:szCs w:val="20"/>
               </w:rPr>
-              <w:t>组员3</w:t>
+              <w:t>组员3（杨晋宇）</w:t>
             </w:r>
           </w:p>
         </w:tc>
@@ -15417,7 +13348,7 @@
                 <w:sz w:val="20"/>
                 <w:szCs w:val="20"/>
               </w:rPr>
-              <w:t>JavaFX 登录窗口(FXML)、主控制面板、XChart 实时温度曲线(4条折线)、业务弹窗</w:t>
+              <w:t>JavaFX登录窗口(FXML)、主控制面板、XChart实时曲线(4条折线)</w:t>
             </w:r>
           </w:p>
         </w:tc>
@@ -15516,7 +13447,7 @@
                 <w:sz w:val="20"/>
                 <w:szCs w:val="20"/>
               </w:rPr>
-              <w:t>组员4</w:t>
+              <w:t>组员4（王润廷）</w:t>
             </w:r>
           </w:p>
         </w:tc>
@@ -15570,7 +13501,7 @@
                 <w:sz w:val="20"/>
                 <w:szCs w:val="20"/>
               </w:rPr>
-              <w:t>AppConfig 配置读取、CSV/Excel/PDF 报告导出、数值/日期/JSON 工具类</w:t>
+              <w:t>AppConfig配置、CSV/Excel/PDF报告导出、数值/日期/JSON工具类</w:t>
             </w:r>
           </w:p>
         </w:tc>
@@ -15624,7 +13555,7 @@
                 <w:sz w:val="20"/>
                 <w:szCs w:val="20"/>
               </w:rPr>
-              <w:t>85+ 用例</w:t>
+              <w:t>85+用例</w:t>
             </w:r>
           </w:p>
         </w:tc>
@@ -15669,7 +13600,7 @@
                 <w:sz w:val="20"/>
                 <w:szCs w:val="20"/>
               </w:rPr>
-              <w:t>组员5</w:t>
+              <w:t>组员5（柯康锐）</w:t>
             </w:r>
           </w:p>
         </w:tc>
@@ -15723,7 +13654,7 @@
                 <w:sz w:val="20"/>
                 <w:szCs w:val="20"/>
               </w:rPr>
-              <w:t>全套单元测试(14个测试类)、JaCoCo 覆盖率门禁(80%)、5份大赛文档</w:t>
+              <w:t>14个测试类、JaCoCo覆盖率门禁(80%)、5份大赛文档</w:t>
             </w:r>
           </w:p>
         </w:tc>
@@ -15788,7 +13719,7 @@
         <w:pStyle w:val="3"/>
         <w:spacing w:before="240" w:after="180"/>
       </w:pPr>
-      <w:bookmarkStart w:id="30" w:name="_Toc22734"/>
+      <w:bookmarkStart w:id="30" w:name="_Toc2132"/>
       <w:r>
         <w:rPr>
           <w:rFonts w:ascii="黑体" w:hAnsi="黑体" w:eastAsia="黑体" w:cs="黑体"/>
@@ -16147,7 +14078,7 @@
                 <w:sz w:val="20"/>
                 <w:szCs w:val="20"/>
               </w:rPr>
-              <w:t>≥ 85%</w:t>
+              <w:t>≥85%</w:t>
             </w:r>
           </w:p>
         </w:tc>
@@ -16174,7 +14105,7 @@
                 <w:sz w:val="20"/>
                 <w:szCs w:val="20"/>
               </w:rPr>
-              <w:t>≥ 80%</w:t>
+              <w:t>≥80%</w:t>
             </w:r>
           </w:p>
         </w:tc>
@@ -16201,7 +14132,7 @@
                 <w:sz w:val="20"/>
                 <w:szCs w:val="20"/>
               </w:rPr>
-              <w:t>≥ 85%</w:t>
+              <w:t>≥85%</w:t>
             </w:r>
           </w:p>
         </w:tc>
@@ -16228,7 +14159,7 @@
                 <w:sz w:val="20"/>
                 <w:szCs w:val="20"/>
               </w:rPr>
-              <w:t>≥ 90%</w:t>
+              <w:t>≥90%</w:t>
             </w:r>
           </w:p>
         </w:tc>
@@ -16354,7 +14285,7 @@
                 <w:sz w:val="20"/>
                 <w:szCs w:val="20"/>
               </w:rPr>
-              <w:t>≥ 90%</w:t>
+              <w:t>≥90%</w:t>
             </w:r>
           </w:p>
         </w:tc>
@@ -16381,7 +14312,7 @@
                 <w:sz w:val="20"/>
                 <w:szCs w:val="20"/>
               </w:rPr>
-              <w:t>≥ 85%</w:t>
+              <w:t>≥85%</w:t>
             </w:r>
           </w:p>
         </w:tc>
@@ -16408,7 +14339,7 @@
                 <w:sz w:val="20"/>
                 <w:szCs w:val="20"/>
               </w:rPr>
-              <w:t>≥ 90%</w:t>
+              <w:t>≥90%</w:t>
             </w:r>
           </w:p>
         </w:tc>
@@ -16435,7 +14366,7 @@
                 <w:sz w:val="20"/>
                 <w:szCs w:val="20"/>
               </w:rPr>
-              <w:t>≥ 95%</w:t>
+              <w:t>≥95%</w:t>
             </w:r>
           </w:p>
         </w:tc>
@@ -16534,7 +14465,7 @@
                 <w:sz w:val="20"/>
                 <w:szCs w:val="20"/>
               </w:rPr>
-              <w:t>DAO 层</w:t>
+              <w:t>DAO层</w:t>
             </w:r>
           </w:p>
         </w:tc>
@@ -16561,7 +14492,7 @@
                 <w:sz w:val="20"/>
                 <w:szCs w:val="20"/>
               </w:rPr>
-              <w:t>≥ 85%</w:t>
+              <w:t>≥85%</w:t>
             </w:r>
           </w:p>
         </w:tc>
@@ -16588,7 +14519,7 @@
                 <w:sz w:val="20"/>
                 <w:szCs w:val="20"/>
               </w:rPr>
-              <w:t>≥ 75%</w:t>
+              <w:t>≥75%</w:t>
             </w:r>
           </w:p>
         </w:tc>
@@ -16615,7 +14546,7 @@
                 <w:sz w:val="20"/>
                 <w:szCs w:val="20"/>
               </w:rPr>
-              <w:t>≥ 85%</w:t>
+              <w:t>≥85%</w:t>
             </w:r>
           </w:p>
         </w:tc>
@@ -16642,7 +14573,7 @@
                 <w:sz w:val="20"/>
                 <w:szCs w:val="20"/>
               </w:rPr>
-              <w:t>≥ 85%</w:t>
+              <w:t>≥85%</w:t>
             </w:r>
           </w:p>
         </w:tc>
@@ -16768,7 +14699,7 @@
                 <w:sz w:val="20"/>
                 <w:szCs w:val="20"/>
               </w:rPr>
-              <w:t>≥ 90%</w:t>
+              <w:t>≥90%</w:t>
             </w:r>
           </w:p>
         </w:tc>
@@ -16795,7 +14726,7 @@
                 <w:sz w:val="20"/>
                 <w:szCs w:val="20"/>
               </w:rPr>
-              <w:t>≥ 85%</w:t>
+              <w:t>≥85%</w:t>
             </w:r>
           </w:p>
         </w:tc>
@@ -16822,7 +14753,7 @@
                 <w:sz w:val="20"/>
                 <w:szCs w:val="20"/>
               </w:rPr>
-              <w:t>≥ 90%</w:t>
+              <w:t>≥90%</w:t>
             </w:r>
           </w:p>
         </w:tc>
@@ -16849,7 +14780,7 @@
                 <w:sz w:val="20"/>
                 <w:szCs w:val="20"/>
               </w:rPr>
-              <w:t>≥ 95%</w:t>
+              <w:t>≥95%</w:t>
             </w:r>
           </w:p>
         </w:tc>
@@ -16975,7 +14906,7 @@
                 <w:sz w:val="20"/>
                 <w:szCs w:val="20"/>
               </w:rPr>
-              <w:t>≥ 80%</w:t>
+              <w:t>≥80%</w:t>
             </w:r>
           </w:p>
         </w:tc>
@@ -17002,7 +14933,7 @@
                 <w:sz w:val="20"/>
                 <w:szCs w:val="20"/>
               </w:rPr>
-              <w:t>≥ 75%</w:t>
+              <w:t>≥75%</w:t>
             </w:r>
           </w:p>
         </w:tc>
@@ -17029,7 +14960,7 @@
                 <w:sz w:val="20"/>
                 <w:szCs w:val="20"/>
               </w:rPr>
-              <w:t>≥ 80%</w:t>
+              <w:t>≥80%</w:t>
             </w:r>
           </w:p>
         </w:tc>
@@ -17056,7 +14987,7 @@
                 <w:sz w:val="20"/>
                 <w:szCs w:val="20"/>
               </w:rPr>
-              <w:t>≥ 85%</w:t>
+              <w:t>≥85%</w:t>
             </w:r>
           </w:p>
         </w:tc>
@@ -17288,7 +15219,7 @@
     <w:lsdException w:qFormat="1" w:unhideWhenUsed="0" w:uiPriority="0" w:semiHidden="0" w:name="Title"/>
     <w:lsdException w:unhideWhenUsed="0" w:uiPriority="0" w:semiHidden="0" w:name="Closing"/>
     <w:lsdException w:unhideWhenUsed="0" w:uiPriority="0" w:semiHidden="0" w:name="Signature"/>
-    <w:lsdException w:unhideWhenUsed="0" w:uiPriority="0" w:name="Default Paragraph Font"/>
+    <w:lsdException w:qFormat="1" w:unhideWhenUsed="0" w:uiPriority="0" w:name="Default Paragraph Font"/>
     <w:lsdException w:unhideWhenUsed="0" w:uiPriority="0" w:semiHidden="0" w:name="Body Text"/>
     <w:lsdException w:unhideWhenUsed="0" w:uiPriority="0" w:semiHidden="0" w:name="Body Text Indent"/>
     <w:lsdException w:unhideWhenUsed="0" w:uiPriority="0" w:semiHidden="0" w:name="List Continue"/>
@@ -17308,7 +15239,7 @@
     <w:lsdException w:unhideWhenUsed="0" w:uiPriority="0" w:semiHidden="0" w:name="Body Text Indent 2"/>
     <w:lsdException w:unhideWhenUsed="0" w:uiPriority="0" w:semiHidden="0" w:name="Body Text Indent 3"/>
     <w:lsdException w:unhideWhenUsed="0" w:uiPriority="0" w:semiHidden="0" w:name="Block Text"/>
-    <w:lsdException w:uiPriority="99" w:semiHidden="0" w:name="Hyperlink"/>
+    <w:lsdException w:qFormat="1" w:uiPriority="99" w:semiHidden="0" w:name="Hyperlink"/>
     <w:lsdException w:unhideWhenUsed="0" w:uiPriority="0" w:semiHidden="0" w:name="FollowedHyperlink"/>
     <w:lsdException w:qFormat="1" w:unhideWhenUsed="0" w:uiPriority="0" w:semiHidden="0" w:name="Strong"/>
     <w:lsdException w:qFormat="1" w:unhideWhenUsed="0" w:uiPriority="0" w:semiHidden="0" w:name="Emphasis"/>
@@ -17326,7 +15257,7 @@
     <w:lsdException w:unhideWhenUsed="0" w:uiPriority="0" w:semiHidden="0" w:name="HTML Sample"/>
     <w:lsdException w:unhideWhenUsed="0" w:uiPriority="0" w:semiHidden="0" w:name="HTML Typewriter"/>
     <w:lsdException w:unhideWhenUsed="0" w:uiPriority="0" w:semiHidden="0" w:name="HTML Variable"/>
-    <w:lsdException w:qFormat="1" w:unhideWhenUsed="0" w:uiPriority="0" w:name="Normal Table"/>
+    <w:lsdException w:unhideWhenUsed="0" w:uiPriority="0" w:name="Normal Table"/>
     <w:lsdException w:unhideWhenUsed="0" w:uiPriority="0" w:semiHidden="0" w:name="annotation subject"/>
     <w:lsdException w:unhideWhenUsed="0" w:uiPriority="0" w:semiHidden="0" w:name="Table Simple 1"/>
     <w:lsdException w:unhideWhenUsed="0" w:uiPriority="0" w:semiHidden="0" w:name="Table Simple 2"/>
@@ -17579,12 +15510,12 @@
   <w:style w:type="character" w:default="1" w:styleId="15">
     <w:name w:val="Default Paragraph Font"/>
     <w:semiHidden/>
+    <w:qFormat/>
     <w:uiPriority w:val="0"/>
   </w:style>
   <w:style w:type="table" w:default="1" w:styleId="14">
     <w:name w:val="Normal Table"/>
     <w:semiHidden/>
-    <w:qFormat/>
     <w:uiPriority w:val="0"/>
     <w:tblPr>
       <w:tblCellMar>
@@ -17672,6 +15603,7 @@
   <w:style w:type="character" w:styleId="17">
     <w:name w:val="Hyperlink"/>
     <w:unhideWhenUsed/>
+    <w:qFormat/>
     <w:uiPriority w:val="99"/>
     <w:rPr>
       <w:color w:val="0563C1"/>
@@ -17702,7 +15634,6 @@
     <w:link w:val="11"/>
     <w:semiHidden/>
     <w:unhideWhenUsed/>
-    <w:qFormat/>
     <w:uiPriority w:val="99"/>
     <w:rPr>
       <w:sz w:val="20"/>
